--- a/Cnnn-Wri/C109-Dan.docx
+++ b/Cnnn-Wri/C109-Dan.docx
@@ -501,7 +501,32 @@
           <w:shd w:val="clear" w:color="auto" w:fill="FFFFFF"/>
           <w:rtl/>
         </w:rPr>
-        <w:t xml:space="preserve">וַיְדַבֵּ֣ר אִתָּם֮ הַמֶּ֒לֶךְ֒ וְלֹ֤א נִמְצָא֙ מִכֻּלָּ֔ם כְּדָנִיֵּ֣אל חֲנַנְיָ֔ה מִֽישָׁאֵ֖ל וַעֲזַרְיָ֑ה </w:t>
+        <w:t xml:space="preserve">וַיְדַבֵּ֣ר אִתָּם֮ הַמֶּ֒לֶךְ֒ וְלֹ֤א נִמְצָא֙ מִכֻּלָּ֔ם כְּדָנִיֵּ֣אל חֲנַנְיָ֔ה מִֽישָׁאֵ֖ל וַעֲזַרְיָ֑ה וַיַּֽעַמְד֖וּ לִפְנֵ֥י הַמֶּֽלֶךְ׃ </w:t>
+      </w:r>
+      <w:r>
+        <w:rPr>
+          <w:rFonts w:ascii="SBL Hebrew" w:hAnsi="SBL Hebrew" w:cs="SBL Hebrew"/>
+          <w:b/>
+          <w:bCs/>
+          <w:color w:val="003300"/>
+          <w:sz w:val="32"/>
+          <w:szCs w:val="32"/>
+          <w:shd w:val="clear" w:color="auto" w:fill="FFFFFF"/>
+          <w:vertAlign w:val="superscript"/>
+          <w:rtl/>
+        </w:rPr>
+        <w:t>כ </w:t>
+      </w:r>
+      <w:r>
+        <w:rPr>
+          <w:rFonts w:ascii="SBL Hebrew" w:hAnsi="SBL Hebrew" w:cs="SBL Hebrew"/>
+          <w:color w:val="993300"/>
+          <w:sz w:val="32"/>
+          <w:szCs w:val="32"/>
+          <w:shd w:val="clear" w:color="auto" w:fill="FFFFFF"/>
+          <w:rtl/>
+        </w:rPr>
+        <w:t xml:space="preserve">וְכֹ֗ל דְּבַר֙ חׇכְמַ֣ת </w:t>
       </w:r>
       <w:r>
         <w:rPr>
@@ -513,32 +538,7 @@
           <w:rtl/>
         </w:rPr>
         <w:lastRenderedPageBreak/>
-        <w:t xml:space="preserve">וַיַּֽעַמְד֖וּ לִפְנֵ֥י הַמֶּֽלֶךְ׃ </w:t>
-      </w:r>
-      <w:r>
-        <w:rPr>
-          <w:rFonts w:ascii="SBL Hebrew" w:hAnsi="SBL Hebrew" w:cs="SBL Hebrew"/>
-          <w:b/>
-          <w:bCs/>
-          <w:color w:val="003300"/>
-          <w:sz w:val="32"/>
-          <w:szCs w:val="32"/>
-          <w:shd w:val="clear" w:color="auto" w:fill="FFFFFF"/>
-          <w:vertAlign w:val="superscript"/>
-          <w:rtl/>
-        </w:rPr>
-        <w:t>כ </w:t>
-      </w:r>
-      <w:r>
-        <w:rPr>
-          <w:rFonts w:ascii="SBL Hebrew" w:hAnsi="SBL Hebrew" w:cs="SBL Hebrew"/>
-          <w:color w:val="993300"/>
-          <w:sz w:val="32"/>
-          <w:szCs w:val="32"/>
-          <w:shd w:val="clear" w:color="auto" w:fill="FFFFFF"/>
-          <w:rtl/>
-        </w:rPr>
-        <w:t xml:space="preserve">וְכֹ֗ל דְּבַר֙ חׇכְמַ֣ת בִּינָ֔ה אֲשֶׁר־בִּקֵּ֥שׁ מֵהֶ֖ם הַמֶּ֑לֶךְ וַֽיִּמְצָאֵ֞ם עֶ֣שֶׂר יָד֗וֹת עַ֤ל כׇּל־הַֽחַרְטֻמִּים֙ הָֽאַשָּׁפִ֔ים אֲשֶׁ֖ר בְּכׇל־מַלְכוּתֽוֹ׃ </w:t>
+        <w:t xml:space="preserve">בִּינָ֔ה אֲשֶׁר־בִּקֵּ֥שׁ מֵהֶ֖ם הַמֶּ֑לֶךְ וַֽיִּמְצָאֵ֞ם עֶ֣שֶׂר יָד֗וֹת עַ֤ל כׇּל־הַֽחַרְטֻמִּים֙ הָֽאַשָּׁפִ֔ים אֲשֶׁ֖ר בְּכׇל־מַלְכוּתֽוֹ׃ </w:t>
       </w:r>
       <w:r>
         <w:rPr>
@@ -1420,7 +1420,7 @@
           <w:shd w:val="clear" w:color="auto" w:fill="FFFFFF"/>
           <w:rtl/>
         </w:rPr>
-        <w:t>כׇּל־קֳבֵ֣ל דְּנָ֗ה דָּֽנִיֵּאל֙ עַ֣ל עַל־אַרְי֔וֹךְ דִּ֚י מַנִּ֣י מַלְכָּ֔א לְהוֹבָדָ֖ה לְחַכִּימֵ֣י בָבֶ֑ל אֲזַ֣ל ׀ וְכֵ֣ן אֲמַר־לֵ֗הּ לְחַכִּימֵ֤י בָבֶל֙ אַל־תְּהוֹבֵ֔ד הַעֵ֙לְנִי֙ קֳדָ֣ם מַלְכָּ֔א וּפִשְׁרָ֖א לְמַלְכָּ֥א אֲחַוֵּֽא</w:t>
+        <w:t>כׇּל־קֳבֵ֣ל דְּנָ֗ה דָּֽנִיֵּאל֙ עַ֣ל עַל־אַרְי֔וֹךְ דִּ֚י מַנִּ֣י מַלְכָּ֔א לְהוֹבָדָ֖ה לְחַכִּימֵ֣י בָבֶ֑ל אֲזַ֣ל׀ וְכֵ֣ן אֲמַר־לֵ֗הּ לְחַכִּימֵ֤י בָבֶל֙ אַל־תְּהוֹבֵ֔ד הַעֵ֙לְנִי֙ קֳדָ֣ם מַלְכָּ֔א וּפִשְׁרָ֖א לְמַלְכָּ֥א אֲחַוֵּֽא</w:t>
       </w:r>
       <w:r>
         <w:rPr>
@@ -1903,7 +1903,7 @@
           <w:shd w:val="clear" w:color="auto" w:fill="FFFFFF"/>
           <w:rtl/>
         </w:rPr>
-        <w:t xml:space="preserve">בֵּאדַ֣יִן דָּ֣קוּ כַחֲדָ֡ה פַּרְזְלָא֩ חַסְפָּ֨א נְחָשָׁ֜א כַּסְפָּ֣א וְדַהֲבָ֗א וַהֲווֹ֙ כְּע֣וּר מִן־אִדְּרֵי־קַ֔יִט וּנְשָׂ֤א הִמּוֹן֙ רוּחָ֔א וְכׇל־אֲתַ֖ר לָא־הִשְׁתְּﬞכַ֣ח לְה֑וֹן וְאַבְנָ֣א׀ דִּֽי־מְחָ֣ת לְצַלְמָ֗א </w:t>
+        <w:t xml:space="preserve">בֵּאדַ֣יִן דָּ֣קוּ כַחֲדָ֡ה פַּרְזְלָא֩ חַסְפָּ֨א נְחָשָׁ֜א כַּסְפָּ֣א וְדַהֲבָ֗א וַהֲווֹ֙ כְּע֣וּר מִן־אִדְּרֵי־קַ֔יִט וּנְשָׂ֤א הִמּוֹן֙ רוּחָ֔א וְכׇל־אֲתַ֖ר לָא־הִשְׁתְּﬞכַ֣ח לְה֑וֹן וְאַבְנָ֣א׀ דִּֽי־מְחָ֣ת לְצַלְמָ֗א הֲוָ֛ת לְט֥וּר </w:t>
       </w:r>
       <w:r>
         <w:rPr>
@@ -1915,7 +1915,7 @@
           <w:rtl/>
         </w:rPr>
         <w:lastRenderedPageBreak/>
-        <w:t xml:space="preserve">הֲוָ֛ת לְט֥וּר רַ֖ב וּמְלָ֥את כׇּל־אַרְעָֽא׃ </w:t>
+        <w:t xml:space="preserve">רַ֖ב וּמְלָ֥את כׇּל־אַרְעָֽא׃ </w:t>
       </w:r>
       <w:r>
         <w:rPr>
@@ -2645,7 +2645,7 @@
           <w:shd w:val="clear" w:color="auto" w:fill="FFFFFF"/>
           <w:rtl/>
         </w:rPr>
-        <w:t xml:space="preserve">וּנְבוּכַדְנֶצַּ֣ר מַלְכָּ֡א שְׁלַ֡ח לְמִכְנַ֣שׁ ׀ לַֽאֲחַשְׁדַּרְפְּנַיָּ֡א סִגְנַיָּ֣א וּֽפַחֲוָתָ֡א אֲדַרְגָּזְרַיָּא֩ גְדָ֨בְרַיָּ֤א דְּתָבְרַיָּא֙ תִּפְתָּיֵ֔א וְכֹ֖ל שִׁלְטֹנֵ֣י מְדִֽינָתָ֑א לְמֵתֵא֙ לַחֲנֻכַּ֣ת צַלְמָ֔א דִּ֥י הֲקֵ֖ים נְבוּכַדְנֶצַּ֥ר מַלְכָּֽא׃ </w:t>
+        <w:t xml:space="preserve">וּנְבוּכַדְנֶצַּ֣ר מַלְכָּ֡א שְׁלַ֡ח לְמִכְנַ֣שׁ׀ לַֽאֲחַשְׁדַּרְפְּנַיָּ֡א סִגְנַיָּ֣א וּֽפַחֲוָתָ֡א אֲדַרְגָּזְרַיָּא֩ גְדָ֨בְרַיָּ֤א דְּתָבְרַיָּא֙ תִּפְתָּיֵ֔א וְכֹ֖ל שִׁלְטֹנֵ֣י מְדִֽינָתָ֑א לְמֵתֵא֙ לַחֲנֻכַּ֣ת צַלְמָ֔א דִּ֥י הֲקֵ֖ים נְבוּכַדְנֶצַּ֥ר מַלְכָּֽא׃ </w:t>
       </w:r>
       <w:r>
         <w:rPr>
@@ -3212,19 +3212,30 @@
           <w:vertAlign w:val="superscript"/>
           <w:rtl/>
         </w:rPr>
+        <w:t>טז </w:t>
+      </w:r>
+      <w:r>
+        <w:rPr>
+          <w:rFonts w:ascii="SBL Hebrew" w:hAnsi="SBL Hebrew" w:cs="SBL Hebrew"/>
+          <w:color w:val="993300"/>
+          <w:sz w:val="32"/>
+          <w:szCs w:val="32"/>
+          <w:shd w:val="clear" w:color="auto" w:fill="FFFFFF"/>
+          <w:rtl/>
+        </w:rPr>
+        <w:t xml:space="preserve">עֲנ֗וֹ שַׁדְרַ֤ךְ מֵישַׁךְ֙ וַעֲבֵ֣ד נְג֔וֹ וְאָמְרִ֖ין </w:t>
+      </w:r>
+      <w:r>
+        <w:rPr>
+          <w:rFonts w:ascii="SBL Hebrew" w:hAnsi="SBL Hebrew" w:cs="SBL Hebrew"/>
+          <w:color w:val="993300"/>
+          <w:sz w:val="32"/>
+          <w:szCs w:val="32"/>
+          <w:shd w:val="clear" w:color="auto" w:fill="FFFFFF"/>
+          <w:rtl/>
+        </w:rPr>
         <w:lastRenderedPageBreak/>
-        <w:t>טז </w:t>
-      </w:r>
-      <w:r>
-        <w:rPr>
-          <w:rFonts w:ascii="SBL Hebrew" w:hAnsi="SBL Hebrew" w:cs="SBL Hebrew"/>
-          <w:color w:val="993300"/>
-          <w:sz w:val="32"/>
-          <w:szCs w:val="32"/>
-          <w:shd w:val="clear" w:color="auto" w:fill="FFFFFF"/>
-          <w:rtl/>
-        </w:rPr>
-        <w:t xml:space="preserve">עֲנ֗וֹ שַׁדְרַ֤ךְ מֵישַׁךְ֙ וַעֲבֵ֣ד נְג֔וֹ וְאָמְרִ֖ין לְמַלְכָּ֑א נְבֽוּכַדְנֶצַּ֔ר לָֽא־חַשְׁחִ֨ין אֲנַ֧חְנָא עַל־דְּנָ֛ה פִּתְגָ֖ם לַהֲתָבוּתָֽךְ׃ </w:t>
+        <w:t xml:space="preserve">לְמַלְכָּ֑א נְבֽוּכַדְנֶצַּ֔ר לָֽא־חַשְׁחִ֨ין אֲנַ֧חְנָא עַל־דְּנָ֛ה פִּתְגָ֖ם לַהֲתָבוּתָֽךְ׃ </w:t>
       </w:r>
       <w:r>
         <w:rPr>
@@ -4337,7 +4348,7 @@
           <w:shd w:val="clear" w:color="auto" w:fill="FFFFFF"/>
           <w:rtl/>
         </w:rPr>
-        <w:t xml:space="preserve">עׇפְיֵ֤הּ שַׁפִּיר֙ וְאִנְבֵּ֣הּ שַׂגִּ֔יא וּמָז֨וֹן לְכֹ֖לָּא־בֵ֑הּ תְּחֹת֜וֹהִי תַּטְלֵ֣ל ׀ חֵיוַ֣ת בָּרָ֗א וּבְעַנְפ֙וֹהִי֙ </w:t>
+        <w:t xml:space="preserve">עׇפְיֵ֤הּ שַׁפִּיר֙ וְאִנְבֵּ֣הּ שַׂגִּ֔יא וּמָז֨וֹן לְכֹ֖לָּא־בֵ֑הּ תְּחֹת֜וֹהִי תַּטְלֵ֣ל׀ חֵיוַ֣ת בָּרָ֗א וּבְעַנְפ֙וֹהִי֙ </w:t>
       </w:r>
       <w:r>
         <w:rPr>
@@ -4666,7 +4677,29 @@
           <w:shd w:val="clear" w:color="auto" w:fill="FFFFFF"/>
           <w:rtl/>
         </w:rPr>
-        <w:t xml:space="preserve">אֱדַ֨יִן דָּֽנִיֵּ֜אל דִּֽי־שְׁמֵ֣הּ בֵּלְטְשַׁאצַּ֗ר אֶשְׁתּוֹמַם֙ </w:t>
+        <w:t xml:space="preserve">אֱדַ֨יִן דָּֽנִיֵּ֜אל דִּֽי־שְׁמֵ֣הּ בֵּלְטְשַׁאצַּ֗ר אֶשְׁתּוֹמַם֙ כְּשָׁעָ֣ה חֲדָ֔ה וְרַעְיֹנֹ֖הִי יְבַהֲלֻנֵּ֑הּ עָנֵ֨ה מַלְכָּ֜א וְאָמַ֗ר בֵּלְטְשַׁאצַּר֙ חֶלְמָ֤א וּפִשְׁרֵא֙ אַֽל־יְבַהֲלָ֔ךְ עָנֵ֤ה בֵלְטְשַׁאצַּר֙ וְאָמַ֔ר מָרִ֕אי חֶלְמָ֥א </w:t>
+      </w:r>
+      <w:r>
+        <w:rPr>
+          <w:rFonts w:ascii="SBL Hebrew" w:hAnsi="SBL Hebrew" w:cs="SBL Hebrew"/>
+          <w:color w:val="808080"/>
+          <w:sz w:val="32"/>
+          <w:szCs w:val="32"/>
+          <w:shd w:val="clear" w:color="auto" w:fill="FFFFFF"/>
+          <w:rtl/>
+        </w:rPr>
+        <w:t>לשנאיך</w:t>
+      </w:r>
+      <w:r>
+        <w:rPr>
+          <w:rFonts w:ascii="SBL Hebrew" w:hAnsi="SBL Hebrew" w:cs="SBL Hebrew"/>
+          <w:color w:val="993300"/>
+          <w:sz w:val="32"/>
+          <w:szCs w:val="32"/>
+          <w:shd w:val="clear" w:color="auto" w:fill="FFFFFF"/>
+          <w:rtl/>
+        </w:rPr>
+        <w:t xml:space="preserve"> לְשָֽׂנְאָ֖ךְ </w:t>
       </w:r>
       <w:r>
         <w:rPr>
@@ -4678,7 +4711,7 @@
           <w:rtl/>
         </w:rPr>
         <w:lastRenderedPageBreak/>
-        <w:t xml:space="preserve">כְּשָׁעָ֣ה חֲדָ֔ה וְרַעְיֹנֹ֖הִי יְבַהֲלֻנֵּ֑הּ עָנֵ֨ה מַלְכָּ֜א וְאָמַ֗ר בֵּלְטְשַׁאצַּר֙ חֶלְמָ֤א וּפִשְׁרֵא֙ אַֽל־יְבַהֲלָ֔ךְ עָנֵ֤ה בֵלְטְשַׁאצַּר֙ וְאָמַ֔ר מָרִ֕אי חֶלְמָ֥א </w:t>
+        <w:t xml:space="preserve">וּפִשְׁרֵ֥הּ </w:t>
       </w:r>
       <w:r>
         <w:rPr>
@@ -4689,18 +4722,82 @@
           <w:shd w:val="clear" w:color="auto" w:fill="FFFFFF"/>
           <w:rtl/>
         </w:rPr>
-        <w:t>לשנאיך</w:t>
-      </w:r>
-      <w:r>
-        <w:rPr>
-          <w:rFonts w:ascii="SBL Hebrew" w:hAnsi="SBL Hebrew" w:cs="SBL Hebrew"/>
-          <w:color w:val="993300"/>
-          <w:sz w:val="32"/>
-          <w:szCs w:val="32"/>
-          <w:shd w:val="clear" w:color="auto" w:fill="FFFFFF"/>
-          <w:rtl/>
-        </w:rPr>
-        <w:t xml:space="preserve"> לְשָֽׂנְאָ֖ךְ וּפִשְׁרֵ֥הּ </w:t>
+        <w:t>לעריך</w:t>
+      </w:r>
+      <w:r>
+        <w:rPr>
+          <w:rFonts w:ascii="SBL Hebrew" w:hAnsi="SBL Hebrew" w:cs="SBL Hebrew"/>
+          <w:color w:val="993300"/>
+          <w:sz w:val="32"/>
+          <w:szCs w:val="32"/>
+          <w:shd w:val="clear" w:color="auto" w:fill="FFFFFF"/>
+          <w:rtl/>
+        </w:rPr>
+        <w:t xml:space="preserve"> לְעָרָֽךְ׃ </w:t>
+      </w:r>
+      <w:r>
+        <w:rPr>
+          <w:rFonts w:ascii="SBL Hebrew" w:hAnsi="SBL Hebrew" w:cs="SBL Hebrew"/>
+          <w:b/>
+          <w:bCs/>
+          <w:color w:val="003300"/>
+          <w:sz w:val="32"/>
+          <w:szCs w:val="32"/>
+          <w:shd w:val="clear" w:color="auto" w:fill="FFFFFF"/>
+          <w:vertAlign w:val="superscript"/>
+          <w:rtl/>
+        </w:rPr>
+        <w:t>יז </w:t>
+      </w:r>
+      <w:r>
+        <w:rPr>
+          <w:rFonts w:ascii="SBL Hebrew" w:hAnsi="SBL Hebrew" w:cs="SBL Hebrew"/>
+          <w:color w:val="993300"/>
+          <w:sz w:val="32"/>
+          <w:szCs w:val="32"/>
+          <w:shd w:val="clear" w:color="auto" w:fill="FFFFFF"/>
+          <w:rtl/>
+        </w:rPr>
+        <w:t xml:space="preserve">אִֽילָנָא֙ דִּ֣י חֲזַ֔יְתָ דִּ֥י רְבָ֖ה וּתְקִ֑ף וְרוּמֵהּ֙ יִמְטֵ֣א לִשְׁמַיָּ֔א וַחֲזוֹתֵ֖הּ לְכׇל־אַרְעָֽא׃ </w:t>
+      </w:r>
+      <w:r>
+        <w:rPr>
+          <w:rFonts w:ascii="SBL Hebrew" w:hAnsi="SBL Hebrew" w:cs="SBL Hebrew"/>
+          <w:b/>
+          <w:bCs/>
+          <w:color w:val="003300"/>
+          <w:sz w:val="32"/>
+          <w:szCs w:val="32"/>
+          <w:shd w:val="clear" w:color="auto" w:fill="FFFFFF"/>
+          <w:vertAlign w:val="superscript"/>
+          <w:rtl/>
+        </w:rPr>
+        <w:t>יח </w:t>
+      </w:r>
+      <w:r>
+        <w:rPr>
+          <w:rFonts w:ascii="SBL Hebrew" w:hAnsi="SBL Hebrew" w:cs="SBL Hebrew"/>
+          <w:color w:val="993300"/>
+          <w:sz w:val="32"/>
+          <w:szCs w:val="32"/>
+          <w:shd w:val="clear" w:color="auto" w:fill="FFFFFF"/>
+          <w:rtl/>
+        </w:rPr>
+        <w:t xml:space="preserve">וְעׇפְיֵ֤הּ שַׁפִּיר֙ וְאִנְבֵּ֣הּ שַׂגִּ֔יא וּמָז֨וֹן לְכֹ֖לָּא־בֵ֑הּ תְּחֹת֗וֹהִי תְּדוּר֙ חֵיוַ֣ת בָּרָ֔א וּבְעַנְפ֕וֹהִי יִשְׁכְּנָ֖ן צִפְּﬞרֵ֥י שְׁמַיָּֽא׃ </w:t>
+      </w:r>
+      <w:r>
+        <w:rPr>
+          <w:rFonts w:ascii="SBL Hebrew" w:hAnsi="SBL Hebrew" w:cs="SBL Hebrew"/>
+          <w:b/>
+          <w:bCs/>
+          <w:color w:val="003300"/>
+          <w:sz w:val="32"/>
+          <w:szCs w:val="32"/>
+          <w:shd w:val="clear" w:color="auto" w:fill="FFFFFF"/>
+          <w:vertAlign w:val="superscript"/>
+          <w:rtl/>
+        </w:rPr>
+        <w:t>יט </w:t>
       </w:r>
       <w:r>
         <w:rPr>
@@ -4711,82 +4808,18 @@
           <w:shd w:val="clear" w:color="auto" w:fill="FFFFFF"/>
           <w:rtl/>
         </w:rPr>
-        <w:t>לעריך</w:t>
-      </w:r>
-      <w:r>
-        <w:rPr>
-          <w:rFonts w:ascii="SBL Hebrew" w:hAnsi="SBL Hebrew" w:cs="SBL Hebrew"/>
-          <w:color w:val="993300"/>
-          <w:sz w:val="32"/>
-          <w:szCs w:val="32"/>
-          <w:shd w:val="clear" w:color="auto" w:fill="FFFFFF"/>
-          <w:rtl/>
-        </w:rPr>
-        <w:t xml:space="preserve"> לְעָרָֽךְ׃ </w:t>
-      </w:r>
-      <w:r>
-        <w:rPr>
-          <w:rFonts w:ascii="SBL Hebrew" w:hAnsi="SBL Hebrew" w:cs="SBL Hebrew"/>
-          <w:b/>
-          <w:bCs/>
-          <w:color w:val="003300"/>
-          <w:sz w:val="32"/>
-          <w:szCs w:val="32"/>
-          <w:shd w:val="clear" w:color="auto" w:fill="FFFFFF"/>
-          <w:vertAlign w:val="superscript"/>
-          <w:rtl/>
-        </w:rPr>
-        <w:t>יז </w:t>
-      </w:r>
-      <w:r>
-        <w:rPr>
-          <w:rFonts w:ascii="SBL Hebrew" w:hAnsi="SBL Hebrew" w:cs="SBL Hebrew"/>
-          <w:color w:val="993300"/>
-          <w:sz w:val="32"/>
-          <w:szCs w:val="32"/>
-          <w:shd w:val="clear" w:color="auto" w:fill="FFFFFF"/>
-          <w:rtl/>
-        </w:rPr>
-        <w:t xml:space="preserve">אִֽילָנָא֙ דִּ֣י חֲזַ֔יְתָ דִּ֥י רְבָ֖ה וּתְקִ֑ף וְרוּמֵהּ֙ יִמְטֵ֣א לִשְׁמַיָּ֔א וַחֲזוֹתֵ֖הּ לְכׇל־אַרְעָֽא׃ </w:t>
-      </w:r>
-      <w:r>
-        <w:rPr>
-          <w:rFonts w:ascii="SBL Hebrew" w:hAnsi="SBL Hebrew" w:cs="SBL Hebrew"/>
-          <w:b/>
-          <w:bCs/>
-          <w:color w:val="003300"/>
-          <w:sz w:val="32"/>
-          <w:szCs w:val="32"/>
-          <w:shd w:val="clear" w:color="auto" w:fill="FFFFFF"/>
-          <w:vertAlign w:val="superscript"/>
-          <w:rtl/>
-        </w:rPr>
-        <w:t>יח </w:t>
-      </w:r>
-      <w:r>
-        <w:rPr>
-          <w:rFonts w:ascii="SBL Hebrew" w:hAnsi="SBL Hebrew" w:cs="SBL Hebrew"/>
-          <w:color w:val="993300"/>
-          <w:sz w:val="32"/>
-          <w:szCs w:val="32"/>
-          <w:shd w:val="clear" w:color="auto" w:fill="FFFFFF"/>
-          <w:rtl/>
-        </w:rPr>
-        <w:t xml:space="preserve">וְעׇפְיֵ֤הּ שַׁפִּיר֙ וְאִנְבֵּ֣הּ שַׂגִּ֔יא וּמָז֨וֹן לְכֹ֖לָּא־בֵ֑הּ תְּחֹת֗וֹהִי תְּדוּר֙ חֵיוַ֣ת בָּרָ֔א וּבְעַנְפ֕וֹהִי יִשְׁכְּנָ֖ן צִפְּﬞרֵ֥י שְׁמַיָּֽא׃ </w:t>
-      </w:r>
-      <w:r>
-        <w:rPr>
-          <w:rFonts w:ascii="SBL Hebrew" w:hAnsi="SBL Hebrew" w:cs="SBL Hebrew"/>
-          <w:b/>
-          <w:bCs/>
-          <w:color w:val="003300"/>
-          <w:sz w:val="32"/>
-          <w:szCs w:val="32"/>
-          <w:shd w:val="clear" w:color="auto" w:fill="FFFFFF"/>
-          <w:vertAlign w:val="superscript"/>
-          <w:rtl/>
-        </w:rPr>
-        <w:t>יט </w:t>
+        <w:t>אנתה</w:t>
+      </w:r>
+      <w:r>
+        <w:rPr>
+          <w:rFonts w:ascii="SBL Hebrew" w:hAnsi="SBL Hebrew" w:cs="SBL Hebrew"/>
+          <w:color w:val="993300"/>
+          <w:sz w:val="32"/>
+          <w:szCs w:val="32"/>
+          <w:shd w:val="clear" w:color="auto" w:fill="FFFFFF"/>
+          <w:rtl/>
+        </w:rPr>
+        <w:t xml:space="preserve"> אַנְתְּ־ה֣וּא מַלְכָּ֔א דִּ֥י </w:t>
       </w:r>
       <w:r>
         <w:rPr>
@@ -4797,18 +4830,43 @@
           <w:shd w:val="clear" w:color="auto" w:fill="FFFFFF"/>
           <w:rtl/>
         </w:rPr>
-        <w:t>אנתה</w:t>
-      </w:r>
-      <w:r>
-        <w:rPr>
-          <w:rFonts w:ascii="SBL Hebrew" w:hAnsi="SBL Hebrew" w:cs="SBL Hebrew"/>
-          <w:color w:val="993300"/>
-          <w:sz w:val="32"/>
-          <w:szCs w:val="32"/>
-          <w:shd w:val="clear" w:color="auto" w:fill="FFFFFF"/>
-          <w:rtl/>
-        </w:rPr>
-        <w:t xml:space="preserve"> אַנְתְּ־ה֣וּא מַלְכָּ֔א דִּ֥י </w:t>
+        <w:t>רבית</w:t>
+      </w:r>
+      <w:r>
+        <w:rPr>
+          <w:rFonts w:ascii="SBL Hebrew" w:hAnsi="SBL Hebrew" w:cs="SBL Hebrew"/>
+          <w:color w:val="993300"/>
+          <w:sz w:val="32"/>
+          <w:szCs w:val="32"/>
+          <w:shd w:val="clear" w:color="auto" w:fill="FFFFFF"/>
+          <w:rtl/>
+        </w:rPr>
+        <w:t xml:space="preserve"> רְבַ֖ת וּתְקֵ֑פְתְּ וּרְבוּתָ֤ךְ רְבָת֙ וּמְטָ֣ת לִשְׁמַיָּ֔א וְשׇׁלְטָנָ֖ךְ לְס֥וֹף אַרְעָֽא׃ </w:t>
+      </w:r>
+      <w:r>
+        <w:rPr>
+          <w:rFonts w:ascii="SBL Hebrew" w:hAnsi="SBL Hebrew" w:cs="SBL Hebrew"/>
+          <w:b/>
+          <w:bCs/>
+          <w:color w:val="003300"/>
+          <w:sz w:val="32"/>
+          <w:szCs w:val="32"/>
+          <w:shd w:val="clear" w:color="auto" w:fill="FFFFFF"/>
+          <w:vertAlign w:val="superscript"/>
+          <w:rtl/>
+        </w:rPr>
+        <w:t>כ </w:t>
+      </w:r>
+      <w:r>
+        <w:rPr>
+          <w:rFonts w:ascii="SBL Hebrew" w:hAnsi="SBL Hebrew" w:cs="SBL Hebrew"/>
+          <w:color w:val="993300"/>
+          <w:sz w:val="32"/>
+          <w:szCs w:val="32"/>
+          <w:shd w:val="clear" w:color="auto" w:fill="FFFFFF"/>
+          <w:rtl/>
+        </w:rPr>
+        <w:t>וְדִ֣י חֲזָ֣ה מַלְכָּ֡א עִ֣יר וְקַדִּ֣ישׁ נָחִ֣ת</w:t>
       </w:r>
       <w:r>
         <w:rPr>
@@ -4819,43 +4877,43 @@
           <w:shd w:val="clear" w:color="auto" w:fill="FFFFFF"/>
           <w:rtl/>
         </w:rPr>
-        <w:t>רבית</w:t>
-      </w:r>
-      <w:r>
-        <w:rPr>
-          <w:rFonts w:ascii="SBL Hebrew" w:hAnsi="SBL Hebrew" w:cs="SBL Hebrew"/>
-          <w:color w:val="993300"/>
-          <w:sz w:val="32"/>
-          <w:szCs w:val="32"/>
-          <w:shd w:val="clear" w:color="auto" w:fill="FFFFFF"/>
-          <w:rtl/>
-        </w:rPr>
-        <w:t xml:space="preserve"> רְבַ֖ת וּתְקֵ֑פְתְּ וּרְבוּתָ֤ךְ רְבָת֙ וּמְטָ֣ת לִשְׁמַיָּ֔א וְשׇׁלְטָנָ֖ךְ לְס֥וֹף אַרְעָֽא׃ </w:t>
-      </w:r>
-      <w:r>
-        <w:rPr>
-          <w:rFonts w:ascii="SBL Hebrew" w:hAnsi="SBL Hebrew" w:cs="SBL Hebrew"/>
-          <w:b/>
-          <w:bCs/>
-          <w:color w:val="003300"/>
-          <w:sz w:val="32"/>
-          <w:szCs w:val="32"/>
-          <w:shd w:val="clear" w:color="auto" w:fill="FFFFFF"/>
-          <w:vertAlign w:val="superscript"/>
-          <w:rtl/>
-        </w:rPr>
-        <w:t>כ </w:t>
-      </w:r>
-      <w:r>
-        <w:rPr>
-          <w:rFonts w:ascii="SBL Hebrew" w:hAnsi="SBL Hebrew" w:cs="SBL Hebrew"/>
-          <w:color w:val="993300"/>
-          <w:sz w:val="32"/>
-          <w:szCs w:val="32"/>
-          <w:shd w:val="clear" w:color="auto" w:fill="FFFFFF"/>
-          <w:rtl/>
-        </w:rPr>
-        <w:t xml:space="preserve">וְדִ֣י חֲזָ֣ה מַלְכָּ֡א עִ֣יר וְקַדִּ֣ישׁ נָחִ֣ת </w:t>
+        <w:t>׀</w:t>
+      </w:r>
+      <w:r>
+        <w:rPr>
+          <w:rFonts w:ascii="SBL Hebrew" w:hAnsi="SBL Hebrew" w:cs="SBL Hebrew"/>
+          <w:color w:val="993300"/>
+          <w:sz w:val="32"/>
+          <w:szCs w:val="32"/>
+          <w:shd w:val="clear" w:color="auto" w:fill="FFFFFF"/>
+          <w:rtl/>
+        </w:rPr>
+        <w:t xml:space="preserve">  מִן־שְׁמַיָּ֡א וְאָמַר֩ גֹּ֨דּוּ אִֽילָנָ֜א וְחַבְּל֗וּהִי בְּרַ֨ם עִקַּ֤ר שׇׁרְשׁ֙וֹהִי֙ בְּאַרְעָ֣א שְׁבֻ֔קוּ וּבֶאֱסוּר֙ דִּֽי־פַרְזֶ֣ל וּנְחָ֔שׁ בְּדִתְאָ֖א דִּ֣י בָרָ֑א וּבְטַ֧ל שְׁמַיָּ֣א יִצְטַבַּ֗ע וְעִם־חֵיוַ֤ת בָּרָא֙ חֲלָקֵ֔הּ עַ֛ד דִּֽי־שִׁבְעָ֥ה עִדָּנִ֖ין יַחְלְפ֥וּן עֲלֽוֹהִי׃ </w:t>
+      </w:r>
+      <w:r>
+        <w:rPr>
+          <w:rFonts w:ascii="SBL Hebrew" w:hAnsi="SBL Hebrew" w:cs="SBL Hebrew"/>
+          <w:b/>
+          <w:bCs/>
+          <w:color w:val="003300"/>
+          <w:sz w:val="32"/>
+          <w:szCs w:val="32"/>
+          <w:shd w:val="clear" w:color="auto" w:fill="FFFFFF"/>
+          <w:vertAlign w:val="superscript"/>
+          <w:rtl/>
+        </w:rPr>
+        <w:t>כא </w:t>
+      </w:r>
+      <w:r>
+        <w:rPr>
+          <w:rFonts w:ascii="SBL Hebrew" w:hAnsi="SBL Hebrew" w:cs="SBL Hebrew"/>
+          <w:color w:val="993300"/>
+          <w:sz w:val="32"/>
+          <w:szCs w:val="32"/>
+          <w:shd w:val="clear" w:color="auto" w:fill="FFFFFF"/>
+          <w:rtl/>
+        </w:rPr>
+        <w:t xml:space="preserve">דְּנָ֥ה פִשְׁרָ֖א מַלְכָּ֑א וּגְזֵרַ֤ת </w:t>
       </w:r>
       <w:r>
         <w:rPr>
@@ -4866,53 +4924,6 @@
           <w:shd w:val="clear" w:color="auto" w:fill="FFFFFF"/>
           <w:rtl/>
         </w:rPr>
-        <w:t>׀</w:t>
-      </w:r>
-      <w:r>
-        <w:rPr>
-          <w:rFonts w:ascii="SBL Hebrew" w:hAnsi="SBL Hebrew" w:cs="SBL Hebrew"/>
-          <w:color w:val="993300"/>
-          <w:sz w:val="32"/>
-          <w:szCs w:val="32"/>
-          <w:shd w:val="clear" w:color="auto" w:fill="FFFFFF"/>
-          <w:rtl/>
-        </w:rPr>
-        <w:t xml:space="preserve">  מִן־שְׁמַיָּ֡א וְאָמַר֩ גֹּ֨דּוּ אִֽילָנָ֜א וְחַבְּל֗וּהִי בְּרַ֨ם עִקַּ֤ר שׇׁרְשׁ֙וֹהִי֙ בְּאַרְעָ֣א שְׁבֻ֔קוּ וּבֶאֱסוּר֙ דִּֽי־פַרְזֶ֣ל וּנְחָ֔שׁ בְּדִתְאָ֖א דִּ֣י בָרָ֑א וּבְטַ֧ל שְׁמַיָּ֣א יִצְטַבַּ֗ע וְעִם־חֵיוַ֤ת בָּרָא֙ חֲלָקֵ֔הּ עַ֛ד דִּֽי־שִׁבְעָ֥ה עִדָּנִ֖ין יַחְלְפ֥וּן עֲלֽוֹהִי׃ </w:t>
-      </w:r>
-      <w:r>
-        <w:rPr>
-          <w:rFonts w:ascii="SBL Hebrew" w:hAnsi="SBL Hebrew" w:cs="SBL Hebrew"/>
-          <w:b/>
-          <w:bCs/>
-          <w:color w:val="003300"/>
-          <w:sz w:val="32"/>
-          <w:szCs w:val="32"/>
-          <w:shd w:val="clear" w:color="auto" w:fill="FFFFFF"/>
-          <w:vertAlign w:val="superscript"/>
-          <w:rtl/>
-        </w:rPr>
-        <w:t>כא </w:t>
-      </w:r>
-      <w:r>
-        <w:rPr>
-          <w:rFonts w:ascii="SBL Hebrew" w:hAnsi="SBL Hebrew" w:cs="SBL Hebrew"/>
-          <w:color w:val="993300"/>
-          <w:sz w:val="32"/>
-          <w:szCs w:val="32"/>
-          <w:shd w:val="clear" w:color="auto" w:fill="FFFFFF"/>
-          <w:rtl/>
-        </w:rPr>
-        <w:t xml:space="preserve">דְּנָ֥ה פִשְׁרָ֖א מַלְכָּ֑א וּגְזֵרַ֤ת </w:t>
-      </w:r>
-      <w:r>
-        <w:rPr>
-          <w:rFonts w:ascii="SBL Hebrew" w:hAnsi="SBL Hebrew" w:cs="SBL Hebrew"/>
-          <w:color w:val="808080"/>
-          <w:sz w:val="32"/>
-          <w:szCs w:val="32"/>
-          <w:shd w:val="clear" w:color="auto" w:fill="FFFFFF"/>
-          <w:rtl/>
-        </w:rPr>
         <w:t>עליא</w:t>
       </w:r>
       <w:r>
@@ -4949,7 +4960,7 @@
           <w:shd w:val="clear" w:color="auto" w:fill="FFFFFF"/>
           <w:rtl/>
         </w:rPr>
-        <w:t xml:space="preserve">וְלָ֣ךְ טָֽרְדִ֣ין מִן־אֲנָשָׁ֡א וְעִם־חֵיוַ֣ת בָּרָא֩ לֶהֱוֵ֨ה מְדֹרָ֜ךְ וְעִשְׂבָּ֥א כְתוֹרִ֣ין  ׀ לָ֣ךְ יְטַֽעֲמ֗וּן וּמִטַּ֤ל שְׁמַיָּא֙ לָ֣ךְ מְצַבְּעִ֔ין וְשִׁבְעָ֥ה עִדָּנִ֖ין יַחְלְפ֣וּן </w:t>
+        <w:t xml:space="preserve">וְלָ֣ךְ טָֽרְדִ֣ין מִן־אֲנָשָׁ֡א וְעִם־חֵיוַ֣ת בָּרָא֩ לֶהֱוֵ֨ה מְדֹרָ֜ךְ וְעִשְׂבָּ֥א כְתוֹרִ֣ין׀ לָ֣ךְ יְטַֽעֲמ֗וּן וּמִטַּ֤ל שְׁמַיָּא֙ לָ֣ךְ מְצַבְּעִ֔ין וְשִׁבְעָ֥ה עִדָּנִ֖ין יַחְלְפ֣וּן </w:t>
       </w:r>
       <w:r>
         <w:rPr>
@@ -5344,7 +5355,7 @@
           <w:shd w:val="clear" w:color="auto" w:fill="FFFFFF"/>
           <w:rtl/>
         </w:rPr>
-        <w:t xml:space="preserve">וְלִקְצָ֣ת יֽוֹמַיָּא֩ אֲנָ֨ה נְבוּכַדְנֶצַּ֜ר עַיְנַ֣י  ׀ לִשְׁמַיָּ֣א נִטְלֵ֗ת וּמַנְדְּעִי֙ עֲלַ֣י יְת֔וּב </w:t>
+        <w:t xml:space="preserve">וְלִקְצָ֣ת יֽוֹמַיָּא֩ אֲנָ֨ה נְבוּכַדְנֶצַּ֜ר עַיְנַ֣י׀ לִשְׁמַיָּ֣א נִטְלֵ֗ת וּמַנְדְּעִי֙ עֲלַ֣י יְת֔וּב </w:t>
       </w:r>
       <w:r>
         <w:rPr>
@@ -5435,7 +5446,32 @@
           <w:shd w:val="clear" w:color="auto" w:fill="FFFFFF"/>
           <w:rtl/>
         </w:rPr>
-        <w:t xml:space="preserve"> וְדָיְרֵ֖י אַרְעָ֑א וְלָ֤א אִיתַי֙ דִּֽי־יְמַחֵ֣א בִידֵ֔הּ וְיֵ֥אמַר לֵ֖הּ </w:t>
+        <w:t xml:space="preserve"> וְדָיְרֵ֖י אַרְעָ֑א וְלָ֤א אִיתַי֙ דִּֽי־יְמַחֵ֣א בִידֵ֔הּ וְיֵ֥אמַר לֵ֖הּ מָ֥ה עֲבַֽדְתְּ׃ </w:t>
+      </w:r>
+      <w:r>
+        <w:rPr>
+          <w:rFonts w:ascii="SBL Hebrew" w:hAnsi="SBL Hebrew" w:cs="SBL Hebrew"/>
+          <w:b/>
+          <w:bCs/>
+          <w:color w:val="003300"/>
+          <w:sz w:val="32"/>
+          <w:szCs w:val="32"/>
+          <w:shd w:val="clear" w:color="auto" w:fill="FFFFFF"/>
+          <w:vertAlign w:val="superscript"/>
+          <w:rtl/>
+        </w:rPr>
+        <w:t>לג </w:t>
+      </w:r>
+      <w:r>
+        <w:rPr>
+          <w:rFonts w:ascii="SBL Hebrew" w:hAnsi="SBL Hebrew" w:cs="SBL Hebrew"/>
+          <w:color w:val="993300"/>
+          <w:sz w:val="32"/>
+          <w:szCs w:val="32"/>
+          <w:shd w:val="clear" w:color="auto" w:fill="FFFFFF"/>
+          <w:rtl/>
+        </w:rPr>
+        <w:t xml:space="preserve">בֵּהּ־זִמְנָ֞א מַנְדְּעִ֣י׀ יְת֣וּב עֲלַ֗י וְלִיקַ֨ר מַלְכוּתִ֜י הַדְרִ֤י וְזִיוִי֙ יְת֣וּב עֲלַ֔י וְלִ֕י הַדָּֽבְרַ֥י וְרַבְרְבָנַ֖י יְבַע֑וֹן וְעַל־מַלְכוּתִ֣י הׇתְקְנַ֔ת וּרְב֥וּ </w:t>
       </w:r>
       <w:r>
         <w:rPr>
@@ -5447,32 +5483,7 @@
           <w:rtl/>
         </w:rPr>
         <w:lastRenderedPageBreak/>
-        <w:t xml:space="preserve">מָ֥ה עֲבַֽדְתְּ׃ </w:t>
-      </w:r>
-      <w:r>
-        <w:rPr>
-          <w:rFonts w:ascii="SBL Hebrew" w:hAnsi="SBL Hebrew" w:cs="SBL Hebrew"/>
-          <w:b/>
-          <w:bCs/>
-          <w:color w:val="003300"/>
-          <w:sz w:val="32"/>
-          <w:szCs w:val="32"/>
-          <w:shd w:val="clear" w:color="auto" w:fill="FFFFFF"/>
-          <w:vertAlign w:val="superscript"/>
-          <w:rtl/>
-        </w:rPr>
-        <w:t>לג </w:t>
-      </w:r>
-      <w:r>
-        <w:rPr>
-          <w:rFonts w:ascii="SBL Hebrew" w:hAnsi="SBL Hebrew" w:cs="SBL Hebrew"/>
-          <w:color w:val="993300"/>
-          <w:sz w:val="32"/>
-          <w:szCs w:val="32"/>
-          <w:shd w:val="clear" w:color="auto" w:fill="FFFFFF"/>
-          <w:rtl/>
-        </w:rPr>
-        <w:t xml:space="preserve">בֵּהּ־זִמְנָ֞א מַנְדְּעִ֣י  ׀ יְת֣וּב עֲלַ֗י וְלִיקַ֨ר מַלְכוּתִ֜י הַדְרִ֤י וְזִיוִי֙ יְת֣וּב עֲלַ֔י וְלִ֕י הַדָּֽבְרַ֥י וְרַבְרְבָנַ֖י יְבַע֑וֹן וְעַל־מַלְכוּתִ֣י הׇתְקְנַ֔ת וּרְב֥וּ יַתִּירָ֖ה ה֥וּסְפַת לִֽי׃ </w:t>
+        <w:t xml:space="preserve">יַתִּירָ֖ה ה֥וּסְפַת לִֽי׃ </w:t>
       </w:r>
       <w:r>
         <w:rPr>
@@ -5618,7 +5629,7 @@
           <w:shd w:val="clear" w:color="auto" w:fill="FFFFFF"/>
           <w:rtl/>
         </w:rPr>
-        <w:t xml:space="preserve">בֵּלְשַׁאצַּ֞ר אֲמַ֣ר  ׀ בִּטְעֵ֣ם חַמְרָ֗א לְהַיְתָיָה֙ לְמָאנֵי֙ דַּהֲבָ֣א וְכַסְפָּ֔א דִּ֤י הַנְפֵּק֙ נְבוּכַדְנֶצַּ֣ר אֲב֔וּהִי מִן־הֵיכְלָ֖א דִּ֣י בִירוּשְׁלֶ֑ם וְיִשְׁתּ֣וֹן בְּה֗וֹן מַלְכָּא֙ וְרַבְרְבָנ֔וֹהִי שֵׁגְלָתֵ֖הּ וּלְחֵנָתֵֽהּ׃ </w:t>
+        <w:t xml:space="preserve">בֵּלְשַׁאצַּ֞ר אֲמַ֣ר׀ בִּטְעֵ֣ם חַמְרָ֗א לְהַיְתָיָה֙ לְמָאנֵי֙ דַּהֲבָ֣א וְכַסְפָּ֔א דִּ֤י הַנְפֵּק֙ נְבוּכַדְנֶצַּ֣ר אֲב֔וּהִי מִן־הֵיכְלָ֖א דִּ֣י בִירוּשְׁלֶ֑ם וְיִשְׁתּ֣וֹן בְּה֗וֹן מַלְכָּא֙ וְרַבְרְבָנ֔וֹהִי שֵׁגְלָתֵ֖הּ וּלְחֵנָתֵֽהּ׃ </w:t>
       </w:r>
       <w:r>
         <w:rPr>
@@ -5787,7 +5798,7 @@
           <w:shd w:val="clear" w:color="auto" w:fill="FFFFFF"/>
           <w:rtl/>
         </w:rPr>
-        <w:t xml:space="preserve"> כַּשְׂדָּאֵ֖י וְגָזְרַיָּ֑א עָנֵ֨ה מַלְכָּ֜א וְאָמַ֣ר  ׀ לְחַכִּימֵ֣י בָבֶ֗ל דִּ֣י כׇל־אֱ֠נָ֠שׁ דִּֽי־יִקְרֵ֞ה כְּתָבָ֣ה דְנָ֗ה וּפִשְׁרֵהּ֙ יְחַוִּנַּ֔נִי אַרְגְּוָנָ֣א יִלְבַּ֗שׁ </w:t>
+        <w:t xml:space="preserve"> כַּשְׂדָּאֵ֖י וְגָזְרַיָּ֑א עָנֵ֨ה מַלְכָּ֜א וְאָמַ֣ר׀ לְחַכִּימֵ֣י בָבֶ֗ל דִּ֣י כׇל־אֱ֠נָ֠שׁ דִּֽי־יִקְרֵ֞ה כְּתָבָ֣ה דְנָ֗ה וּפִשְׁרֵהּ֙ יְחַוִּנַּ֔נִי אַרְגְּוָנָ֣א יִלְבַּ֗שׁ </w:t>
       </w:r>
       <w:r>
         <w:rPr>
@@ -6063,7 +6074,7 @@
           <w:shd w:val="clear" w:color="auto" w:fill="FFFFFF"/>
           <w:rtl/>
         </w:rPr>
-        <w:t xml:space="preserve">כׇּל־קֳבֵ֡ל דִּ֣י ר֣וּחַ </w:t>
+        <w:t>כׇּל־קֳבֵ֡ל דִּ֣י ר֣וּחַ</w:t>
       </w:r>
       <w:r>
         <w:rPr>
@@ -6681,7 +6692,7 @@
           <w:shd w:val="clear" w:color="auto" w:fill="FFFFFF"/>
           <w:rtl/>
         </w:rPr>
-        <w:t xml:space="preserve">וְעַ֣ל מָרֵֽא־שְׁמַיָּ֣א </w:t>
+        <w:t>וְעַ֣ל מָרֵֽא־שְׁמַיָּ֣א</w:t>
       </w:r>
       <w:r>
         <w:rPr>
@@ -6919,7 +6930,29 @@
           <w:shd w:val="clear" w:color="auto" w:fill="FFFFFF"/>
           <w:rtl/>
         </w:rPr>
-        <w:t xml:space="preserve">בֵּאדַ֣יִן ׀ אֲמַ֣ר בֵּלְשַׁאצַּ֗ר וְהַלְבִּ֤שׁוּ </w:t>
+        <w:t xml:space="preserve">בֵּאדַ֣יִן׀ אֲמַ֣ר בֵּלְשַׁאצַּ֗ר וְהַלְבִּ֤שׁוּ לְדָֽנִיֵּאל֙ אַרְגְּוָנָ֔א </w:t>
+      </w:r>
+      <w:r>
+        <w:rPr>
+          <w:rFonts w:ascii="SBL Hebrew" w:hAnsi="SBL Hebrew" w:cs="SBL Hebrew"/>
+          <w:color w:val="808080"/>
+          <w:sz w:val="32"/>
+          <w:szCs w:val="32"/>
+          <w:shd w:val="clear" w:color="auto" w:fill="FFFFFF"/>
+          <w:rtl/>
+        </w:rPr>
+        <w:t>והמנוכא</w:t>
+      </w:r>
+      <w:r>
+        <w:rPr>
+          <w:rFonts w:ascii="SBL Hebrew" w:hAnsi="SBL Hebrew" w:cs="SBL Hebrew"/>
+          <w:color w:val="993300"/>
+          <w:sz w:val="32"/>
+          <w:szCs w:val="32"/>
+          <w:shd w:val="clear" w:color="auto" w:fill="FFFFFF"/>
+          <w:rtl/>
+        </w:rPr>
+        <w:t xml:space="preserve"> </w:t>
       </w:r>
       <w:r>
         <w:rPr>
@@ -6931,29 +6964,7 @@
           <w:rtl/>
         </w:rPr>
         <w:lastRenderedPageBreak/>
-        <w:t xml:space="preserve">לְדָֽנִיֵּאל֙ אַרְגְּוָנָ֔א </w:t>
-      </w:r>
-      <w:r>
-        <w:rPr>
-          <w:rFonts w:ascii="SBL Hebrew" w:hAnsi="SBL Hebrew" w:cs="SBL Hebrew"/>
-          <w:color w:val="808080"/>
-          <w:sz w:val="32"/>
-          <w:szCs w:val="32"/>
-          <w:shd w:val="clear" w:color="auto" w:fill="FFFFFF"/>
-          <w:rtl/>
-        </w:rPr>
-        <w:t>והמנוכא</w:t>
-      </w:r>
-      <w:r>
-        <w:rPr>
-          <w:rFonts w:ascii="SBL Hebrew" w:hAnsi="SBL Hebrew" w:cs="SBL Hebrew"/>
-          <w:color w:val="993300"/>
-          <w:sz w:val="32"/>
-          <w:szCs w:val="32"/>
-          <w:shd w:val="clear" w:color="auto" w:fill="FFFFFF"/>
-          <w:rtl/>
-        </w:rPr>
-        <w:t xml:space="preserve"> וְהַֽמְנִיכָ֥א דִֽי־דַהֲבָ֖א עַֽל־צַוְּארֵ֑הּ וְהַכְרִ֣זֽוּ עֲל֔וֹהִי דִּֽי־לֶהֱוֵ֥א שַׁלִּ֛יט תַּלְתָּ֖א בְּמַלְכוּתָֽא׃ </w:t>
+        <w:t xml:space="preserve">וְהַֽמְנִיכָ֥א דִֽי־דַהֲבָ֖א עַֽל־צַוְּארֵ֑הּ וְהַכְרִ֣זֽוּ עֲל֔וֹהִי דִּֽי־לֶהֱוֵ֥א שַׁלִּ֛יט תַּלְתָּ֖א בְּמַלְכוּתָֽא׃ </w:t>
       </w:r>
       <w:r>
         <w:rPr>
@@ -7325,7 +7336,7 @@
           <w:shd w:val="clear" w:color="auto" w:fill="FFFFFF"/>
           <w:rtl/>
         </w:rPr>
-        <w:t xml:space="preserve">אִתְיָעַ֜טוּ כֹּ֣ל  ׀ סָרְכֵ֣י מַלְכוּתָ֗א סִגְנַיָּ֤א וַֽאֲחַשְׁדַּרְפְּנַיָּא֙ הַדָּֽבְרַיָּ֣א וּפַחֲוָתָ֔א לְקַיָּמָ֤ה קְיָם֙ מַלְכָּ֔א וּלְתַקָּפָ֖ה אֱסָ֑ר דִּ֣י כׇל־דִּֽי־יִבְעֵ֣א בָ֠ע֠וּ מִן־כׇּל־אֱלָ֨הּ וֶֽאֱנָ֜שׁ עַד־יוֹמִ֣ין תְּלָתִ֗ין לָהֵן֙ מִנָּ֣ךְ מַלְכָּ֔א יִתְרְמֵ֕א לְגֹ֖ב אַרְיָוָתָֽא׃ </w:t>
+        <w:t xml:space="preserve">אִתְיָעַ֜טוּ כֹּ֣ל׀ סָרְכֵ֣י מַלְכוּתָ֗א סִגְנַיָּ֤א וַֽאֲחַשְׁדַּרְפְּנַיָּא֙ הַדָּֽבְרַיָּ֣א וּפַחֲוָתָ֔א לְקַיָּמָ֤ה קְיָם֙ מַלְכָּ֔א וּלְתַקָּפָ֖ה אֱסָ֑ר דִּ֣י כׇל־דִּֽי־יִבְעֵ֣א בָ֠ע֠וּ מִן־כׇּל־אֱלָ֨הּ וֶֽאֱנָ֜שׁ עַד־יוֹמִ֣ין תְּלָתִ֗ין לָהֵן֙ מִנָּ֣ךְ מַלְכָּ֔א יִתְרְמֵ֕א לְגֹ֖ב אַרְיָוָתָֽא׃ </w:t>
       </w:r>
       <w:r>
         <w:rPr>
@@ -7400,7 +7411,7 @@
           <w:shd w:val="clear" w:color="auto" w:fill="FFFFFF"/>
           <w:rtl/>
         </w:rPr>
-        <w:t>וְ֠דָנִיֵּ֠אל כְּדִ֨י יְדַ֜ע דִּֽי־רְשִׁ֤ים כְּתָבָא֙ עַ֣ל לְבַיְתֵ֔הּ וְכַוִּ֨ין פְּתִיחָ֥ן לֵהּ֙ בְּעִלִּיתֵ֔הּ נֶ֖גֶד יְרוּשְׁלֶ֑ם וְזִמְנִין֩ תְּלָתָ֨ה בְיוֹמָ֜א ה֣וּא  ׀ בָּרֵ֣ךְ עַל־בִּרְכ֗וֹהִי וּמְצַלֵּ֤א וּמוֹדֵא֙ קֳדָ֣ם אֱלָהֵ֔הּ כׇּל־קֳבֵל֙ דִּֽי־הֲוָ֣א עָבֵ֔ד מִן־קַדְמַ֖ת דְּנָֽה</w:t>
+        <w:t>וְ֠דָנִיֵּ֠אל כְּדִ֨י יְדַ֜ע דִּֽי־רְשִׁ֤ים כְּתָבָא֙ עַ֣ל לְבַיְתֵ֔הּ וְכַוִּ֨ין פְּתִיחָ֥ן לֵהּ֙ בְּעִלִּיתֵ֔הּ נֶ֖גֶד יְרוּשְׁלֶ֑ם וְזִמְנִין֩ תְּלָתָ֨ה בְיוֹמָ֜א ה֣וּא׀ בָּרֵ֣ךְ עַל־בִּרְכ֗וֹהִי וּמְצַלֵּ֤א וּמוֹדֵא֙ קֳדָ֣ם אֱלָהֵ֔הּ כׇּל־קֳבֵל֙ דִּֽי־הֲוָ֣א עָבֵ֔ד מִן־קַדְמַ֖ת דְּנָֽה</w:t>
       </w:r>
       <w:r>
         <w:rPr>
@@ -7538,74 +7549,63 @@
           <w:shd w:val="clear" w:color="auto" w:fill="FFFFFF"/>
           <w:rtl/>
         </w:rPr>
-        <w:t xml:space="preserve"> עֲלָ֤ךְ מַלְכָּא֙ טְעֵ֔ם וְעַל־אֱסָרָ֖א דִּ֣י רְשַׁ֑מְתָּ וְזִמְנִ֤ין תְּלָתָה֙ </w:t>
-      </w:r>
-      <w:r>
-        <w:rPr>
-          <w:rFonts w:ascii="SBL Hebrew" w:hAnsi="SBL Hebrew" w:cs="SBL Hebrew"/>
-          <w:color w:val="993300"/>
-          <w:sz w:val="32"/>
-          <w:szCs w:val="32"/>
-          <w:shd w:val="clear" w:color="auto" w:fill="FFFFFF"/>
+        <w:t xml:space="preserve"> עֲלָ֤ךְ מַלְכָּא֙ טְעֵ֔ם וְעַל־אֱסָרָ֖א דִּ֣י רְשַׁ֑מְתָּ וְזִמְנִ֤ין תְּלָתָה֙ בְּיוֹמָ֔א בָּעֵ֖א בָּעוּתֵֽהּ</w:t>
+      </w:r>
+      <w:r>
+        <w:rPr>
+          <w:rFonts w:ascii="SBL Hebrew" w:hAnsi="SBL Hebrew" w:cs="SBL Hebrew"/>
+          <w:color w:val="993300"/>
+          <w:sz w:val="32"/>
+          <w:szCs w:val="32"/>
+          <w:rtl/>
+        </w:rPr>
+        <w:t>׃</w:t>
+      </w:r>
+      <w:r>
+        <w:rPr>
+          <w:rFonts w:ascii="SBL Hebrew" w:hAnsi="SBL Hebrew" w:cs="SBL Hebrew"/>
+          <w:color w:val="003300"/>
+          <w:sz w:val="32"/>
+          <w:szCs w:val="32"/>
+          <w:shd w:val="clear" w:color="auto" w:fill="FFFFFF"/>
+          <w:rtl/>
+        </w:rPr>
+        <w:t> {</w:t>
+      </w:r>
+      <w:r>
+        <w:rPr>
+          <w:rFonts w:ascii="SBL Hebrew" w:hAnsi="SBL Hebrew" w:cs="SBL Hebrew"/>
+          <w:color w:val="003300"/>
+          <w:sz w:val="32"/>
+          <w:szCs w:val="32"/>
+          <w:rtl/>
+        </w:rPr>
+        <w:t>ס}</w:t>
+      </w:r>
+      <w:r>
+        <w:rPr>
+          <w:rFonts w:ascii="SBL Hebrew" w:hAnsi="SBL Hebrew" w:cs="SBL Hebrew"/>
+          <w:color w:val="993300"/>
+          <w:sz w:val="32"/>
+          <w:szCs w:val="32"/>
+          <w:shd w:val="clear" w:color="auto" w:fill="FFFFFF"/>
+          <w:rtl/>
+        </w:rPr>
+        <w:t xml:space="preserve"> </w:t>
+      </w:r>
+      <w:r>
+        <w:rPr>
+          <w:rFonts w:ascii="SBL Hebrew" w:hAnsi="SBL Hebrew" w:cs="SBL Hebrew"/>
+          <w:b/>
+          <w:bCs/>
+          <w:color w:val="003300"/>
+          <w:sz w:val="32"/>
+          <w:szCs w:val="32"/>
+          <w:shd w:val="clear" w:color="auto" w:fill="FFFFFF"/>
+          <w:vertAlign w:val="superscript"/>
           <w:rtl/>
         </w:rPr>
         <w:lastRenderedPageBreak/>
-        <w:t>בְּיוֹמָ֔א בָּעֵ֖א בָּעוּתֵֽהּ</w:t>
-      </w:r>
-      <w:r>
-        <w:rPr>
-          <w:rFonts w:ascii="SBL Hebrew" w:hAnsi="SBL Hebrew" w:cs="SBL Hebrew"/>
-          <w:color w:val="993300"/>
-          <w:sz w:val="32"/>
-          <w:szCs w:val="32"/>
-          <w:rtl/>
-        </w:rPr>
-        <w:t>׃</w:t>
-      </w:r>
-      <w:r>
-        <w:rPr>
-          <w:rFonts w:ascii="SBL Hebrew" w:hAnsi="SBL Hebrew" w:cs="SBL Hebrew"/>
-          <w:color w:val="003300"/>
-          <w:sz w:val="32"/>
-          <w:szCs w:val="32"/>
-          <w:shd w:val="clear" w:color="auto" w:fill="FFFFFF"/>
-          <w:rtl/>
-        </w:rPr>
-        <w:t> {</w:t>
-      </w:r>
-      <w:r>
-        <w:rPr>
-          <w:rFonts w:ascii="SBL Hebrew" w:hAnsi="SBL Hebrew" w:cs="SBL Hebrew"/>
-          <w:color w:val="003300"/>
-          <w:sz w:val="32"/>
-          <w:szCs w:val="32"/>
-          <w:rtl/>
-        </w:rPr>
-        <w:t>ס}</w:t>
-      </w:r>
-      <w:r>
-        <w:rPr>
-          <w:rFonts w:ascii="SBL Hebrew" w:hAnsi="SBL Hebrew" w:cs="SBL Hebrew"/>
-          <w:color w:val="993300"/>
-          <w:sz w:val="32"/>
-          <w:szCs w:val="32"/>
-          <w:shd w:val="clear" w:color="auto" w:fill="FFFFFF"/>
-          <w:rtl/>
-        </w:rPr>
-        <w:t xml:space="preserve"> </w:t>
-      </w:r>
-      <w:r>
-        <w:rPr>
-          <w:rFonts w:ascii="SBL Hebrew" w:hAnsi="SBL Hebrew" w:cs="SBL Hebrew"/>
-          <w:b/>
-          <w:bCs/>
-          <w:color w:val="003300"/>
-          <w:sz w:val="32"/>
-          <w:szCs w:val="32"/>
-          <w:shd w:val="clear" w:color="auto" w:fill="FFFFFF"/>
-          <w:vertAlign w:val="superscript"/>
-          <w:rtl/>
-        </w:rPr>
         <w:t>טו </w:t>
       </w:r>
       <w:r>
@@ -8108,7 +8108,7 @@
           <w:shd w:val="clear" w:color="auto" w:fill="FFFFFF"/>
           <w:rtl/>
         </w:rPr>
-        <w:t xml:space="preserve">מִן־קֳדָמַי֮ שִׂ֣ים טְעֵם֒ דִּ֣י  ׀ בְּכׇל־שׇׁלְטָ֣ן מַלְכוּתִ֗י לֶהֱוֺ֤ן </w:t>
+        <w:t xml:space="preserve">מִן־קֳדָמַי֮ שִׂ֣ים טְעֵם֒ דִּ֣י׀ בְּכׇל־שׇׁלְטָ֣ן מַלְכוּתִ֗י לֶהֱוֺ֤ן </w:t>
       </w:r>
       <w:r>
         <w:rPr>
@@ -8256,7 +8256,6 @@
           <w:u w:val="single" w:color="0000FF"/>
           <w:rtl/>
         </w:rPr>
-        <w:lastRenderedPageBreak/>
         <w:t>דנייאל פרק ז</w:t>
       </w:r>
     </w:p>
@@ -8339,7 +8338,19 @@
           <w:shd w:val="clear" w:color="auto" w:fill="FFFFFF"/>
           <w:rtl/>
         </w:rPr>
-        <w:t xml:space="preserve">וְאַרְבַּ֤ע חֵיוָן֙ רַבְרְבָ֔ן סָלְקָ֖ן מִן־יַמָּ֑א שָׁנְיָ֖ן דָּ֥א מִן־דָּֽא׃ </w:t>
+        <w:t>וְאַרְבַּ֤ע חֵיוָן֙ רַבְרְבָ֔ן סָלְקָ֖ן מִן־יַמָּ֑א שָׁנְיָ֖ן דָּ֥א מִן־</w:t>
+      </w:r>
+      <w:r>
+        <w:rPr>
+          <w:rFonts w:ascii="SBL Hebrew" w:hAnsi="SBL Hebrew" w:cs="SBL Hebrew"/>
+          <w:color w:val="993300"/>
+          <w:sz w:val="32"/>
+          <w:szCs w:val="32"/>
+          <w:shd w:val="clear" w:color="auto" w:fill="FFFFFF"/>
+          <w:rtl/>
+        </w:rPr>
+        <w:lastRenderedPageBreak/>
+        <w:t xml:space="preserve">דָּֽא׃ </w:t>
       </w:r>
       <w:r>
         <w:rPr>
@@ -8687,7 +8698,7 @@
           <w:shd w:val="clear" w:color="auto" w:fill="FFFFFF"/>
           <w:rtl/>
         </w:rPr>
-        <w:t xml:space="preserve">חָזֵ֣ה הֲוֵ֗ית עַ֣ד דִּ֤י כׇרְסָוָן֙ רְמִ֔יו וְעַתִּ֥יק יוֹמִ֖ין יְתִ֑ב לְבוּשֵׁ֣הּ  ׀ כִּתְלַ֣ג חִוָּ֗ר וּשְׂעַ֤ר רֵאשֵׁהּ֙ כַּעֲמַ֣ר נְקֵ֔א כׇּרְסְיֵהּ֙ שְׁבִבִ֣ין דִּי־נ֔וּר גַּלְגִּלּ֖וֹהִי נ֥וּר דָּלִֽק׃ </w:t>
+        <w:t xml:space="preserve">חָזֵ֣ה הֲוֵ֗ית עַ֣ד דִּ֤י כׇרְסָוָן֙ רְמִ֔יו וְעַתִּ֥יק יוֹמִ֖ין יְתִ֑ב לְבוּשֵׁ֣הּ׀ כִּתְלַ֣ג חִוָּ֗ר וּשְׂעַ֤ר רֵאשֵׁהּ֙ כַּעֲמַ֣ר נְקֵ֔א כׇּרְסְיֵהּ֙ שְׁבִבִ֣ין דִּי־נ֔וּר גַּלְגִּלּ֖וֹהִי נ֥וּר דָּלִֽק׃ </w:t>
       </w:r>
       <w:r>
         <w:rPr>
@@ -8898,119 +8909,351 @@
           <w:vertAlign w:val="superscript"/>
           <w:rtl/>
         </w:rPr>
+        <w:t>טו </w:t>
+      </w:r>
+      <w:r>
+        <w:rPr>
+          <w:rFonts w:ascii="SBL Hebrew" w:hAnsi="SBL Hebrew" w:cs="SBL Hebrew"/>
+          <w:color w:val="993300"/>
+          <w:sz w:val="32"/>
+          <w:szCs w:val="32"/>
+          <w:shd w:val="clear" w:color="auto" w:fill="FFFFFF"/>
+          <w:rtl/>
+        </w:rPr>
+        <w:t xml:space="preserve">אֶתְכְּרִיַּ֥ת רוּחִ֛י אֲנָ֥ה דָנִיֵּ֖אל בְּג֣וֹא נִדְנֶ֑ה וְחֶזְוֵ֥י רֵאשִׁ֖י יְבַהֲלֻנַּֽנִי׃ </w:t>
+      </w:r>
+      <w:r>
+        <w:rPr>
+          <w:rFonts w:ascii="SBL Hebrew" w:hAnsi="SBL Hebrew" w:cs="SBL Hebrew"/>
+          <w:b/>
+          <w:bCs/>
+          <w:color w:val="003300"/>
+          <w:sz w:val="32"/>
+          <w:szCs w:val="32"/>
+          <w:shd w:val="clear" w:color="auto" w:fill="FFFFFF"/>
+          <w:vertAlign w:val="superscript"/>
+          <w:rtl/>
+        </w:rPr>
+        <w:t>טז </w:t>
+      </w:r>
+      <w:r>
+        <w:rPr>
+          <w:rFonts w:ascii="SBL Hebrew" w:hAnsi="SBL Hebrew" w:cs="SBL Hebrew"/>
+          <w:color w:val="993300"/>
+          <w:sz w:val="32"/>
+          <w:szCs w:val="32"/>
+          <w:shd w:val="clear" w:color="auto" w:fill="FFFFFF"/>
+          <w:rtl/>
+        </w:rPr>
+        <w:t xml:space="preserve">קִרְבֵ֗ת עַל־חַד֙ מִן־קָ֣אֲמַיָּ֔א וְיַצִּיבָ֥א אֶבְעֵֽא־מִנֵּ֖הּ עַֽל־כׇּל־דְּנָ֑ה וַאֲמַר־לִ֕י וּפְשַׁ֥ר מִלַּיָּ֖א יְהוֹדְעִנַּֽנִי׃ </w:t>
+      </w:r>
+      <w:r>
+        <w:rPr>
+          <w:rFonts w:ascii="SBL Hebrew" w:hAnsi="SBL Hebrew" w:cs="SBL Hebrew"/>
+          <w:b/>
+          <w:bCs/>
+          <w:color w:val="003300"/>
+          <w:sz w:val="32"/>
+          <w:szCs w:val="32"/>
+          <w:shd w:val="clear" w:color="auto" w:fill="FFFFFF"/>
+          <w:vertAlign w:val="superscript"/>
+          <w:rtl/>
+        </w:rPr>
+        <w:t>יז </w:t>
+      </w:r>
+      <w:r>
+        <w:rPr>
+          <w:rFonts w:ascii="SBL Hebrew" w:hAnsi="SBL Hebrew" w:cs="SBL Hebrew"/>
+          <w:color w:val="993300"/>
+          <w:sz w:val="32"/>
+          <w:szCs w:val="32"/>
+          <w:shd w:val="clear" w:color="auto" w:fill="FFFFFF"/>
+          <w:rtl/>
+        </w:rPr>
+        <w:t xml:space="preserve">אִלֵּין֙ חֵיוָתָ֣א רַבְרְבָתָ֔א דִּ֥י אִנִּ֖ין אַרְבַּ֑ע אַרְבְּעָ֥ה מַלְכִ֖ין יְקוּמ֥וּן מִן־אַרְעָֽא׃ </w:t>
+      </w:r>
+      <w:r>
+        <w:rPr>
+          <w:rFonts w:ascii="SBL Hebrew" w:hAnsi="SBL Hebrew" w:cs="SBL Hebrew"/>
+          <w:b/>
+          <w:bCs/>
+          <w:color w:val="003300"/>
+          <w:sz w:val="32"/>
+          <w:szCs w:val="32"/>
+          <w:shd w:val="clear" w:color="auto" w:fill="FFFFFF"/>
+          <w:vertAlign w:val="superscript"/>
+          <w:rtl/>
+        </w:rPr>
+        <w:t>יח </w:t>
+      </w:r>
+      <w:r>
+        <w:rPr>
+          <w:rFonts w:ascii="SBL Hebrew" w:hAnsi="SBL Hebrew" w:cs="SBL Hebrew"/>
+          <w:color w:val="993300"/>
+          <w:sz w:val="32"/>
+          <w:szCs w:val="32"/>
+          <w:shd w:val="clear" w:color="auto" w:fill="FFFFFF"/>
+          <w:rtl/>
+        </w:rPr>
+        <w:t xml:space="preserve">וִֽיקַבְּלוּן֙ מַלְכוּתָ֔א קַדִּישֵׁ֖י עֶלְיוֹנִ֑ין וְיַחְסְנ֤וּן מַלְכוּתָא֙ עַד־עָ֣לְמָ֔א וְעַ֖ד עָלַ֥ם עָלְמַיָּֽא׃ </w:t>
+      </w:r>
+      <w:r>
+        <w:rPr>
+          <w:rFonts w:ascii="SBL Hebrew" w:hAnsi="SBL Hebrew" w:cs="SBL Hebrew"/>
+          <w:b/>
+          <w:bCs/>
+          <w:color w:val="003300"/>
+          <w:sz w:val="32"/>
+          <w:szCs w:val="32"/>
+          <w:shd w:val="clear" w:color="auto" w:fill="FFFFFF"/>
+          <w:vertAlign w:val="superscript"/>
+          <w:rtl/>
+        </w:rPr>
+        <w:t>יט </w:t>
+      </w:r>
+      <w:r>
+        <w:rPr>
+          <w:rFonts w:ascii="SBL Hebrew" w:hAnsi="SBL Hebrew" w:cs="SBL Hebrew"/>
+          <w:color w:val="993300"/>
+          <w:sz w:val="32"/>
+          <w:szCs w:val="32"/>
+          <w:shd w:val="clear" w:color="auto" w:fill="FFFFFF"/>
+          <w:rtl/>
+        </w:rPr>
+        <w:t xml:space="preserve">אֱדַ֗יִן צְבִית֙ לְיַצָּבָ֗א עַל־חֵֽיוְתָא֙ רְבִיעָ֣יְתָ֔א דִּֽי־הֲוָ֥ת שָֽׁנְיָ֖ה מִן־כׇּלְּהֵ֑ין </w:t>
+      </w:r>
+      <w:r>
+        <w:rPr>
+          <w:rFonts w:ascii="SBL Hebrew" w:hAnsi="SBL Hebrew" w:cs="SBL Hebrew"/>
+          <w:color w:val="808080"/>
+          <w:sz w:val="32"/>
+          <w:szCs w:val="32"/>
+          <w:shd w:val="clear" w:color="auto" w:fill="FFFFFF"/>
+          <w:rtl/>
+        </w:rPr>
+        <w:t>כלהון</w:t>
+      </w:r>
+      <w:r>
+        <w:rPr>
+          <w:rFonts w:ascii="SBL Hebrew" w:hAnsi="SBL Hebrew" w:cs="SBL Hebrew"/>
+          <w:color w:val="993300"/>
+          <w:sz w:val="32"/>
+          <w:szCs w:val="32"/>
+          <w:shd w:val="clear" w:color="auto" w:fill="FFFFFF"/>
+          <w:rtl/>
+        </w:rPr>
+        <w:t xml:space="preserve"> דְּחִילָ֣ה יַתִּ֗ירָה </w:t>
+      </w:r>
+      <w:r>
+        <w:rPr>
+          <w:rFonts w:ascii="SBL Hebrew" w:hAnsi="SBL Hebrew" w:cs="SBL Hebrew"/>
+          <w:color w:val="808080"/>
+          <w:sz w:val="32"/>
+          <w:szCs w:val="32"/>
+          <w:shd w:val="clear" w:color="auto" w:fill="FFFFFF"/>
+          <w:rtl/>
+        </w:rPr>
+        <w:t>שניה</w:t>
+      </w:r>
+      <w:r>
+        <w:rPr>
+          <w:rFonts w:ascii="SBL Hebrew" w:hAnsi="SBL Hebrew" w:cs="SBL Hebrew"/>
+          <w:color w:val="993300"/>
+          <w:sz w:val="32"/>
+          <w:szCs w:val="32"/>
+          <w:shd w:val="clear" w:color="auto" w:fill="FFFFFF"/>
+          <w:rtl/>
+        </w:rPr>
+        <w:t xml:space="preserve"> שִׁנַּ֤הּ דִּֽי־פַרְזֶל֙ </w:t>
+      </w:r>
+      <w:r>
+        <w:rPr>
+          <w:rFonts w:ascii="SBL Hebrew" w:hAnsi="SBL Hebrew" w:cs="SBL Hebrew"/>
+          <w:color w:val="808080"/>
+          <w:sz w:val="32"/>
+          <w:szCs w:val="32"/>
+          <w:shd w:val="clear" w:color="auto" w:fill="FFFFFF"/>
+          <w:rtl/>
+        </w:rPr>
+        <w:t>וטפריה</w:t>
+      </w:r>
+      <w:r>
+        <w:rPr>
+          <w:rFonts w:ascii="SBL Hebrew" w:hAnsi="SBL Hebrew" w:cs="SBL Hebrew"/>
+          <w:color w:val="993300"/>
+          <w:sz w:val="32"/>
+          <w:szCs w:val="32"/>
+          <w:shd w:val="clear" w:color="auto" w:fill="FFFFFF"/>
+          <w:rtl/>
+        </w:rPr>
+        <w:t xml:space="preserve"> וְטִפְרַ֣הּ דִּֽי־נְחָ֔שׁ אָֽכְלָ֣ה מַדְּﬞקָ֔ה וּשְׁאָרָ֖א </w:t>
+      </w:r>
+      <w:r>
+        <w:rPr>
+          <w:rFonts w:ascii="SBL Hebrew" w:hAnsi="SBL Hebrew" w:cs="SBL Hebrew"/>
+          <w:color w:val="808080"/>
+          <w:sz w:val="32"/>
+          <w:szCs w:val="32"/>
+          <w:shd w:val="clear" w:color="auto" w:fill="FFFFFF"/>
+          <w:rtl/>
+        </w:rPr>
+        <w:t>ברגליה</w:t>
+      </w:r>
+      <w:r>
+        <w:rPr>
+          <w:rFonts w:ascii="SBL Hebrew" w:hAnsi="SBL Hebrew" w:cs="SBL Hebrew"/>
+          <w:color w:val="993300"/>
+          <w:sz w:val="32"/>
+          <w:szCs w:val="32"/>
+          <w:shd w:val="clear" w:color="auto" w:fill="FFFFFF"/>
+          <w:rtl/>
+        </w:rPr>
+        <w:t xml:space="preserve"> בְּרַגְלַ֥הּ רָֽפְסָֽה׃ </w:t>
+      </w:r>
+      <w:r>
+        <w:rPr>
+          <w:rFonts w:ascii="SBL Hebrew" w:hAnsi="SBL Hebrew" w:cs="SBL Hebrew"/>
+          <w:b/>
+          <w:bCs/>
+          <w:color w:val="003300"/>
+          <w:sz w:val="32"/>
+          <w:szCs w:val="32"/>
+          <w:shd w:val="clear" w:color="auto" w:fill="FFFFFF"/>
+          <w:vertAlign w:val="superscript"/>
+          <w:rtl/>
+        </w:rPr>
+        <w:t>כ </w:t>
+      </w:r>
+      <w:r>
+        <w:rPr>
+          <w:rFonts w:ascii="SBL Hebrew" w:hAnsi="SBL Hebrew" w:cs="SBL Hebrew"/>
+          <w:color w:val="993300"/>
+          <w:sz w:val="32"/>
+          <w:szCs w:val="32"/>
+          <w:shd w:val="clear" w:color="auto" w:fill="FFFFFF"/>
+          <w:rtl/>
+        </w:rPr>
+        <w:t xml:space="preserve">וְעַל־קַרְנַיָּ֤א עֲשַׂר֙ דִּ֣י בְרֵאשַׁ֔הּ וְאׇחֳרִי֙ דִּ֣י סִלְקַ֔ת </w:t>
+      </w:r>
+      <w:r>
+        <w:rPr>
+          <w:rFonts w:ascii="SBL Hebrew" w:hAnsi="SBL Hebrew" w:cs="SBL Hebrew"/>
+          <w:color w:val="808080"/>
+          <w:sz w:val="32"/>
+          <w:szCs w:val="32"/>
+          <w:shd w:val="clear" w:color="auto" w:fill="FFFFFF"/>
+          <w:rtl/>
+        </w:rPr>
+        <w:t>ונפלו</w:t>
+      </w:r>
+      <w:r>
+        <w:rPr>
+          <w:rFonts w:ascii="SBL Hebrew" w:hAnsi="SBL Hebrew" w:cs="SBL Hebrew"/>
+          <w:color w:val="993300"/>
+          <w:sz w:val="32"/>
+          <w:szCs w:val="32"/>
+          <w:shd w:val="clear" w:color="auto" w:fill="FFFFFF"/>
+          <w:rtl/>
+        </w:rPr>
+        <w:t xml:space="preserve"> וּנְפַ֥לָה מִן־קֳדָמַ֖הּ </w:t>
+      </w:r>
+      <w:r>
+        <w:rPr>
+          <w:rFonts w:ascii="SBL Hebrew" w:hAnsi="SBL Hebrew" w:cs="SBL Hebrew"/>
+          <w:color w:val="808080"/>
+          <w:sz w:val="32"/>
+          <w:szCs w:val="32"/>
+          <w:shd w:val="clear" w:color="auto" w:fill="FFFFFF"/>
+          <w:rtl/>
+        </w:rPr>
+        <w:t>קדמיה</w:t>
+      </w:r>
+      <w:r>
+        <w:rPr>
+          <w:rFonts w:ascii="SBL Hebrew" w:hAnsi="SBL Hebrew" w:cs="SBL Hebrew"/>
+          <w:color w:val="993300"/>
+          <w:sz w:val="32"/>
+          <w:szCs w:val="32"/>
+          <w:shd w:val="clear" w:color="auto" w:fill="FFFFFF"/>
+          <w:rtl/>
+        </w:rPr>
+        <w:t xml:space="preserve"> תְּלָ֑ת וְקַרְנָ֨א דִכֵּ֜ן וְעַיְנִ֣ין לַ֗הּ וּפֻם֙ מְמַלִּ֣ל רַבְרְבָ֔ן וְחֶזְוַ֖הּ רַ֥ב מִן־חַבְרָתַֽהּ׃ </w:t>
+      </w:r>
+      <w:r>
+        <w:rPr>
+          <w:rFonts w:ascii="SBL Hebrew" w:hAnsi="SBL Hebrew" w:cs="SBL Hebrew"/>
+          <w:b/>
+          <w:bCs/>
+          <w:color w:val="003300"/>
+          <w:sz w:val="32"/>
+          <w:szCs w:val="32"/>
+          <w:shd w:val="clear" w:color="auto" w:fill="FFFFFF"/>
+          <w:vertAlign w:val="superscript"/>
+          <w:rtl/>
+        </w:rPr>
         <w:lastRenderedPageBreak/>
-        <w:t>טו </w:t>
-      </w:r>
-      <w:r>
-        <w:rPr>
-          <w:rFonts w:ascii="SBL Hebrew" w:hAnsi="SBL Hebrew" w:cs="SBL Hebrew"/>
-          <w:color w:val="993300"/>
-          <w:sz w:val="32"/>
-          <w:szCs w:val="32"/>
-          <w:shd w:val="clear" w:color="auto" w:fill="FFFFFF"/>
-          <w:rtl/>
-        </w:rPr>
-        <w:t xml:space="preserve">אֶתְכְּרִיַּ֥ת רוּחִ֛י אֲנָ֥ה דָנִיֵּ֖אל בְּג֣וֹא נִדְנֶ֑ה וְחֶזְוֵ֥י רֵאשִׁ֖י יְבַהֲלֻנַּֽנִי׃ </w:t>
-      </w:r>
-      <w:r>
-        <w:rPr>
-          <w:rFonts w:ascii="SBL Hebrew" w:hAnsi="SBL Hebrew" w:cs="SBL Hebrew"/>
-          <w:b/>
-          <w:bCs/>
-          <w:color w:val="003300"/>
-          <w:sz w:val="32"/>
-          <w:szCs w:val="32"/>
-          <w:shd w:val="clear" w:color="auto" w:fill="FFFFFF"/>
-          <w:vertAlign w:val="superscript"/>
-          <w:rtl/>
-        </w:rPr>
-        <w:t>טז </w:t>
-      </w:r>
-      <w:r>
-        <w:rPr>
-          <w:rFonts w:ascii="SBL Hebrew" w:hAnsi="SBL Hebrew" w:cs="SBL Hebrew"/>
-          <w:color w:val="993300"/>
-          <w:sz w:val="32"/>
-          <w:szCs w:val="32"/>
-          <w:shd w:val="clear" w:color="auto" w:fill="FFFFFF"/>
-          <w:rtl/>
-        </w:rPr>
-        <w:t xml:space="preserve">קִרְבֵ֗ת עַל־חַד֙ מִן־קָ֣אֲמַיָּ֔א וְיַצִּיבָ֥א אֶבְעֵֽא־מִנֵּ֖הּ עַֽל־כׇּל־דְּנָ֑ה וַאֲמַר־לִ֕י וּפְשַׁ֥ר מִלַּיָּ֖א יְהוֹדְעִנַּֽנִי׃ </w:t>
-      </w:r>
-      <w:r>
-        <w:rPr>
-          <w:rFonts w:ascii="SBL Hebrew" w:hAnsi="SBL Hebrew" w:cs="SBL Hebrew"/>
-          <w:b/>
-          <w:bCs/>
-          <w:color w:val="003300"/>
-          <w:sz w:val="32"/>
-          <w:szCs w:val="32"/>
-          <w:shd w:val="clear" w:color="auto" w:fill="FFFFFF"/>
-          <w:vertAlign w:val="superscript"/>
-          <w:rtl/>
-        </w:rPr>
-        <w:t>יז </w:t>
-      </w:r>
-      <w:r>
-        <w:rPr>
-          <w:rFonts w:ascii="SBL Hebrew" w:hAnsi="SBL Hebrew" w:cs="SBL Hebrew"/>
-          <w:color w:val="993300"/>
-          <w:sz w:val="32"/>
-          <w:szCs w:val="32"/>
-          <w:shd w:val="clear" w:color="auto" w:fill="FFFFFF"/>
-          <w:rtl/>
-        </w:rPr>
-        <w:t xml:space="preserve">אִלֵּין֙ חֵיוָתָ֣א רַבְרְבָתָ֔א דִּ֥י אִנִּ֖ין אַרְבַּ֑ע אַרְבְּעָ֥ה מַלְכִ֖ין יְקוּמ֥וּן מִן־אַרְעָֽא׃ </w:t>
-      </w:r>
-      <w:r>
-        <w:rPr>
-          <w:rFonts w:ascii="SBL Hebrew" w:hAnsi="SBL Hebrew" w:cs="SBL Hebrew"/>
-          <w:b/>
-          <w:bCs/>
-          <w:color w:val="003300"/>
-          <w:sz w:val="32"/>
-          <w:szCs w:val="32"/>
-          <w:shd w:val="clear" w:color="auto" w:fill="FFFFFF"/>
-          <w:vertAlign w:val="superscript"/>
-          <w:rtl/>
-        </w:rPr>
-        <w:t>יח </w:t>
-      </w:r>
-      <w:r>
-        <w:rPr>
-          <w:rFonts w:ascii="SBL Hebrew" w:hAnsi="SBL Hebrew" w:cs="SBL Hebrew"/>
-          <w:color w:val="993300"/>
-          <w:sz w:val="32"/>
-          <w:szCs w:val="32"/>
-          <w:shd w:val="clear" w:color="auto" w:fill="FFFFFF"/>
-          <w:rtl/>
-        </w:rPr>
-        <w:t xml:space="preserve">וִֽיקַבְּלוּן֙ מַלְכוּתָ֔א קַדִּישֵׁ֖י עֶלְיוֹנִ֑ין וְיַחְסְנ֤וּן מַלְכוּתָא֙ עַד־עָ֣לְמָ֔א וְעַ֖ד עָלַ֥ם עָלְמַיָּֽא׃ </w:t>
-      </w:r>
-      <w:r>
-        <w:rPr>
-          <w:rFonts w:ascii="SBL Hebrew" w:hAnsi="SBL Hebrew" w:cs="SBL Hebrew"/>
-          <w:b/>
-          <w:bCs/>
-          <w:color w:val="003300"/>
-          <w:sz w:val="32"/>
-          <w:szCs w:val="32"/>
-          <w:shd w:val="clear" w:color="auto" w:fill="FFFFFF"/>
-          <w:vertAlign w:val="superscript"/>
-          <w:rtl/>
-        </w:rPr>
-        <w:t>יט </w:t>
-      </w:r>
-      <w:r>
-        <w:rPr>
-          <w:rFonts w:ascii="SBL Hebrew" w:hAnsi="SBL Hebrew" w:cs="SBL Hebrew"/>
-          <w:color w:val="993300"/>
-          <w:sz w:val="32"/>
-          <w:szCs w:val="32"/>
-          <w:shd w:val="clear" w:color="auto" w:fill="FFFFFF"/>
-          <w:rtl/>
-        </w:rPr>
-        <w:t xml:space="preserve">אֱדַ֗יִן צְבִית֙ לְיַצָּבָ֗א עַל־חֵֽיוְתָא֙ רְבִיעָ֣יְתָ֔א דִּֽי־הֲוָ֥ת שָֽׁנְיָ֖ה מִן־כׇּלְּהֵ֑ין </w:t>
+        <w:t>כא </w:t>
+      </w:r>
+      <w:r>
+        <w:rPr>
+          <w:rFonts w:ascii="SBL Hebrew" w:hAnsi="SBL Hebrew" w:cs="SBL Hebrew"/>
+          <w:color w:val="993300"/>
+          <w:sz w:val="32"/>
+          <w:szCs w:val="32"/>
+          <w:shd w:val="clear" w:color="auto" w:fill="FFFFFF"/>
+          <w:rtl/>
+        </w:rPr>
+        <w:t xml:space="preserve">חָזֵ֣ה הֲוֵ֔ית וְקַרְנָ֣א דִכֵּ֔ן עָבְדָ֥ה קְרָ֖ב עִם־קַדִּישִׁ֑ין וְיָכְלָ֖ה לְהֹֽן׃ </w:t>
+      </w:r>
+      <w:r>
+        <w:rPr>
+          <w:rFonts w:ascii="SBL Hebrew" w:hAnsi="SBL Hebrew" w:cs="SBL Hebrew"/>
+          <w:b/>
+          <w:bCs/>
+          <w:color w:val="003300"/>
+          <w:sz w:val="32"/>
+          <w:szCs w:val="32"/>
+          <w:shd w:val="clear" w:color="auto" w:fill="FFFFFF"/>
+          <w:vertAlign w:val="superscript"/>
+          <w:rtl/>
+        </w:rPr>
+        <w:t>כב </w:t>
+      </w:r>
+      <w:r>
+        <w:rPr>
+          <w:rFonts w:ascii="SBL Hebrew" w:hAnsi="SBL Hebrew" w:cs="SBL Hebrew"/>
+          <w:color w:val="993300"/>
+          <w:sz w:val="32"/>
+          <w:szCs w:val="32"/>
+          <w:shd w:val="clear" w:color="auto" w:fill="FFFFFF"/>
+          <w:rtl/>
+        </w:rPr>
+        <w:t xml:space="preserve">עַ֣ד דִּֽי־אֲתָ֗ה עַתִּיק֙ יֽוֹמַיָּ֔א וְדִינָ֣א יְהִ֔ב לְקַדִּישֵׁ֖י עֶלְיוֹנִ֑ין וְזִמְנָ֣א מְטָ֔ה וּמַלְכוּתָ֖א הֶחֱסִ֥נוּ קַדִּישִֽׁין׃ </w:t>
+      </w:r>
+      <w:r>
+        <w:rPr>
+          <w:rFonts w:ascii="SBL Hebrew" w:hAnsi="SBL Hebrew" w:cs="SBL Hebrew"/>
+          <w:b/>
+          <w:bCs/>
+          <w:color w:val="003300"/>
+          <w:sz w:val="32"/>
+          <w:szCs w:val="32"/>
+          <w:shd w:val="clear" w:color="auto" w:fill="FFFFFF"/>
+          <w:vertAlign w:val="superscript"/>
+          <w:rtl/>
+        </w:rPr>
+        <w:t>כג </w:t>
+      </w:r>
+      <w:r>
+        <w:rPr>
+          <w:rFonts w:ascii="SBL Hebrew" w:hAnsi="SBL Hebrew" w:cs="SBL Hebrew"/>
+          <w:color w:val="993300"/>
+          <w:sz w:val="32"/>
+          <w:szCs w:val="32"/>
+          <w:shd w:val="clear" w:color="auto" w:fill="FFFFFF"/>
+          <w:rtl/>
+        </w:rPr>
+        <w:t xml:space="preserve">כֵּן֮ אֲמַר֒ חֵֽיוְתָא֙ רְבִיעָ֣יְתָ֔א מַלְכ֤וּ </w:t>
       </w:r>
       <w:r>
         <w:rPr>
@@ -9021,18 +9264,68 @@
           <w:shd w:val="clear" w:color="auto" w:fill="FFFFFF"/>
           <w:rtl/>
         </w:rPr>
-        <w:t>כלהון</w:t>
-      </w:r>
-      <w:r>
-        <w:rPr>
-          <w:rFonts w:ascii="SBL Hebrew" w:hAnsi="SBL Hebrew" w:cs="SBL Hebrew"/>
-          <w:color w:val="993300"/>
-          <w:sz w:val="32"/>
-          <w:szCs w:val="32"/>
-          <w:shd w:val="clear" w:color="auto" w:fill="FFFFFF"/>
-          <w:rtl/>
-        </w:rPr>
-        <w:t xml:space="preserve"> דְּחִילָ֣ה יַתִּ֗ירָה </w:t>
+        <w:t>רביעיה</w:t>
+      </w:r>
+      <w:r>
+        <w:rPr>
+          <w:rFonts w:ascii="SBL Hebrew" w:hAnsi="SBL Hebrew" w:cs="SBL Hebrew"/>
+          <w:color w:val="993300"/>
+          <w:sz w:val="32"/>
+          <w:szCs w:val="32"/>
+          <w:shd w:val="clear" w:color="auto" w:fill="FFFFFF"/>
+          <w:rtl/>
+        </w:rPr>
+        <w:t xml:space="preserve"> רְבִיעָאָה֙ תֶּהֱוֵ֣א בְאַרְעָ֔א דִּ֥י תִשְׁנֵ֖א מִן־כׇּל־מַלְכְוָתָ֑א וְתֵאכֻל֙ כׇּל־אַרְעָ֔א וּתְדוּשִׁנַּ֖הּ וְתַדְּקִנַּֽהּ׃ </w:t>
+      </w:r>
+      <w:r>
+        <w:rPr>
+          <w:rFonts w:ascii="SBL Hebrew" w:hAnsi="SBL Hebrew" w:cs="SBL Hebrew"/>
+          <w:b/>
+          <w:bCs/>
+          <w:color w:val="003300"/>
+          <w:sz w:val="32"/>
+          <w:szCs w:val="32"/>
+          <w:shd w:val="clear" w:color="auto" w:fill="FFFFFF"/>
+          <w:vertAlign w:val="superscript"/>
+          <w:rtl/>
+        </w:rPr>
+        <w:t>כד </w:t>
+      </w:r>
+      <w:r>
+        <w:rPr>
+          <w:rFonts w:ascii="SBL Hebrew" w:hAnsi="SBL Hebrew" w:cs="SBL Hebrew"/>
+          <w:color w:val="993300"/>
+          <w:sz w:val="32"/>
+          <w:szCs w:val="32"/>
+          <w:shd w:val="clear" w:color="auto" w:fill="FFFFFF"/>
+          <w:rtl/>
+        </w:rPr>
+        <w:t xml:space="preserve">וְקַרְנַיָּ֣א עֲשַׂ֔ר מִנַּהּ֙ מַלְכוּתָ֔א עַשְׂרָ֥ה מַלְכִ֖ין יְקֻמ֑וּן וְאׇחֳרָ֞ן יְק֣וּם אַחֲרֵיהֹ֗ן וְה֤וּא יִשְׁנֵא֙ מִן־קַדְמָיֵ֔א וּתְלָתָ֥ה מַלְכִ֖ין יְהַשְׁפִּֽל׃ </w:t>
+      </w:r>
+      <w:r>
+        <w:rPr>
+          <w:rFonts w:ascii="SBL Hebrew" w:hAnsi="SBL Hebrew" w:cs="SBL Hebrew"/>
+          <w:b/>
+          <w:bCs/>
+          <w:color w:val="003300"/>
+          <w:sz w:val="32"/>
+          <w:szCs w:val="32"/>
+          <w:shd w:val="clear" w:color="auto" w:fill="FFFFFF"/>
+          <w:vertAlign w:val="superscript"/>
+          <w:rtl/>
+        </w:rPr>
+        <w:t>כה </w:t>
+      </w:r>
+      <w:r>
+        <w:rPr>
+          <w:rFonts w:ascii="SBL Hebrew" w:hAnsi="SBL Hebrew" w:cs="SBL Hebrew"/>
+          <w:color w:val="993300"/>
+          <w:sz w:val="32"/>
+          <w:szCs w:val="32"/>
+          <w:shd w:val="clear" w:color="auto" w:fill="FFFFFF"/>
+          <w:rtl/>
+        </w:rPr>
+        <w:t xml:space="preserve">וּמִלִּ֗ין לְצַ֤ד </w:t>
       </w:r>
       <w:r>
         <w:rPr>
@@ -9043,288 +9336,6 @@
           <w:shd w:val="clear" w:color="auto" w:fill="FFFFFF"/>
           <w:rtl/>
         </w:rPr>
-        <w:t>שניה</w:t>
-      </w:r>
-      <w:r>
-        <w:rPr>
-          <w:rFonts w:ascii="SBL Hebrew" w:hAnsi="SBL Hebrew" w:cs="SBL Hebrew"/>
-          <w:color w:val="993300"/>
-          <w:sz w:val="32"/>
-          <w:szCs w:val="32"/>
-          <w:shd w:val="clear" w:color="auto" w:fill="FFFFFF"/>
-          <w:rtl/>
-        </w:rPr>
-        <w:t xml:space="preserve"> שִׁנַּ֤הּ דִּֽי־פַרְזֶל֙ </w:t>
-      </w:r>
-      <w:r>
-        <w:rPr>
-          <w:rFonts w:ascii="SBL Hebrew" w:hAnsi="SBL Hebrew" w:cs="SBL Hebrew"/>
-          <w:color w:val="808080"/>
-          <w:sz w:val="32"/>
-          <w:szCs w:val="32"/>
-          <w:shd w:val="clear" w:color="auto" w:fill="FFFFFF"/>
-          <w:rtl/>
-        </w:rPr>
-        <w:t>וטפריה</w:t>
-      </w:r>
-      <w:r>
-        <w:rPr>
-          <w:rFonts w:ascii="SBL Hebrew" w:hAnsi="SBL Hebrew" w:cs="SBL Hebrew"/>
-          <w:color w:val="993300"/>
-          <w:sz w:val="32"/>
-          <w:szCs w:val="32"/>
-          <w:shd w:val="clear" w:color="auto" w:fill="FFFFFF"/>
-          <w:rtl/>
-        </w:rPr>
-        <w:t xml:space="preserve"> וְטִפְרַ֣הּ דִּֽי־נְחָ֔שׁ אָֽכְלָ֣ה מַדְּﬞקָ֔ה וּשְׁאָרָ֖א </w:t>
-      </w:r>
-      <w:r>
-        <w:rPr>
-          <w:rFonts w:ascii="SBL Hebrew" w:hAnsi="SBL Hebrew" w:cs="SBL Hebrew"/>
-          <w:color w:val="808080"/>
-          <w:sz w:val="32"/>
-          <w:szCs w:val="32"/>
-          <w:shd w:val="clear" w:color="auto" w:fill="FFFFFF"/>
-          <w:rtl/>
-        </w:rPr>
-        <w:t>ברגליה</w:t>
-      </w:r>
-      <w:r>
-        <w:rPr>
-          <w:rFonts w:ascii="SBL Hebrew" w:hAnsi="SBL Hebrew" w:cs="SBL Hebrew"/>
-          <w:color w:val="993300"/>
-          <w:sz w:val="32"/>
-          <w:szCs w:val="32"/>
-          <w:shd w:val="clear" w:color="auto" w:fill="FFFFFF"/>
-          <w:rtl/>
-        </w:rPr>
-        <w:t xml:space="preserve"> בְּרַגְלַ֥הּ רָֽפְסָֽה׃ </w:t>
-      </w:r>
-      <w:r>
-        <w:rPr>
-          <w:rFonts w:ascii="SBL Hebrew" w:hAnsi="SBL Hebrew" w:cs="SBL Hebrew"/>
-          <w:b/>
-          <w:bCs/>
-          <w:color w:val="003300"/>
-          <w:sz w:val="32"/>
-          <w:szCs w:val="32"/>
-          <w:shd w:val="clear" w:color="auto" w:fill="FFFFFF"/>
-          <w:vertAlign w:val="superscript"/>
-          <w:rtl/>
-        </w:rPr>
-        <w:t>כ </w:t>
-      </w:r>
-      <w:r>
-        <w:rPr>
-          <w:rFonts w:ascii="SBL Hebrew" w:hAnsi="SBL Hebrew" w:cs="SBL Hebrew"/>
-          <w:color w:val="993300"/>
-          <w:sz w:val="32"/>
-          <w:szCs w:val="32"/>
-          <w:shd w:val="clear" w:color="auto" w:fill="FFFFFF"/>
-          <w:rtl/>
-        </w:rPr>
-        <w:t xml:space="preserve">וְעַל־קַרְנַיָּ֤א עֲשַׂר֙ דִּ֣י בְרֵאשַׁ֔הּ וְאׇחֳרִי֙ דִּ֣י סִלְקַ֔ת </w:t>
-      </w:r>
-      <w:r>
-        <w:rPr>
-          <w:rFonts w:ascii="SBL Hebrew" w:hAnsi="SBL Hebrew" w:cs="SBL Hebrew"/>
-          <w:color w:val="808080"/>
-          <w:sz w:val="32"/>
-          <w:szCs w:val="32"/>
-          <w:shd w:val="clear" w:color="auto" w:fill="FFFFFF"/>
-          <w:rtl/>
-        </w:rPr>
-        <w:t>ונפלו</w:t>
-      </w:r>
-      <w:r>
-        <w:rPr>
-          <w:rFonts w:ascii="SBL Hebrew" w:hAnsi="SBL Hebrew" w:cs="SBL Hebrew"/>
-          <w:color w:val="993300"/>
-          <w:sz w:val="32"/>
-          <w:szCs w:val="32"/>
-          <w:shd w:val="clear" w:color="auto" w:fill="FFFFFF"/>
-          <w:rtl/>
-        </w:rPr>
-        <w:t xml:space="preserve"> וּנְפַ֥לָה מִן־קֳדָמַ֖הּ </w:t>
-      </w:r>
-      <w:r>
-        <w:rPr>
-          <w:rFonts w:ascii="SBL Hebrew" w:hAnsi="SBL Hebrew" w:cs="SBL Hebrew"/>
-          <w:color w:val="808080"/>
-          <w:sz w:val="32"/>
-          <w:szCs w:val="32"/>
-          <w:shd w:val="clear" w:color="auto" w:fill="FFFFFF"/>
-          <w:rtl/>
-        </w:rPr>
-        <w:t>קדמיה</w:t>
-      </w:r>
-      <w:r>
-        <w:rPr>
-          <w:rFonts w:ascii="SBL Hebrew" w:hAnsi="SBL Hebrew" w:cs="SBL Hebrew"/>
-          <w:color w:val="993300"/>
-          <w:sz w:val="32"/>
-          <w:szCs w:val="32"/>
-          <w:shd w:val="clear" w:color="auto" w:fill="FFFFFF"/>
-          <w:rtl/>
-        </w:rPr>
-        <w:t xml:space="preserve"> תְּלָ֑ת וְקַרְנָ֨א דִכֵּ֜ן וְעַיְנִ֣ין לַ֗הּ וּפֻם֙ מְמַלִּ֣ל רַבְרְבָ֔ן וְחֶזְוַ֖הּ רַ֥ב מִן־חַבְרָתַֽהּ׃ </w:t>
-      </w:r>
-      <w:r>
-        <w:rPr>
-          <w:rFonts w:ascii="SBL Hebrew" w:hAnsi="SBL Hebrew" w:cs="SBL Hebrew"/>
-          <w:b/>
-          <w:bCs/>
-          <w:color w:val="003300"/>
-          <w:sz w:val="32"/>
-          <w:szCs w:val="32"/>
-          <w:shd w:val="clear" w:color="auto" w:fill="FFFFFF"/>
-          <w:vertAlign w:val="superscript"/>
-          <w:rtl/>
-        </w:rPr>
-        <w:t>כא </w:t>
-      </w:r>
-      <w:r>
-        <w:rPr>
-          <w:rFonts w:ascii="SBL Hebrew" w:hAnsi="SBL Hebrew" w:cs="SBL Hebrew"/>
-          <w:color w:val="993300"/>
-          <w:sz w:val="32"/>
-          <w:szCs w:val="32"/>
-          <w:shd w:val="clear" w:color="auto" w:fill="FFFFFF"/>
-          <w:rtl/>
-        </w:rPr>
-        <w:t xml:space="preserve">חָזֵ֣ה הֲוֵ֔ית וְקַרְנָ֣א דִכֵּ֔ן עָבְדָ֥ה קְרָ֖ב עִם־קַדִּישִׁ֑ין וְיָכְלָ֖ה לְהֹֽן׃ </w:t>
-      </w:r>
-      <w:r>
-        <w:rPr>
-          <w:rFonts w:ascii="SBL Hebrew" w:hAnsi="SBL Hebrew" w:cs="SBL Hebrew"/>
-          <w:b/>
-          <w:bCs/>
-          <w:color w:val="003300"/>
-          <w:sz w:val="32"/>
-          <w:szCs w:val="32"/>
-          <w:shd w:val="clear" w:color="auto" w:fill="FFFFFF"/>
-          <w:vertAlign w:val="superscript"/>
-          <w:rtl/>
-        </w:rPr>
-        <w:t>כב </w:t>
-      </w:r>
-      <w:r>
-        <w:rPr>
-          <w:rFonts w:ascii="SBL Hebrew" w:hAnsi="SBL Hebrew" w:cs="SBL Hebrew"/>
-          <w:color w:val="993300"/>
-          <w:sz w:val="32"/>
-          <w:szCs w:val="32"/>
-          <w:shd w:val="clear" w:color="auto" w:fill="FFFFFF"/>
-          <w:rtl/>
-        </w:rPr>
-        <w:t xml:space="preserve">עַ֣ד דִּֽי־אֲתָ֗ה עַתִּיק֙ יֽוֹמַיָּ֔א וְדִינָ֣א יְהִ֔ב לְקַדִּישֵׁ֖י עֶלְיוֹנִ֑ין וְזִמְנָ֣א מְטָ֔ה וּמַלְכוּתָ֖א הֶחֱסִ֥נוּ קַדִּישִֽׁין׃ </w:t>
-      </w:r>
-      <w:r>
-        <w:rPr>
-          <w:rFonts w:ascii="SBL Hebrew" w:hAnsi="SBL Hebrew" w:cs="SBL Hebrew"/>
-          <w:b/>
-          <w:bCs/>
-          <w:color w:val="003300"/>
-          <w:sz w:val="32"/>
-          <w:szCs w:val="32"/>
-          <w:shd w:val="clear" w:color="auto" w:fill="FFFFFF"/>
-          <w:vertAlign w:val="superscript"/>
-          <w:rtl/>
-        </w:rPr>
-        <w:t>כג </w:t>
-      </w:r>
-      <w:r>
-        <w:rPr>
-          <w:rFonts w:ascii="SBL Hebrew" w:hAnsi="SBL Hebrew" w:cs="SBL Hebrew"/>
-          <w:color w:val="993300"/>
-          <w:sz w:val="32"/>
-          <w:szCs w:val="32"/>
-          <w:shd w:val="clear" w:color="auto" w:fill="FFFFFF"/>
-          <w:rtl/>
-        </w:rPr>
-        <w:t xml:space="preserve">כֵּן֮ אֲמַר֒ חֵֽיוְתָא֙ רְבִיעָ֣יְתָ֔א מַלְכ֤וּ </w:t>
-      </w:r>
-      <w:r>
-        <w:rPr>
-          <w:rFonts w:ascii="SBL Hebrew" w:hAnsi="SBL Hebrew" w:cs="SBL Hebrew"/>
-          <w:color w:val="808080"/>
-          <w:sz w:val="32"/>
-          <w:szCs w:val="32"/>
-          <w:shd w:val="clear" w:color="auto" w:fill="FFFFFF"/>
-          <w:rtl/>
-        </w:rPr>
-        <w:t>רביעיה</w:t>
-      </w:r>
-      <w:r>
-        <w:rPr>
-          <w:rFonts w:ascii="SBL Hebrew" w:hAnsi="SBL Hebrew" w:cs="SBL Hebrew"/>
-          <w:color w:val="993300"/>
-          <w:sz w:val="32"/>
-          <w:szCs w:val="32"/>
-          <w:shd w:val="clear" w:color="auto" w:fill="FFFFFF"/>
-          <w:rtl/>
-        </w:rPr>
-        <w:t xml:space="preserve"> רְבִיעָאָה֙ תֶּהֱוֵ֣א בְאַרְעָ֔א דִּ֥י תִשְׁנֵ֖א מִן־כׇּל־מַלְכְוָתָ֑א וְתֵאכֻל֙ כׇּל־אַרְעָ֔א וּתְדוּשִׁנַּ֖הּ וְתַדְּקִנַּֽהּ׃ </w:t>
-      </w:r>
-      <w:r>
-        <w:rPr>
-          <w:rFonts w:ascii="SBL Hebrew" w:hAnsi="SBL Hebrew" w:cs="SBL Hebrew"/>
-          <w:b/>
-          <w:bCs/>
-          <w:color w:val="003300"/>
-          <w:sz w:val="32"/>
-          <w:szCs w:val="32"/>
-          <w:shd w:val="clear" w:color="auto" w:fill="FFFFFF"/>
-          <w:vertAlign w:val="superscript"/>
-          <w:rtl/>
-        </w:rPr>
-        <w:t>כד </w:t>
-      </w:r>
-      <w:r>
-        <w:rPr>
-          <w:rFonts w:ascii="SBL Hebrew" w:hAnsi="SBL Hebrew" w:cs="SBL Hebrew"/>
-          <w:color w:val="993300"/>
-          <w:sz w:val="32"/>
-          <w:szCs w:val="32"/>
-          <w:shd w:val="clear" w:color="auto" w:fill="FFFFFF"/>
-          <w:rtl/>
-        </w:rPr>
-        <w:t xml:space="preserve">וְקַרְנַיָּ֣א עֲשַׂ֔ר מִנַּהּ֙ מַלְכוּתָ֔א עַשְׂרָ֥ה מַלְכִ֖ין יְקֻמ֑וּן וְאׇחֳרָ֞ן יְק֣וּם אַחֲרֵיהֹ֗ן וְה֤וּא יִשְׁנֵא֙ מִן־קַדְמָיֵ֔א וּתְלָתָ֥ה מַלְכִ֖ין יְהַשְׁפִּֽל׃ </w:t>
-      </w:r>
-      <w:r>
-        <w:rPr>
-          <w:rFonts w:ascii="SBL Hebrew" w:hAnsi="SBL Hebrew" w:cs="SBL Hebrew"/>
-          <w:b/>
-          <w:bCs/>
-          <w:color w:val="003300"/>
-          <w:sz w:val="32"/>
-          <w:szCs w:val="32"/>
-          <w:shd w:val="clear" w:color="auto" w:fill="FFFFFF"/>
-          <w:vertAlign w:val="superscript"/>
-          <w:rtl/>
-        </w:rPr>
-        <w:t>כה </w:t>
-      </w:r>
-      <w:r>
-        <w:rPr>
-          <w:rFonts w:ascii="SBL Hebrew" w:hAnsi="SBL Hebrew" w:cs="SBL Hebrew"/>
-          <w:color w:val="993300"/>
-          <w:sz w:val="32"/>
-          <w:szCs w:val="32"/>
-          <w:shd w:val="clear" w:color="auto" w:fill="FFFFFF"/>
-          <w:rtl/>
-        </w:rPr>
-        <w:t xml:space="preserve">וּמִלִּ֗ין לְצַ֤ד </w:t>
-      </w:r>
-      <w:r>
-        <w:rPr>
-          <w:rFonts w:ascii="SBL Hebrew" w:hAnsi="SBL Hebrew" w:cs="SBL Hebrew"/>
-          <w:color w:val="808080"/>
-          <w:sz w:val="32"/>
-          <w:szCs w:val="32"/>
-          <w:shd w:val="clear" w:color="auto" w:fill="FFFFFF"/>
-          <w:rtl/>
-        </w:rPr>
         <w:t>עליא</w:t>
       </w:r>
       <w:r>
@@ -9411,7 +9422,7 @@
           <w:shd w:val="clear" w:color="auto" w:fill="FFFFFF"/>
           <w:rtl/>
         </w:rPr>
-        <w:t>עַד־כָּ֖ה סוֹפָ֣א דִֽי־מִלְּתָ֑א אֲנָ֨ה דָֽנִיֵּ֜אל שַׂגִּ֣יא ׀ רַעְיוֹנַ֣י יְבַהֲלֻנַּ֗נִי וְזִיוַי֙ יִשְׁתַּנּ֣וֹן עֲלַ֔י וּמִלְּתָ֖א בְּלִבִּ֥י נִטְרֵֽת</w:t>
+        <w:t>עַד־כָּ֖ה סוֹפָ֣א דִֽי־מִלְּתָ֑א אֲנָ֨ה דָֽנִיֵּ֜אל שַׂגִּ֣יא׀ רַעְיוֹנַ֣י יְבַהֲלֻנַּ֗נִי וְזִיוַי֙ יִשְׁתַּנּ֣וֹן עֲלַ֔י וּמִלְּתָ֖א בְּלִבִּ֥י נִטְרֵֽת</w:t>
       </w:r>
       <w:r>
         <w:rPr>
@@ -9607,7 +9618,179 @@
           <w:shd w:val="clear" w:color="auto" w:fill="FFFFFF"/>
           <w:rtl/>
         </w:rPr>
-        <w:t xml:space="preserve">וַאֲנִ֣י׀ הָיִ֣יתִי מֵבִ֗ין וְהִנֵּ֤ה צְפִיר־הָֽעִזִּים֙ בָּ֤א </w:t>
+        <w:t xml:space="preserve">וַאֲנִ֣י׀ הָיִ֣יתִי מֵבִ֗ין וְהִנֵּ֤ה צְפִיר־הָֽעִזִּים֙ בָּ֤א מִן־הַֽמַּעֲרָב֙ עַל־פְּנֵ֣י כׇל־הָאָ֔רֶץ וְאֵ֥ין נוֹגֵ֖עַ בָּאָ֑רֶץ וְהַ֨צָּפִ֔יר קֶ֥רֶן חָז֖וּת בֵּ֥ין עֵינָֽיו׃ </w:t>
+      </w:r>
+      <w:r>
+        <w:rPr>
+          <w:rFonts w:ascii="SBL Hebrew" w:hAnsi="SBL Hebrew" w:cs="SBL Hebrew"/>
+          <w:b/>
+          <w:bCs/>
+          <w:color w:val="003300"/>
+          <w:sz w:val="32"/>
+          <w:szCs w:val="32"/>
+          <w:shd w:val="clear" w:color="auto" w:fill="FFFFFF"/>
+          <w:vertAlign w:val="superscript"/>
+          <w:rtl/>
+        </w:rPr>
+        <w:t>ו </w:t>
+      </w:r>
+      <w:r>
+        <w:rPr>
+          <w:rFonts w:ascii="SBL Hebrew" w:hAnsi="SBL Hebrew" w:cs="SBL Hebrew"/>
+          <w:color w:val="993300"/>
+          <w:sz w:val="32"/>
+          <w:szCs w:val="32"/>
+          <w:shd w:val="clear" w:color="auto" w:fill="FFFFFF"/>
+          <w:rtl/>
+        </w:rPr>
+        <w:t xml:space="preserve">וַיָּבֹ֗א עַד־הָאַ֙יִל֙ בַּ֣עַל הַקְּרָנַ֔יִם אֲשֶׁ֣ר רָאִ֔יתִי עֹמֵ֖ד לִפְנֵ֣י הָאֻבָ֑ל וַיָּ֥רׇץ אֵלָ֖יו בַּחֲמַ֥ת כֹּחֽוֹ׃ </w:t>
+      </w:r>
+      <w:r>
+        <w:rPr>
+          <w:rFonts w:ascii="SBL Hebrew" w:hAnsi="SBL Hebrew" w:cs="SBL Hebrew"/>
+          <w:b/>
+          <w:bCs/>
+          <w:color w:val="003300"/>
+          <w:sz w:val="32"/>
+          <w:szCs w:val="32"/>
+          <w:shd w:val="clear" w:color="auto" w:fill="FFFFFF"/>
+          <w:vertAlign w:val="superscript"/>
+          <w:rtl/>
+        </w:rPr>
+        <w:t>ז </w:t>
+      </w:r>
+      <w:r>
+        <w:rPr>
+          <w:rFonts w:ascii="SBL Hebrew" w:hAnsi="SBL Hebrew" w:cs="SBL Hebrew"/>
+          <w:color w:val="993300"/>
+          <w:sz w:val="32"/>
+          <w:szCs w:val="32"/>
+          <w:shd w:val="clear" w:color="auto" w:fill="FFFFFF"/>
+          <w:rtl/>
+        </w:rPr>
+        <w:t xml:space="preserve">וּרְאִיתִ֞יו מַגִּ֣יעַ׀ אֵ֣צֶל הָאַ֗יִל וַיִּתְמַרְמַ֤ר אֵלָיו֙ וַיַּ֣ךְ אֶת־הָאַ֗יִל וַיְשַׁבֵּר֙ אֶת־שְׁתֵּ֣י קְרָנָ֔יו וְלֹא־הָ֥יָה כֹ֛חַ בָּאַ֖יִל לַעֲמֹ֣ד לְפָנָ֑יו וַיַּשְׁלִיכֵ֤הוּ אַ֙רְצָה֙ וַֽיִּרְמְסֵ֔הוּ וְלֹא־הָיָ֥ה מַצִּ֛יל לָאַ֖יִל מִיָּדֽוֹ׃ </w:t>
+      </w:r>
+      <w:r>
+        <w:rPr>
+          <w:rFonts w:ascii="SBL Hebrew" w:hAnsi="SBL Hebrew" w:cs="SBL Hebrew"/>
+          <w:b/>
+          <w:bCs/>
+          <w:color w:val="003300"/>
+          <w:sz w:val="32"/>
+          <w:szCs w:val="32"/>
+          <w:shd w:val="clear" w:color="auto" w:fill="FFFFFF"/>
+          <w:vertAlign w:val="superscript"/>
+          <w:rtl/>
+        </w:rPr>
+        <w:t>ח </w:t>
+      </w:r>
+      <w:r>
+        <w:rPr>
+          <w:rFonts w:ascii="SBL Hebrew" w:hAnsi="SBL Hebrew" w:cs="SBL Hebrew"/>
+          <w:color w:val="993300"/>
+          <w:sz w:val="32"/>
+          <w:szCs w:val="32"/>
+          <w:shd w:val="clear" w:color="auto" w:fill="FFFFFF"/>
+          <w:rtl/>
+        </w:rPr>
+        <w:t xml:space="preserve">וּצְפִ֥יר הָעִזִּ֖ים הִגְדִּ֣יל עַד־מְאֹ֑ד וּכְעׇצְמ֗וֹ נִשְׁבְּרָה֙ הַקֶּ֣רֶן הַגְּדֹלָ֔ה וַֽתַּעֲלֶ֜נָה חָז֤וּת אַרְבַּע֙ תַּחְתֶּ֔יהָ לְאַרְבַּ֖ע רוּח֥וֹת הַשָּׁמָֽיִם׃ </w:t>
+      </w:r>
+      <w:r>
+        <w:rPr>
+          <w:rFonts w:ascii="SBL Hebrew" w:hAnsi="SBL Hebrew" w:cs="SBL Hebrew"/>
+          <w:b/>
+          <w:bCs/>
+          <w:color w:val="003300"/>
+          <w:sz w:val="32"/>
+          <w:szCs w:val="32"/>
+          <w:shd w:val="clear" w:color="auto" w:fill="FFFFFF"/>
+          <w:vertAlign w:val="superscript"/>
+          <w:rtl/>
+        </w:rPr>
+        <w:t>ט </w:t>
+      </w:r>
+      <w:r>
+        <w:rPr>
+          <w:rFonts w:ascii="SBL Hebrew" w:hAnsi="SBL Hebrew" w:cs="SBL Hebrew"/>
+          <w:color w:val="993300"/>
+          <w:sz w:val="32"/>
+          <w:szCs w:val="32"/>
+          <w:shd w:val="clear" w:color="auto" w:fill="FFFFFF"/>
+          <w:rtl/>
+        </w:rPr>
+        <w:t xml:space="preserve">וּמִן־הָאַחַ֣ת מֵהֶ֔ם יָצָ֥א קֶֽרֶן־אַחַ֖ת מִצְּעִירָ֑ה וַתִּגְדַּל־יֶ֛תֶר אֶל־הַנֶּ֥גֶב וְאֶל־הַמִּזְרָ֖ח וְאֶל־הַצֶּֽבִי׃ </w:t>
+      </w:r>
+      <w:r>
+        <w:rPr>
+          <w:rFonts w:ascii="SBL Hebrew" w:hAnsi="SBL Hebrew" w:cs="SBL Hebrew"/>
+          <w:b/>
+          <w:bCs/>
+          <w:color w:val="003300"/>
+          <w:sz w:val="32"/>
+          <w:szCs w:val="32"/>
+          <w:shd w:val="clear" w:color="auto" w:fill="FFFFFF"/>
+          <w:vertAlign w:val="superscript"/>
+          <w:rtl/>
+        </w:rPr>
+        <w:t>י </w:t>
+      </w:r>
+      <w:r>
+        <w:rPr>
+          <w:rFonts w:ascii="SBL Hebrew" w:hAnsi="SBL Hebrew" w:cs="SBL Hebrew"/>
+          <w:color w:val="993300"/>
+          <w:sz w:val="32"/>
+          <w:szCs w:val="32"/>
+          <w:shd w:val="clear" w:color="auto" w:fill="FFFFFF"/>
+          <w:rtl/>
+        </w:rPr>
+        <w:t xml:space="preserve">וַתִּגְדַּ֖ל עַד־צְבָ֣א הַשָּׁמָ֑יִם וַתַּפֵּ֥ל אַ֛רְצָה מִן־הַצָּבָ֥א וּמִן־הַכּוֹכָבִ֖ים וַֽתִּרְמְסֵֽם׃ </w:t>
+      </w:r>
+      <w:r>
+        <w:rPr>
+          <w:rFonts w:ascii="SBL Hebrew" w:hAnsi="SBL Hebrew" w:cs="SBL Hebrew"/>
+          <w:b/>
+          <w:bCs/>
+          <w:color w:val="003300"/>
+          <w:sz w:val="32"/>
+          <w:szCs w:val="32"/>
+          <w:shd w:val="clear" w:color="auto" w:fill="FFFFFF"/>
+          <w:vertAlign w:val="superscript"/>
+          <w:rtl/>
+        </w:rPr>
+        <w:t>יא </w:t>
+      </w:r>
+      <w:r>
+        <w:rPr>
+          <w:rFonts w:ascii="SBL Hebrew" w:hAnsi="SBL Hebrew" w:cs="SBL Hebrew"/>
+          <w:color w:val="993300"/>
+          <w:sz w:val="32"/>
+          <w:szCs w:val="32"/>
+          <w:shd w:val="clear" w:color="auto" w:fill="FFFFFF"/>
+          <w:rtl/>
+        </w:rPr>
+        <w:t xml:space="preserve">וְעַ֥ד שַֽׂר־הַצָּבָ֖א הִגְדִּ֑יל וּמִמֶּ֙נּוּ֙ </w:t>
+      </w:r>
+      <w:r>
+        <w:rPr>
+          <w:rFonts w:ascii="SBL Hebrew" w:hAnsi="SBL Hebrew" w:cs="SBL Hebrew"/>
+          <w:color w:val="808080"/>
+          <w:sz w:val="32"/>
+          <w:szCs w:val="32"/>
+          <w:shd w:val="clear" w:color="auto" w:fill="FFFFFF"/>
+          <w:rtl/>
+        </w:rPr>
+        <w:t>הרים</w:t>
+      </w:r>
+      <w:r>
+        <w:rPr>
+          <w:rFonts w:ascii="SBL Hebrew" w:hAnsi="SBL Hebrew" w:cs="SBL Hebrew"/>
+          <w:color w:val="993300"/>
+          <w:sz w:val="32"/>
+          <w:szCs w:val="32"/>
+          <w:shd w:val="clear" w:color="auto" w:fill="FFFFFF"/>
+          <w:rtl/>
+        </w:rPr>
+        <w:t xml:space="preserve"> הוּרַ֣ם </w:t>
       </w:r>
       <w:r>
         <w:rPr>
@@ -9619,179 +9802,7 @@
           <w:rtl/>
         </w:rPr>
         <w:lastRenderedPageBreak/>
-        <w:t xml:space="preserve">מִן־הַֽמַּעֲרָב֙ עַל־פְּנֵ֣י כׇל־הָאָ֔רֶץ וְאֵ֥ין נוֹגֵ֖עַ בָּאָ֑רֶץ וְהַ֨צָּפִ֔יר קֶ֥רֶן חָז֖וּת בֵּ֥ין עֵינָֽיו׃ </w:t>
-      </w:r>
-      <w:r>
-        <w:rPr>
-          <w:rFonts w:ascii="SBL Hebrew" w:hAnsi="SBL Hebrew" w:cs="SBL Hebrew"/>
-          <w:b/>
-          <w:bCs/>
-          <w:color w:val="003300"/>
-          <w:sz w:val="32"/>
-          <w:szCs w:val="32"/>
-          <w:shd w:val="clear" w:color="auto" w:fill="FFFFFF"/>
-          <w:vertAlign w:val="superscript"/>
-          <w:rtl/>
-        </w:rPr>
-        <w:t>ו </w:t>
-      </w:r>
-      <w:r>
-        <w:rPr>
-          <w:rFonts w:ascii="SBL Hebrew" w:hAnsi="SBL Hebrew" w:cs="SBL Hebrew"/>
-          <w:color w:val="993300"/>
-          <w:sz w:val="32"/>
-          <w:szCs w:val="32"/>
-          <w:shd w:val="clear" w:color="auto" w:fill="FFFFFF"/>
-          <w:rtl/>
-        </w:rPr>
-        <w:t xml:space="preserve">וַיָּבֹ֗א עַד־הָאַ֙יִל֙ בַּ֣עַל הַקְּרָנַ֔יִם אֲשֶׁ֣ר רָאִ֔יתִי עֹמֵ֖ד לִפְנֵ֣י הָאֻבָ֑ל וַיָּ֥רׇץ אֵלָ֖יו בַּחֲמַ֥ת כֹּחֽוֹ׃ </w:t>
-      </w:r>
-      <w:r>
-        <w:rPr>
-          <w:rFonts w:ascii="SBL Hebrew" w:hAnsi="SBL Hebrew" w:cs="SBL Hebrew"/>
-          <w:b/>
-          <w:bCs/>
-          <w:color w:val="003300"/>
-          <w:sz w:val="32"/>
-          <w:szCs w:val="32"/>
-          <w:shd w:val="clear" w:color="auto" w:fill="FFFFFF"/>
-          <w:vertAlign w:val="superscript"/>
-          <w:rtl/>
-        </w:rPr>
-        <w:t>ז </w:t>
-      </w:r>
-      <w:r>
-        <w:rPr>
-          <w:rFonts w:ascii="SBL Hebrew" w:hAnsi="SBL Hebrew" w:cs="SBL Hebrew"/>
-          <w:color w:val="993300"/>
-          <w:sz w:val="32"/>
-          <w:szCs w:val="32"/>
-          <w:shd w:val="clear" w:color="auto" w:fill="FFFFFF"/>
-          <w:rtl/>
-        </w:rPr>
-        <w:t xml:space="preserve">וּרְאִיתִ֞יו מַגִּ֣יעַ׀ אֵ֣צֶל הָאַ֗יִל וַיִּתְמַרְמַ֤ר אֵלָיו֙ וַיַּ֣ךְ אֶת־הָאַ֗יִל וַיְשַׁבֵּר֙ אֶת־שְׁתֵּ֣י קְרָנָ֔יו וְלֹא־הָ֥יָה כֹ֛חַ בָּאַ֖יִל לַעֲמֹ֣ד לְפָנָ֑יו וַיַּשְׁלִיכֵ֤הוּ אַ֙רְצָה֙ וַֽיִּרְמְסֵ֔הוּ וְלֹא־הָיָ֥ה מַצִּ֛יל לָאַ֖יִל מִיָּדֽוֹ׃ </w:t>
-      </w:r>
-      <w:r>
-        <w:rPr>
-          <w:rFonts w:ascii="SBL Hebrew" w:hAnsi="SBL Hebrew" w:cs="SBL Hebrew"/>
-          <w:b/>
-          <w:bCs/>
-          <w:color w:val="003300"/>
-          <w:sz w:val="32"/>
-          <w:szCs w:val="32"/>
-          <w:shd w:val="clear" w:color="auto" w:fill="FFFFFF"/>
-          <w:vertAlign w:val="superscript"/>
-          <w:rtl/>
-        </w:rPr>
-        <w:t>ח </w:t>
-      </w:r>
-      <w:r>
-        <w:rPr>
-          <w:rFonts w:ascii="SBL Hebrew" w:hAnsi="SBL Hebrew" w:cs="SBL Hebrew"/>
-          <w:color w:val="993300"/>
-          <w:sz w:val="32"/>
-          <w:szCs w:val="32"/>
-          <w:shd w:val="clear" w:color="auto" w:fill="FFFFFF"/>
-          <w:rtl/>
-        </w:rPr>
-        <w:t xml:space="preserve">וּצְפִ֥יר הָעִזִּ֖ים הִגְדִּ֣יל עַד־מְאֹ֑ד וּכְעׇצְמ֗וֹ נִשְׁבְּרָה֙ הַקֶּ֣רֶן הַגְּדֹלָ֔ה וַֽתַּעֲלֶ֜נָה חָז֤וּת אַרְבַּע֙ תַּחְתֶּ֔יהָ לְאַרְבַּ֖ע רוּח֥וֹת הַשָּׁמָֽיִם׃ </w:t>
-      </w:r>
-      <w:r>
-        <w:rPr>
-          <w:rFonts w:ascii="SBL Hebrew" w:hAnsi="SBL Hebrew" w:cs="SBL Hebrew"/>
-          <w:b/>
-          <w:bCs/>
-          <w:color w:val="003300"/>
-          <w:sz w:val="32"/>
-          <w:szCs w:val="32"/>
-          <w:shd w:val="clear" w:color="auto" w:fill="FFFFFF"/>
-          <w:vertAlign w:val="superscript"/>
-          <w:rtl/>
-        </w:rPr>
-        <w:t>ט </w:t>
-      </w:r>
-      <w:r>
-        <w:rPr>
-          <w:rFonts w:ascii="SBL Hebrew" w:hAnsi="SBL Hebrew" w:cs="SBL Hebrew"/>
-          <w:color w:val="993300"/>
-          <w:sz w:val="32"/>
-          <w:szCs w:val="32"/>
-          <w:shd w:val="clear" w:color="auto" w:fill="FFFFFF"/>
-          <w:rtl/>
-        </w:rPr>
-        <w:t xml:space="preserve">וּמִן־הָאַחַ֣ת מֵהֶ֔ם יָצָ֥א קֶֽרֶן־אַחַ֖ת מִצְּעִירָ֑ה וַתִּגְדַּל־יֶ֛תֶר אֶל־הַנֶּ֥גֶב וְאֶל־הַמִּזְרָ֖ח וְאֶל־הַצֶּֽבִי׃ </w:t>
-      </w:r>
-      <w:r>
-        <w:rPr>
-          <w:rFonts w:ascii="SBL Hebrew" w:hAnsi="SBL Hebrew" w:cs="SBL Hebrew"/>
-          <w:b/>
-          <w:bCs/>
-          <w:color w:val="003300"/>
-          <w:sz w:val="32"/>
-          <w:szCs w:val="32"/>
-          <w:shd w:val="clear" w:color="auto" w:fill="FFFFFF"/>
-          <w:vertAlign w:val="superscript"/>
-          <w:rtl/>
-        </w:rPr>
-        <w:t>י </w:t>
-      </w:r>
-      <w:r>
-        <w:rPr>
-          <w:rFonts w:ascii="SBL Hebrew" w:hAnsi="SBL Hebrew" w:cs="SBL Hebrew"/>
-          <w:color w:val="993300"/>
-          <w:sz w:val="32"/>
-          <w:szCs w:val="32"/>
-          <w:shd w:val="clear" w:color="auto" w:fill="FFFFFF"/>
-          <w:rtl/>
-        </w:rPr>
-        <w:t xml:space="preserve">וַתִּגְדַּ֖ל עַד־צְבָ֣א הַשָּׁמָ֑יִם וַתַּפֵּ֥ל אַ֛רְצָה מִן־הַצָּבָ֥א וּמִן־הַכּוֹכָבִ֖ים וַֽתִּרְמְסֵֽם׃ </w:t>
-      </w:r>
-      <w:r>
-        <w:rPr>
-          <w:rFonts w:ascii="SBL Hebrew" w:hAnsi="SBL Hebrew" w:cs="SBL Hebrew"/>
-          <w:b/>
-          <w:bCs/>
-          <w:color w:val="003300"/>
-          <w:sz w:val="32"/>
-          <w:szCs w:val="32"/>
-          <w:shd w:val="clear" w:color="auto" w:fill="FFFFFF"/>
-          <w:vertAlign w:val="superscript"/>
-          <w:rtl/>
-        </w:rPr>
-        <w:t>יא </w:t>
-      </w:r>
-      <w:r>
-        <w:rPr>
-          <w:rFonts w:ascii="SBL Hebrew" w:hAnsi="SBL Hebrew" w:cs="SBL Hebrew"/>
-          <w:color w:val="993300"/>
-          <w:sz w:val="32"/>
-          <w:szCs w:val="32"/>
-          <w:shd w:val="clear" w:color="auto" w:fill="FFFFFF"/>
-          <w:rtl/>
-        </w:rPr>
-        <w:t xml:space="preserve">וְעַ֥ד שַֽׂר־הַצָּבָ֖א הִגְדִּ֑יל וּמִמֶּ֙נּוּ֙ </w:t>
-      </w:r>
-      <w:r>
-        <w:rPr>
-          <w:rFonts w:ascii="SBL Hebrew" w:hAnsi="SBL Hebrew" w:cs="SBL Hebrew"/>
-          <w:color w:val="808080"/>
-          <w:sz w:val="32"/>
-          <w:szCs w:val="32"/>
-          <w:shd w:val="clear" w:color="auto" w:fill="FFFFFF"/>
-          <w:rtl/>
-        </w:rPr>
-        <w:t>הרים</w:t>
-      </w:r>
-      <w:r>
-        <w:rPr>
-          <w:rFonts w:ascii="SBL Hebrew" w:hAnsi="SBL Hebrew" w:cs="SBL Hebrew"/>
-          <w:color w:val="993300"/>
-          <w:sz w:val="32"/>
-          <w:szCs w:val="32"/>
-          <w:shd w:val="clear" w:color="auto" w:fill="FFFFFF"/>
-          <w:rtl/>
-        </w:rPr>
-        <w:t xml:space="preserve"> הוּרַ֣ם הַתָּמִ֔יד וְהֻשְׁלַ֖ךְ מְכ֥וֹן מִקְדָּשֽׁוֹ׃ </w:t>
+        <w:t xml:space="preserve">הַתָּמִ֔יד וְהֻשְׁלַ֖ךְ מְכ֥וֹן מִקְדָּשֽׁוֹ׃ </w:t>
       </w:r>
       <w:r>
         <w:rPr>
@@ -10255,7 +10266,6 @@
           <w:u w:val="single" w:color="0000FF"/>
           <w:rtl/>
         </w:rPr>
-        <w:lastRenderedPageBreak/>
         <w:t>דנייאל פרק ט</w:t>
       </w:r>
     </w:p>
@@ -10460,7 +10470,19 @@
           <w:shd w:val="clear" w:color="auto" w:fill="FFFFFF"/>
           <w:rtl/>
         </w:rPr>
-        <w:t xml:space="preserve">לְךָ֤ אֲדֹנָי֙ הַצְּדָקָ֔ה וְלָ֛נוּ בֹּ֥שֶׁת הַפָּנִ֖ים כַּיּ֣וֹם הַזֶּ֑ה לְאִ֤ישׁ יְהוּדָה֙ וּלְיֹשְׁבֵ֣י יְרֽוּשָׁלַ֔͏ִם וּֽלְכׇל־יִשְׂרָאֵ֞ל הַקְּרֹבִ֣ים וְהָרְחֹקִ֗ים בְּכׇל־הָֽאֲרָצוֹת֙ אֲשֶׁ֣ר הִדַּחְתָּ֣ם שָׁ֔ם בְּמַעֲלָ֖ם אֲשֶׁ֥ר מָֽעֲלוּ־בָֽךְ׃ </w:t>
+        <w:t xml:space="preserve">לְךָ֤ אֲדֹנָי֙ הַצְּדָקָ֔ה וְלָ֛נוּ בֹּ֥שֶׁת הַפָּנִ֖ים כַּיּ֣וֹם הַזֶּ֑ה </w:t>
+      </w:r>
+      <w:r>
+        <w:rPr>
+          <w:rFonts w:ascii="SBL Hebrew" w:hAnsi="SBL Hebrew" w:cs="SBL Hebrew"/>
+          <w:color w:val="993300"/>
+          <w:sz w:val="32"/>
+          <w:szCs w:val="32"/>
+          <w:shd w:val="clear" w:color="auto" w:fill="FFFFFF"/>
+          <w:rtl/>
+        </w:rPr>
+        <w:lastRenderedPageBreak/>
+        <w:t xml:space="preserve">לְאִ֤ישׁ יְהוּדָה֙ וּלְיֹשְׁבֵ֣י יְרֽוּשָׁלַ֔͏ִם וּֽלְכׇל־יִשְׂרָאֵ֞ל הַקְּרֹבִ֣ים וְהָרְחֹקִ֗ים בְּכׇל־הָֽאֲרָצוֹת֙ אֲשֶׁ֣ר הִדַּחְתָּ֣ם שָׁ֔ם בְּמַעֲלָ֖ם אֲשֶׁ֥ר מָֽעֲלוּ־בָֽךְ׃ </w:t>
       </w:r>
       <w:r>
         <w:rPr>
@@ -10585,7 +10607,7 @@
           <w:shd w:val="clear" w:color="auto" w:fill="FFFFFF"/>
           <w:rtl/>
         </w:rPr>
-        <w:t xml:space="preserve">וַיָּ֜קֶם אֶת־דְּבָר֣וֹ  ׀ </w:t>
+        <w:t xml:space="preserve">וַיָּ֜קֶם אֶת־דְּבָר֣וֹ׀ </w:t>
       </w:r>
       <w:r>
         <w:rPr>
@@ -10632,7 +10654,7 @@
           <w:shd w:val="clear" w:color="auto" w:fill="FFFFFF"/>
           <w:rtl/>
         </w:rPr>
-        <w:t xml:space="preserve">כַּאֲשֶׁ֤ר כָּתוּב֙ בְּתוֹרַ֣ת מֹשֶׁ֔ה אֵ֛ת כׇּל־הָרָעָ֥ה הַזֹּ֖את בָּ֣אָה עָלֵ֑ינוּ וְלֹֽא־חִלִּ֜ינוּ אֶת־פְּנֵ֣י  ׀ יְהֹוָ֣ה אֱלֹהֵ֗ינוּ לָשׁוּב֙ מֵֽעֲוֺנֵ֔נוּ וּלְהַשְׂכִּ֖יל בַּאֲמִתֶּֽךָ׃ </w:t>
+        <w:t xml:space="preserve">כַּאֲשֶׁ֤ר כָּתוּב֙ בְּתוֹרַ֣ת מֹשֶׁ֔ה אֵ֛ת כׇּל־הָרָעָ֥ה הַזֹּ֖את בָּ֣אָה עָלֵ֑ינוּ וְלֹֽא־חִלִּ֜ינוּ אֶת־פְּנֵ֣י׀ יְהֹוָ֣ה אֱלֹהֵ֗ינוּ לָשׁוּב֙ מֵֽעֲוֺנֵ֔נוּ וּלְהַשְׂכִּ֖יל בַּאֲמִתֶּֽךָ׃ </w:t>
       </w:r>
       <w:r>
         <w:rPr>
@@ -10801,7 +10823,295 @@
           <w:shd w:val="clear" w:color="auto" w:fill="FFFFFF"/>
           <w:rtl/>
         </w:rPr>
-        <w:t xml:space="preserve"> פְּקַ֣ח עֵינֶ֗יךָ וּרְאֵה֙ שֹֽׁמְמֹתֵ֔ינוּ וְהָעִ֕יר אֲשֶׁר־נִקְרָ֥א שִׁמְךָ֖ עָלֶ֑יהָ כִּ֣י׀ לֹ֣א עַל־צִדְקֹתֵ֗ינוּ אֲנַ֨חְנוּ </w:t>
+        <w:t xml:space="preserve"> פְּקַ֣ח עֵינֶ֗יךָ וּרְאֵה֙ שֹֽׁמְמֹתֵ֔ינוּ וְהָעִ֕יר אֲשֶׁר־נִקְרָ֥א שִׁמְךָ֖ עָלֶ֑יהָ כִּ֣י׀ לֹ֣א עַל־צִדְקֹתֵ֗ינוּ אֲנַ֨חְנוּ מַפִּילִ֤ים תַּחֲנוּנֵ֙ינוּ֙ לְפָנֶ֔יךָ כִּ֖י עַל־רַחֲמֶ֥יךָ הָרַבִּֽים׃ </w:t>
+      </w:r>
+      <w:r>
+        <w:rPr>
+          <w:rFonts w:ascii="SBL Hebrew" w:hAnsi="SBL Hebrew" w:cs="SBL Hebrew"/>
+          <w:b/>
+          <w:bCs/>
+          <w:color w:val="003300"/>
+          <w:sz w:val="32"/>
+          <w:szCs w:val="32"/>
+          <w:shd w:val="clear" w:color="auto" w:fill="FFFFFF"/>
+          <w:vertAlign w:val="superscript"/>
+          <w:rtl/>
+        </w:rPr>
+        <w:t>יט </w:t>
+      </w:r>
+      <w:r>
+        <w:rPr>
+          <w:rFonts w:ascii="SBL Hebrew" w:hAnsi="SBL Hebrew" w:cs="SBL Hebrew"/>
+          <w:color w:val="993300"/>
+          <w:sz w:val="32"/>
+          <w:szCs w:val="32"/>
+          <w:shd w:val="clear" w:color="auto" w:fill="FFFFFF"/>
+          <w:rtl/>
+        </w:rPr>
+        <w:t>אֲדֹנָ֤י</w:t>
+      </w:r>
+      <w:r>
+        <w:rPr>
+          <w:rFonts w:ascii="SBL Hebrew" w:hAnsi="SBL Hebrew" w:cs="SBL Hebrew"/>
+          <w:color w:val="808080"/>
+          <w:sz w:val="32"/>
+          <w:szCs w:val="32"/>
+          <w:shd w:val="clear" w:color="auto" w:fill="FFFFFF"/>
+          <w:rtl/>
+        </w:rPr>
+        <w:t>׀</w:t>
+      </w:r>
+      <w:r>
+        <w:rPr>
+          <w:rFonts w:ascii="SBL Hebrew" w:hAnsi="SBL Hebrew" w:cs="SBL Hebrew"/>
+          <w:color w:val="993300"/>
+          <w:sz w:val="32"/>
+          <w:szCs w:val="32"/>
+          <w:shd w:val="clear" w:color="auto" w:fill="FFFFFF"/>
+          <w:rtl/>
+        </w:rPr>
+        <w:t xml:space="preserve"> שְׁמָ֙עָה֙ אֲדֹנָ֣י</w:t>
+      </w:r>
+      <w:r>
+        <w:rPr>
+          <w:rFonts w:ascii="SBL Hebrew" w:hAnsi="SBL Hebrew" w:cs="SBL Hebrew"/>
+          <w:color w:val="808080"/>
+          <w:sz w:val="32"/>
+          <w:szCs w:val="32"/>
+          <w:shd w:val="clear" w:color="auto" w:fill="FFFFFF"/>
+          <w:rtl/>
+        </w:rPr>
+        <w:t>׀</w:t>
+      </w:r>
+      <w:r>
+        <w:rPr>
+          <w:rFonts w:ascii="SBL Hebrew" w:hAnsi="SBL Hebrew" w:cs="SBL Hebrew"/>
+          <w:color w:val="993300"/>
+          <w:sz w:val="32"/>
+          <w:szCs w:val="32"/>
+          <w:shd w:val="clear" w:color="auto" w:fill="FFFFFF"/>
+          <w:rtl/>
+        </w:rPr>
+        <w:t xml:space="preserve">  סְלָ֔חָה אֲדֹנָ֛י הַֽקְﬞשִׁ֥יבָה וַעֲשֵׂ֖ה אַל־תְּאַחַ֑ר לְמַֽעַנְךָ֣ אֱלֹהַ֔י כִּֽי־שִׁמְךָ֣ נִקְרָ֔א עַל־עִירְךָ֖ וְעַל־עַמֶּֽךָ׃ </w:t>
+      </w:r>
+      <w:r>
+        <w:rPr>
+          <w:rFonts w:ascii="SBL Hebrew" w:hAnsi="SBL Hebrew" w:cs="SBL Hebrew"/>
+          <w:b/>
+          <w:bCs/>
+          <w:color w:val="003300"/>
+          <w:sz w:val="32"/>
+          <w:szCs w:val="32"/>
+          <w:shd w:val="clear" w:color="auto" w:fill="FFFFFF"/>
+          <w:vertAlign w:val="superscript"/>
+          <w:rtl/>
+        </w:rPr>
+        <w:t>כ </w:t>
+      </w:r>
+      <w:r>
+        <w:rPr>
+          <w:rFonts w:ascii="SBL Hebrew" w:hAnsi="SBL Hebrew" w:cs="SBL Hebrew"/>
+          <w:color w:val="993300"/>
+          <w:sz w:val="32"/>
+          <w:szCs w:val="32"/>
+          <w:shd w:val="clear" w:color="auto" w:fill="FFFFFF"/>
+          <w:rtl/>
+        </w:rPr>
+        <w:t xml:space="preserve">וְע֨וֹד אֲנִ֤י מְדַבֵּר֙ וּמִתְפַּלֵּ֔ל וּמִתְוַדֶּה֙ חַטָּאתִ֔י וְחַטַּ֖את עַמִּ֣י יִשְׂרָאֵ֑ל וּמַפִּ֣יל תְּחִנָּתִ֗י לִפְנֵי֙ יְהֹוָ֣ה אֱלֹהַ֔י עַ֖ל הַר־קֹ֥דֶשׁ אֱלֹהָֽי׃ </w:t>
+      </w:r>
+      <w:r>
+        <w:rPr>
+          <w:rFonts w:ascii="SBL Hebrew" w:hAnsi="SBL Hebrew" w:cs="SBL Hebrew"/>
+          <w:b/>
+          <w:bCs/>
+          <w:color w:val="003300"/>
+          <w:sz w:val="32"/>
+          <w:szCs w:val="32"/>
+          <w:shd w:val="clear" w:color="auto" w:fill="FFFFFF"/>
+          <w:vertAlign w:val="superscript"/>
+          <w:rtl/>
+        </w:rPr>
+        <w:t>כא </w:t>
+      </w:r>
+      <w:r>
+        <w:rPr>
+          <w:rFonts w:ascii="SBL Hebrew" w:hAnsi="SBL Hebrew" w:cs="SBL Hebrew"/>
+          <w:color w:val="993300"/>
+          <w:sz w:val="32"/>
+          <w:szCs w:val="32"/>
+          <w:shd w:val="clear" w:color="auto" w:fill="FFFFFF"/>
+          <w:rtl/>
+        </w:rPr>
+        <w:t xml:space="preserve">וְע֛וֹד אֲנִ֥י מְדַבֵּ֖ר בַּתְּפִלָּ֑ה וְהָאִ֣ישׁ גַּבְרִיאֵ֡ל אֲשֶׁר֩ רָאִ֨יתִי בֶחָז֤וֹן בַּתְּחִלָּה֙ מֻעָ֣ף בִּיעָ֔ף נֹגֵ֣עַ אֵלַ֔י כְּעֵ֖ת מִנְחַת־עָֽרֶב׃ </w:t>
+      </w:r>
+      <w:r>
+        <w:rPr>
+          <w:rFonts w:ascii="SBL Hebrew" w:hAnsi="SBL Hebrew" w:cs="SBL Hebrew"/>
+          <w:b/>
+          <w:bCs/>
+          <w:color w:val="003300"/>
+          <w:sz w:val="32"/>
+          <w:szCs w:val="32"/>
+          <w:shd w:val="clear" w:color="auto" w:fill="FFFFFF"/>
+          <w:vertAlign w:val="superscript"/>
+          <w:rtl/>
+        </w:rPr>
+        <w:t>כב </w:t>
+      </w:r>
+      <w:r>
+        <w:rPr>
+          <w:rFonts w:ascii="SBL Hebrew" w:hAnsi="SBL Hebrew" w:cs="SBL Hebrew"/>
+          <w:color w:val="993300"/>
+          <w:sz w:val="32"/>
+          <w:szCs w:val="32"/>
+          <w:shd w:val="clear" w:color="auto" w:fill="FFFFFF"/>
+          <w:rtl/>
+        </w:rPr>
+        <w:t xml:space="preserve">וַיָּ֖בֶן וַיְדַבֵּ֣ר עִמִּ֑י וַיֹּאמַ֕ר דָּנִיֵּ֕אל עַתָּ֥ה יָצָ֖אתִי לְהַשְׂכִּילְךָ֥ בִינָֽה׃ </w:t>
+      </w:r>
+      <w:r>
+        <w:rPr>
+          <w:rFonts w:ascii="SBL Hebrew" w:hAnsi="SBL Hebrew" w:cs="SBL Hebrew"/>
+          <w:b/>
+          <w:bCs/>
+          <w:color w:val="003300"/>
+          <w:sz w:val="32"/>
+          <w:szCs w:val="32"/>
+          <w:shd w:val="clear" w:color="auto" w:fill="FFFFFF"/>
+          <w:vertAlign w:val="superscript"/>
+          <w:rtl/>
+        </w:rPr>
+        <w:t>כג </w:t>
+      </w:r>
+      <w:r>
+        <w:rPr>
+          <w:rFonts w:ascii="SBL Hebrew" w:hAnsi="SBL Hebrew" w:cs="SBL Hebrew"/>
+          <w:color w:val="993300"/>
+          <w:sz w:val="32"/>
+          <w:szCs w:val="32"/>
+          <w:shd w:val="clear" w:color="auto" w:fill="FFFFFF"/>
+          <w:rtl/>
+        </w:rPr>
+        <w:t xml:space="preserve">בִּתְחִלַּ֨ת תַּחֲנוּנֶ֜יךָ יָצָ֣א דָבָ֗ר וַאֲנִי֙ בָּ֣אתִי לְהַגִּ֔יד כִּ֥י חֲמוּד֖וֹת אָ֑תָּה וּבִין֙ בַּדָּבָ֔ר וְהָבֵ֖ן בַּמַּרְאֶֽה׃ </w:t>
+      </w:r>
+      <w:r>
+        <w:rPr>
+          <w:rFonts w:ascii="SBL Hebrew" w:hAnsi="SBL Hebrew" w:cs="SBL Hebrew"/>
+          <w:b/>
+          <w:bCs/>
+          <w:color w:val="003300"/>
+          <w:sz w:val="32"/>
+          <w:szCs w:val="32"/>
+          <w:shd w:val="clear" w:color="auto" w:fill="FFFFFF"/>
+          <w:vertAlign w:val="superscript"/>
+          <w:rtl/>
+        </w:rPr>
+        <w:t>כד </w:t>
+      </w:r>
+      <w:r>
+        <w:rPr>
+          <w:rFonts w:ascii="SBL Hebrew" w:hAnsi="SBL Hebrew" w:cs="SBL Hebrew"/>
+          <w:color w:val="993300"/>
+          <w:sz w:val="32"/>
+          <w:szCs w:val="32"/>
+          <w:shd w:val="clear" w:color="auto" w:fill="FFFFFF"/>
+          <w:rtl/>
+        </w:rPr>
+        <w:t xml:space="preserve">שָׁבֻעִ֨ים שִׁבְעִ֜ים נֶחְתַּ֥ךְ עַֽל־עַמְּךָ֣׀ וְעַל־עִ֣יר קׇדְשֶׁ֗ךָ לְכַלֵּ֨א הַפֶּ֜שַׁע </w:t>
+      </w:r>
+      <w:r>
+        <w:rPr>
+          <w:rFonts w:ascii="SBL Hebrew" w:hAnsi="SBL Hebrew" w:cs="SBL Hebrew"/>
+          <w:color w:val="808080"/>
+          <w:sz w:val="32"/>
+          <w:szCs w:val="32"/>
+          <w:shd w:val="clear" w:color="auto" w:fill="FFFFFF"/>
+          <w:rtl/>
+        </w:rPr>
+        <w:t>ולחתם</w:t>
+      </w:r>
+      <w:r>
+        <w:rPr>
+          <w:rFonts w:ascii="SBL Hebrew" w:hAnsi="SBL Hebrew" w:cs="SBL Hebrew"/>
+          <w:color w:val="993300"/>
+          <w:sz w:val="32"/>
+          <w:szCs w:val="32"/>
+          <w:shd w:val="clear" w:color="auto" w:fill="FFFFFF"/>
+          <w:rtl/>
+        </w:rPr>
+        <w:t xml:space="preserve"> וּלְהָתֵ֤ם </w:t>
+      </w:r>
+      <w:r>
+        <w:rPr>
+          <w:rFonts w:ascii="SBL Hebrew" w:hAnsi="SBL Hebrew" w:cs="SBL Hebrew"/>
+          <w:color w:val="808080"/>
+          <w:sz w:val="32"/>
+          <w:szCs w:val="32"/>
+          <w:shd w:val="clear" w:color="auto" w:fill="FFFFFF"/>
+          <w:rtl/>
+        </w:rPr>
+        <w:t>חטאות</w:t>
+      </w:r>
+      <w:r>
+        <w:rPr>
+          <w:rFonts w:ascii="SBL Hebrew" w:hAnsi="SBL Hebrew" w:cs="SBL Hebrew"/>
+          <w:color w:val="993300"/>
+          <w:sz w:val="32"/>
+          <w:szCs w:val="32"/>
+          <w:shd w:val="clear" w:color="auto" w:fill="FFFFFF"/>
+          <w:rtl/>
+        </w:rPr>
+        <w:t xml:space="preserve"> חַטָּאת֙ וּלְכַפֵּ֣ר עָוֺ֔ן וּלְהָבִ֖יא צֶ֣דֶק עֹֽלָמִ֑ים וְלַחְתֹּם֙ חָז֣וֹן וְנָבִ֔יא וְלִמְשֹׁ֖חַ קֹ֥דֶשׁ קׇֽדָשִֽׁים׃ </w:t>
+      </w:r>
+      <w:r>
+        <w:rPr>
+          <w:rFonts w:ascii="SBL Hebrew" w:hAnsi="SBL Hebrew" w:cs="SBL Hebrew"/>
+          <w:b/>
+          <w:bCs/>
+          <w:color w:val="003300"/>
+          <w:sz w:val="32"/>
+          <w:szCs w:val="32"/>
+          <w:shd w:val="clear" w:color="auto" w:fill="FFFFFF"/>
+          <w:vertAlign w:val="superscript"/>
+          <w:rtl/>
+        </w:rPr>
+        <w:t>כה </w:t>
+      </w:r>
+      <w:r>
+        <w:rPr>
+          <w:rFonts w:ascii="SBL Hebrew" w:hAnsi="SBL Hebrew" w:cs="SBL Hebrew"/>
+          <w:color w:val="993300"/>
+          <w:sz w:val="32"/>
+          <w:szCs w:val="32"/>
+          <w:shd w:val="clear" w:color="auto" w:fill="FFFFFF"/>
+          <w:rtl/>
+        </w:rPr>
+        <w:t xml:space="preserve">וְתֵדַ֨ע וְתַשְׂכֵּ֜ל מִן־מֹצָ֣א דָבָ֗ר לְהָשִׁיב֙ וְלִבְנ֤וֹת יְרֽוּשָׁלַ֙͏ִם֙ עַד־מָשִׁ֣יחַ נָגִ֔יד שָׁבֻעִ֖ים שִׁבְעָ֑ה וְשָׁבֻעִ֞ים שִׁשִּׁ֣ים וּשְׁנַ֗יִם תָּשׁוּב֙ וְנִבְנְתָה֙ רְח֣וֹב וְחָר֔וּץ וּבְצ֖וֹק הָעִתִּֽים׃ </w:t>
+      </w:r>
+      <w:r>
+        <w:rPr>
+          <w:rFonts w:ascii="SBL Hebrew" w:hAnsi="SBL Hebrew" w:cs="SBL Hebrew"/>
+          <w:b/>
+          <w:bCs/>
+          <w:color w:val="003300"/>
+          <w:sz w:val="32"/>
+          <w:szCs w:val="32"/>
+          <w:shd w:val="clear" w:color="auto" w:fill="FFFFFF"/>
+          <w:vertAlign w:val="superscript"/>
+          <w:rtl/>
+        </w:rPr>
+        <w:t>כו </w:t>
+      </w:r>
+      <w:r>
+        <w:rPr>
+          <w:rFonts w:ascii="SBL Hebrew" w:hAnsi="SBL Hebrew" w:cs="SBL Hebrew"/>
+          <w:color w:val="993300"/>
+          <w:sz w:val="32"/>
+          <w:szCs w:val="32"/>
+          <w:shd w:val="clear" w:color="auto" w:fill="FFFFFF"/>
+          <w:rtl/>
+        </w:rPr>
+        <w:t xml:space="preserve">וְאַחֲרֵ֤י הַשָּׁבֻעִים֙ שִׁשִּׁ֣ים וּשְׁנַ֔יִם יִכָּרֵ֥ת מָשִׁ֖יחַ וְאֵ֣ין ל֑וֹ וְהָעִ֨יר וְהַקֹּ֜דֶשׁ יַ֠שְׁחִ֠ית עַ֣ם נָגִ֤יד הַבָּא֙ </w:t>
       </w:r>
       <w:r>
         <w:rPr>
@@ -10813,295 +11123,7 @@
           <w:rtl/>
         </w:rPr>
         <w:lastRenderedPageBreak/>
-        <w:t xml:space="preserve">מַפִּילִ֤ים תַּחֲנוּנֵ֙ינוּ֙ לְפָנֶ֔יךָ כִּ֖י עַל־רַחֲמֶ֥יךָ הָרַבִּֽים׃ </w:t>
-      </w:r>
-      <w:r>
-        <w:rPr>
-          <w:rFonts w:ascii="SBL Hebrew" w:hAnsi="SBL Hebrew" w:cs="SBL Hebrew"/>
-          <w:b/>
-          <w:bCs/>
-          <w:color w:val="003300"/>
-          <w:sz w:val="32"/>
-          <w:szCs w:val="32"/>
-          <w:shd w:val="clear" w:color="auto" w:fill="FFFFFF"/>
-          <w:vertAlign w:val="superscript"/>
-          <w:rtl/>
-        </w:rPr>
-        <w:t>יט </w:t>
-      </w:r>
-      <w:r>
-        <w:rPr>
-          <w:rFonts w:ascii="SBL Hebrew" w:hAnsi="SBL Hebrew" w:cs="SBL Hebrew"/>
-          <w:color w:val="993300"/>
-          <w:sz w:val="32"/>
-          <w:szCs w:val="32"/>
-          <w:shd w:val="clear" w:color="auto" w:fill="FFFFFF"/>
-          <w:rtl/>
-        </w:rPr>
-        <w:t xml:space="preserve">אֲדֹנָ֤י </w:t>
-      </w:r>
-      <w:r>
-        <w:rPr>
-          <w:rFonts w:ascii="SBL Hebrew" w:hAnsi="SBL Hebrew" w:cs="SBL Hebrew"/>
-          <w:color w:val="808080"/>
-          <w:sz w:val="32"/>
-          <w:szCs w:val="32"/>
-          <w:shd w:val="clear" w:color="auto" w:fill="FFFFFF"/>
-          <w:rtl/>
-        </w:rPr>
-        <w:t>׀</w:t>
-      </w:r>
-      <w:r>
-        <w:rPr>
-          <w:rFonts w:ascii="SBL Hebrew" w:hAnsi="SBL Hebrew" w:cs="SBL Hebrew"/>
-          <w:color w:val="993300"/>
-          <w:sz w:val="32"/>
-          <w:szCs w:val="32"/>
-          <w:shd w:val="clear" w:color="auto" w:fill="FFFFFF"/>
-          <w:rtl/>
-        </w:rPr>
-        <w:t xml:space="preserve"> שְׁמָ֙עָה֙ אֲדֹנָ֣י </w:t>
-      </w:r>
-      <w:r>
-        <w:rPr>
-          <w:rFonts w:ascii="SBL Hebrew" w:hAnsi="SBL Hebrew" w:cs="SBL Hebrew"/>
-          <w:color w:val="808080"/>
-          <w:sz w:val="32"/>
-          <w:szCs w:val="32"/>
-          <w:shd w:val="clear" w:color="auto" w:fill="FFFFFF"/>
-          <w:rtl/>
-        </w:rPr>
-        <w:t>׀</w:t>
-      </w:r>
-      <w:r>
-        <w:rPr>
-          <w:rFonts w:ascii="SBL Hebrew" w:hAnsi="SBL Hebrew" w:cs="SBL Hebrew"/>
-          <w:color w:val="993300"/>
-          <w:sz w:val="32"/>
-          <w:szCs w:val="32"/>
-          <w:shd w:val="clear" w:color="auto" w:fill="FFFFFF"/>
-          <w:rtl/>
-        </w:rPr>
-        <w:t xml:space="preserve">  סְלָ֔חָה אֲדֹנָ֛י הַֽקְﬞשִׁ֥יבָה וַעֲשֵׂ֖ה אַל־תְּאַחַ֑ר לְמַֽעַנְךָ֣ אֱלֹהַ֔י כִּֽי־שִׁמְךָ֣ נִקְרָ֔א עַל־עִירְךָ֖ וְעַל־עַמֶּֽךָ׃ </w:t>
-      </w:r>
-      <w:r>
-        <w:rPr>
-          <w:rFonts w:ascii="SBL Hebrew" w:hAnsi="SBL Hebrew" w:cs="SBL Hebrew"/>
-          <w:b/>
-          <w:bCs/>
-          <w:color w:val="003300"/>
-          <w:sz w:val="32"/>
-          <w:szCs w:val="32"/>
-          <w:shd w:val="clear" w:color="auto" w:fill="FFFFFF"/>
-          <w:vertAlign w:val="superscript"/>
-          <w:rtl/>
-        </w:rPr>
-        <w:t>כ </w:t>
-      </w:r>
-      <w:r>
-        <w:rPr>
-          <w:rFonts w:ascii="SBL Hebrew" w:hAnsi="SBL Hebrew" w:cs="SBL Hebrew"/>
-          <w:color w:val="993300"/>
-          <w:sz w:val="32"/>
-          <w:szCs w:val="32"/>
-          <w:shd w:val="clear" w:color="auto" w:fill="FFFFFF"/>
-          <w:rtl/>
-        </w:rPr>
-        <w:t xml:space="preserve">וְע֨וֹד אֲנִ֤י מְדַבֵּר֙ וּמִתְפַּלֵּ֔ל וּמִתְוַדֶּה֙ חַטָּאתִ֔י וְחַטַּ֖את עַמִּ֣י יִשְׂרָאֵ֑ל וּמַפִּ֣יל תְּחִנָּתִ֗י לִפְנֵי֙ יְהֹוָ֣ה אֱלֹהַ֔י עַ֖ל הַר־קֹ֥דֶשׁ אֱלֹהָֽי׃ </w:t>
-      </w:r>
-      <w:r>
-        <w:rPr>
-          <w:rFonts w:ascii="SBL Hebrew" w:hAnsi="SBL Hebrew" w:cs="SBL Hebrew"/>
-          <w:b/>
-          <w:bCs/>
-          <w:color w:val="003300"/>
-          <w:sz w:val="32"/>
-          <w:szCs w:val="32"/>
-          <w:shd w:val="clear" w:color="auto" w:fill="FFFFFF"/>
-          <w:vertAlign w:val="superscript"/>
-          <w:rtl/>
-        </w:rPr>
-        <w:t>כא </w:t>
-      </w:r>
-      <w:r>
-        <w:rPr>
-          <w:rFonts w:ascii="SBL Hebrew" w:hAnsi="SBL Hebrew" w:cs="SBL Hebrew"/>
-          <w:color w:val="993300"/>
-          <w:sz w:val="32"/>
-          <w:szCs w:val="32"/>
-          <w:shd w:val="clear" w:color="auto" w:fill="FFFFFF"/>
-          <w:rtl/>
-        </w:rPr>
-        <w:t xml:space="preserve">וְע֛וֹד אֲנִ֥י מְדַבֵּ֖ר בַּתְּפִלָּ֑ה וְהָאִ֣ישׁ גַּבְרִיאֵ֡ל אֲשֶׁר֩ רָאִ֨יתִי בֶחָז֤וֹן בַּתְּחִלָּה֙ מֻעָ֣ף בִּיעָ֔ף נֹגֵ֣עַ אֵלַ֔י כְּעֵ֖ת מִנְחַת־עָֽרֶב׃ </w:t>
-      </w:r>
-      <w:r>
-        <w:rPr>
-          <w:rFonts w:ascii="SBL Hebrew" w:hAnsi="SBL Hebrew" w:cs="SBL Hebrew"/>
-          <w:b/>
-          <w:bCs/>
-          <w:color w:val="003300"/>
-          <w:sz w:val="32"/>
-          <w:szCs w:val="32"/>
-          <w:shd w:val="clear" w:color="auto" w:fill="FFFFFF"/>
-          <w:vertAlign w:val="superscript"/>
-          <w:rtl/>
-        </w:rPr>
-        <w:t>כב </w:t>
-      </w:r>
-      <w:r>
-        <w:rPr>
-          <w:rFonts w:ascii="SBL Hebrew" w:hAnsi="SBL Hebrew" w:cs="SBL Hebrew"/>
-          <w:color w:val="993300"/>
-          <w:sz w:val="32"/>
-          <w:szCs w:val="32"/>
-          <w:shd w:val="clear" w:color="auto" w:fill="FFFFFF"/>
-          <w:rtl/>
-        </w:rPr>
-        <w:t xml:space="preserve">וַיָּ֖בֶן וַיְדַבֵּ֣ר עִמִּ֑י וַיֹּאמַ֕ר דָּנִיֵּ֕אל עַתָּ֥ה יָצָ֖אתִי לְהַשְׂכִּילְךָ֥ בִינָֽה׃ </w:t>
-      </w:r>
-      <w:r>
-        <w:rPr>
-          <w:rFonts w:ascii="SBL Hebrew" w:hAnsi="SBL Hebrew" w:cs="SBL Hebrew"/>
-          <w:b/>
-          <w:bCs/>
-          <w:color w:val="003300"/>
-          <w:sz w:val="32"/>
-          <w:szCs w:val="32"/>
-          <w:shd w:val="clear" w:color="auto" w:fill="FFFFFF"/>
-          <w:vertAlign w:val="superscript"/>
-          <w:rtl/>
-        </w:rPr>
-        <w:t>כג </w:t>
-      </w:r>
-      <w:r>
-        <w:rPr>
-          <w:rFonts w:ascii="SBL Hebrew" w:hAnsi="SBL Hebrew" w:cs="SBL Hebrew"/>
-          <w:color w:val="993300"/>
-          <w:sz w:val="32"/>
-          <w:szCs w:val="32"/>
-          <w:shd w:val="clear" w:color="auto" w:fill="FFFFFF"/>
-          <w:rtl/>
-        </w:rPr>
-        <w:t xml:space="preserve">בִּתְחִלַּ֨ת תַּחֲנוּנֶ֜יךָ יָצָ֣א דָבָ֗ר וַאֲנִי֙ בָּ֣אתִי לְהַגִּ֔יד כִּ֥י חֲמוּד֖וֹת אָ֑תָּה וּבִין֙ בַּדָּבָ֔ר וְהָבֵ֖ן בַּמַּרְאֶֽה׃ </w:t>
-      </w:r>
-      <w:r>
-        <w:rPr>
-          <w:rFonts w:ascii="SBL Hebrew" w:hAnsi="SBL Hebrew" w:cs="SBL Hebrew"/>
-          <w:b/>
-          <w:bCs/>
-          <w:color w:val="003300"/>
-          <w:sz w:val="32"/>
-          <w:szCs w:val="32"/>
-          <w:shd w:val="clear" w:color="auto" w:fill="FFFFFF"/>
-          <w:vertAlign w:val="superscript"/>
-          <w:rtl/>
-        </w:rPr>
-        <w:t>כד </w:t>
-      </w:r>
-      <w:r>
-        <w:rPr>
-          <w:rFonts w:ascii="SBL Hebrew" w:hAnsi="SBL Hebrew" w:cs="SBL Hebrew"/>
-          <w:color w:val="993300"/>
-          <w:sz w:val="32"/>
-          <w:szCs w:val="32"/>
-          <w:shd w:val="clear" w:color="auto" w:fill="FFFFFF"/>
-          <w:rtl/>
-        </w:rPr>
-        <w:t xml:space="preserve">שָׁבֻעִ֨ים שִׁבְעִ֜ים נֶחְתַּ֥ךְ עַֽל־עַמְּךָ֣׀ וְעַל־עִ֣יר קׇדְשֶׁ֗ךָ לְכַלֵּ֨א הַפֶּ֜שַׁע </w:t>
-      </w:r>
-      <w:r>
-        <w:rPr>
-          <w:rFonts w:ascii="SBL Hebrew" w:hAnsi="SBL Hebrew" w:cs="SBL Hebrew"/>
-          <w:color w:val="808080"/>
-          <w:sz w:val="32"/>
-          <w:szCs w:val="32"/>
-          <w:shd w:val="clear" w:color="auto" w:fill="FFFFFF"/>
-          <w:rtl/>
-        </w:rPr>
-        <w:t>ולחתם</w:t>
-      </w:r>
-      <w:r>
-        <w:rPr>
-          <w:rFonts w:ascii="SBL Hebrew" w:hAnsi="SBL Hebrew" w:cs="SBL Hebrew"/>
-          <w:color w:val="993300"/>
-          <w:sz w:val="32"/>
-          <w:szCs w:val="32"/>
-          <w:shd w:val="clear" w:color="auto" w:fill="FFFFFF"/>
-          <w:rtl/>
-        </w:rPr>
-        <w:t xml:space="preserve"> וּלְהָתֵ֤ם </w:t>
-      </w:r>
-      <w:r>
-        <w:rPr>
-          <w:rFonts w:ascii="SBL Hebrew" w:hAnsi="SBL Hebrew" w:cs="SBL Hebrew"/>
-          <w:color w:val="808080"/>
-          <w:sz w:val="32"/>
-          <w:szCs w:val="32"/>
-          <w:shd w:val="clear" w:color="auto" w:fill="FFFFFF"/>
-          <w:rtl/>
-        </w:rPr>
-        <w:t>חטאות</w:t>
-      </w:r>
-      <w:r>
-        <w:rPr>
-          <w:rFonts w:ascii="SBL Hebrew" w:hAnsi="SBL Hebrew" w:cs="SBL Hebrew"/>
-          <w:color w:val="993300"/>
-          <w:sz w:val="32"/>
-          <w:szCs w:val="32"/>
-          <w:shd w:val="clear" w:color="auto" w:fill="FFFFFF"/>
-          <w:rtl/>
-        </w:rPr>
-        <w:t xml:space="preserve"> חַטָּאת֙ וּלְכַפֵּ֣ר עָוֺ֔ן וּלְהָבִ֖יא צֶ֣דֶק עֹֽלָמִ֑ים וְלַחְתֹּם֙ חָז֣וֹן וְנָבִ֔יא וְלִמְשֹׁ֖חַ קֹ֥דֶשׁ קׇֽדָשִֽׁים׃ </w:t>
-      </w:r>
-      <w:r>
-        <w:rPr>
-          <w:rFonts w:ascii="SBL Hebrew" w:hAnsi="SBL Hebrew" w:cs="SBL Hebrew"/>
-          <w:b/>
-          <w:bCs/>
-          <w:color w:val="003300"/>
-          <w:sz w:val="32"/>
-          <w:szCs w:val="32"/>
-          <w:shd w:val="clear" w:color="auto" w:fill="FFFFFF"/>
-          <w:vertAlign w:val="superscript"/>
-          <w:rtl/>
-        </w:rPr>
-        <w:t>כה </w:t>
-      </w:r>
-      <w:r>
-        <w:rPr>
-          <w:rFonts w:ascii="SBL Hebrew" w:hAnsi="SBL Hebrew" w:cs="SBL Hebrew"/>
-          <w:color w:val="993300"/>
-          <w:sz w:val="32"/>
-          <w:szCs w:val="32"/>
-          <w:shd w:val="clear" w:color="auto" w:fill="FFFFFF"/>
-          <w:rtl/>
-        </w:rPr>
-        <w:t xml:space="preserve">וְתֵדַ֨ע וְתַשְׂכֵּ֜ל מִן־מֹצָ֣א דָבָ֗ר לְהָשִׁיב֙ וְלִבְנ֤וֹת יְרֽוּשָׁלַ֙͏ִם֙ עַד־מָשִׁ֣יחַ נָגִ֔יד שָׁבֻעִ֖ים שִׁבְעָ֑ה וְשָׁבֻעִ֞ים שִׁשִּׁ֣ים וּשְׁנַ֗יִם תָּשׁוּב֙ וְנִבְנְתָה֙ רְח֣וֹב וְחָר֔וּץ וּבְצ֖וֹק הָעִתִּֽים׃ </w:t>
-      </w:r>
-      <w:r>
-        <w:rPr>
-          <w:rFonts w:ascii="SBL Hebrew" w:hAnsi="SBL Hebrew" w:cs="SBL Hebrew"/>
-          <w:b/>
-          <w:bCs/>
-          <w:color w:val="003300"/>
-          <w:sz w:val="32"/>
-          <w:szCs w:val="32"/>
-          <w:shd w:val="clear" w:color="auto" w:fill="FFFFFF"/>
-          <w:vertAlign w:val="superscript"/>
-          <w:rtl/>
-        </w:rPr>
-        <w:t>כו </w:t>
-      </w:r>
-      <w:r>
-        <w:rPr>
-          <w:rFonts w:ascii="SBL Hebrew" w:hAnsi="SBL Hebrew" w:cs="SBL Hebrew"/>
-          <w:color w:val="993300"/>
-          <w:sz w:val="32"/>
-          <w:szCs w:val="32"/>
-          <w:shd w:val="clear" w:color="auto" w:fill="FFFFFF"/>
-          <w:rtl/>
-        </w:rPr>
-        <w:t xml:space="preserve">וְאַחֲרֵ֤י הַשָּׁבֻעִים֙ שִׁשִּׁ֣ים וּשְׁנַ֔יִם יִכָּרֵ֥ת מָשִׁ֖יחַ וְאֵ֣ין ל֑וֹ וְהָעִ֨יר וְהַקֹּ֜דֶשׁ יַ֠שְׁחִ֠ית עַ֣ם נָגִ֤יד הַבָּא֙ וְקִצּ֣וֹ בַשֶּׁ֔טֶף וְעַד֙ קֵ֣ץ מִלְחָמָ֔ה נֶחֱרֶ֖צֶת שֹׁמֵמֽוֹת׃ </w:t>
+        <w:t xml:space="preserve">וְקִצּ֣וֹ בַשֶּׁ֔טֶף וְעַד֙ קֵ֣ץ מִלְחָמָ֔ה נֶחֱרֶ֖צֶת שֹׁמֵמֽוֹת׃ </w:t>
       </w:r>
       <w:r>
         <w:rPr>
@@ -11126,7 +11148,7 @@
           <w:shd w:val="clear" w:color="auto" w:fill="FFFFFF"/>
           <w:rtl/>
         </w:rPr>
-        <w:t>וְהִגְבִּ֥יר בְּרִ֛ית לָרַבִּ֖ים שָׁב֣וּעַ אֶחָ֑ד וַחֲצִ֨י הַשָּׁב֜וּעַ יַשְׁבִּ֣ית ׀ זֶ֣בַח וּמִנְחָ֗ה וְעַ֨ל כְּנַ֤ף שִׁקּוּצִים֙ מְשֹׁמֵ֔ם וְעַד־כָּלָה֙ וְנֶ֣חֱרָצָ֔ה תִּתַּ֖ךְ עַל־שֹׁמֵֽם</w:t>
+        <w:t>וְהִגְבִּ֥יר בְּרִ֛ית לָרַבִּ֖ים שָׁב֣וּעַ אֶחָ֑ד וַחֲצִ֨י הַשָּׁב֜וּעַ יַשְׁבִּ֣ית׀ זֶ֣בַח וּמִנְחָ֗ה וְעַ֨ל כְּנַ֤ף שִׁקּוּצִים֙ מְשֹׁמֵ֔ם וְעַד־כָּלָה֙ וְנֶ֣חֱרָצָ֔ה תִּתַּ֖ךְ עַל־שֹׁמֵֽם</w:t>
       </w:r>
       <w:r>
         <w:rPr>
@@ -11400,7 +11422,257 @@
           <w:shd w:val="clear" w:color="auto" w:fill="FFFFFF"/>
           <w:rtl/>
         </w:rPr>
-        <w:t xml:space="preserve">וְרָאִ֩יתִי֩ אֲנִ֨י דָנִיֵּ֤אל לְבַדִּי֙ אֶת־הַמַּרְאָ֔ה וְהָאֲנָשִׁים֙ אֲשֶׁ֣ר הָי֣וּ עִמִּ֔י לֹ֥א רָא֖וּ אֶת־הַמַּרְאָ֑ה אֲבָ֗ל חֲרָדָ֤ה </w:t>
+        <w:t xml:space="preserve">וְרָאִ֩יתִי֩ אֲנִ֨י דָנִיֵּ֤אל לְבַדִּי֙ אֶת־הַמַּרְאָ֔ה וְהָאֲנָשִׁים֙ אֲשֶׁ֣ר הָי֣וּ עִמִּ֔י לֹ֥א רָא֖וּ אֶת־הַמַּרְאָ֑ה אֲבָ֗ל חֲרָדָ֤ה גְדֹלָה֙ נָפְלָ֣ה עֲלֵיהֶ֔ם וַֽיִּבְרְח֖וּ בְּהֵחָבֵֽא׃ </w:t>
+      </w:r>
+      <w:r>
+        <w:rPr>
+          <w:rFonts w:ascii="SBL Hebrew" w:hAnsi="SBL Hebrew" w:cs="SBL Hebrew"/>
+          <w:b/>
+          <w:bCs/>
+          <w:color w:val="003300"/>
+          <w:sz w:val="32"/>
+          <w:szCs w:val="32"/>
+          <w:shd w:val="clear" w:color="auto" w:fill="FFFFFF"/>
+          <w:vertAlign w:val="superscript"/>
+          <w:rtl/>
+        </w:rPr>
+        <w:t>ח </w:t>
+      </w:r>
+      <w:r>
+        <w:rPr>
+          <w:rFonts w:ascii="SBL Hebrew" w:hAnsi="SBL Hebrew" w:cs="SBL Hebrew"/>
+          <w:color w:val="993300"/>
+          <w:sz w:val="32"/>
+          <w:szCs w:val="32"/>
+          <w:shd w:val="clear" w:color="auto" w:fill="FFFFFF"/>
+          <w:rtl/>
+        </w:rPr>
+        <w:t xml:space="preserve">וַאֲנִי֙ נִשְׁאַ֣רְתִּי לְבַדִּ֔י וָֽאֶרְאֶ֗ה אֶת־הַמַּרְאָ֤ה הַגְּדֹלָה֙ הַזֹּ֔את וְלֹ֥א נִשְׁאַר־בִּ֖י כֹּ֑חַ וְהוֹדִ֗י נֶהְפַּ֤ךְ עָלַי֙ לְמַשְׁחִ֔ית וְלֹ֥א עָצַ֖רְתִּי כֹּֽחַ׃ </w:t>
+      </w:r>
+      <w:r>
+        <w:rPr>
+          <w:rFonts w:ascii="SBL Hebrew" w:hAnsi="SBL Hebrew" w:cs="SBL Hebrew"/>
+          <w:b/>
+          <w:bCs/>
+          <w:color w:val="003300"/>
+          <w:sz w:val="32"/>
+          <w:szCs w:val="32"/>
+          <w:shd w:val="clear" w:color="auto" w:fill="FFFFFF"/>
+          <w:vertAlign w:val="superscript"/>
+          <w:rtl/>
+        </w:rPr>
+        <w:t>ט </w:t>
+      </w:r>
+      <w:r>
+        <w:rPr>
+          <w:rFonts w:ascii="SBL Hebrew" w:hAnsi="SBL Hebrew" w:cs="SBL Hebrew"/>
+          <w:color w:val="993300"/>
+          <w:sz w:val="32"/>
+          <w:szCs w:val="32"/>
+          <w:shd w:val="clear" w:color="auto" w:fill="FFFFFF"/>
+          <w:rtl/>
+        </w:rPr>
+        <w:t xml:space="preserve">וָאֶשְׁמַ֖ע אֶת־ק֣וֹל דְּבָרָ֑יו וּכְשׇׁמְעִי֙ אֶת־ק֣וֹל דְּבָרָ֔יו וַאֲנִ֗י הָיִ֛יתִי נִרְדָּ֥ם עַל־פָּנַ֖י וּפָנַ֥י אָֽרְצָה׃ </w:t>
+      </w:r>
+      <w:r>
+        <w:rPr>
+          <w:rFonts w:ascii="SBL Hebrew" w:hAnsi="SBL Hebrew" w:cs="SBL Hebrew"/>
+          <w:b/>
+          <w:bCs/>
+          <w:color w:val="003300"/>
+          <w:sz w:val="32"/>
+          <w:szCs w:val="32"/>
+          <w:shd w:val="clear" w:color="auto" w:fill="FFFFFF"/>
+          <w:vertAlign w:val="superscript"/>
+          <w:rtl/>
+        </w:rPr>
+        <w:t>י </w:t>
+      </w:r>
+      <w:r>
+        <w:rPr>
+          <w:rFonts w:ascii="SBL Hebrew" w:hAnsi="SBL Hebrew" w:cs="SBL Hebrew"/>
+          <w:color w:val="993300"/>
+          <w:sz w:val="32"/>
+          <w:szCs w:val="32"/>
+          <w:shd w:val="clear" w:color="auto" w:fill="FFFFFF"/>
+          <w:rtl/>
+        </w:rPr>
+        <w:t xml:space="preserve">וְהִנֵּה־יָ֖ד נָ֣גְעָה בִּ֑י וַתְּנִיעֵ֥נִי עַל־בִּרְכַּ֖י וְכַפּ֥וֹת יָדָֽי׃ </w:t>
+      </w:r>
+      <w:r>
+        <w:rPr>
+          <w:rFonts w:ascii="SBL Hebrew" w:hAnsi="SBL Hebrew" w:cs="SBL Hebrew"/>
+          <w:b/>
+          <w:bCs/>
+          <w:color w:val="003300"/>
+          <w:sz w:val="32"/>
+          <w:szCs w:val="32"/>
+          <w:shd w:val="clear" w:color="auto" w:fill="FFFFFF"/>
+          <w:vertAlign w:val="superscript"/>
+          <w:rtl/>
+        </w:rPr>
+        <w:t>יא </w:t>
+      </w:r>
+      <w:r>
+        <w:rPr>
+          <w:rFonts w:ascii="SBL Hebrew" w:hAnsi="SBL Hebrew" w:cs="SBL Hebrew"/>
+          <w:color w:val="993300"/>
+          <w:sz w:val="32"/>
+          <w:szCs w:val="32"/>
+          <w:shd w:val="clear" w:color="auto" w:fill="FFFFFF"/>
+          <w:rtl/>
+        </w:rPr>
+        <w:t xml:space="preserve">וַיֹּ֣אמֶר אֵלַ֡י דָּנִיֵּ֣אל אִישׁ־חֲ֠מֻד֠וֹת הָבֵ֨ן בַּדְּבָרִ֜ים אֲשֶׁר֩ אָנֹכִ֨י דֹבֵ֤ר אֵלֶ֙יךָ֙ וַעֲמֹ֣ד עַל־עׇמְדֶ֔ךָ כִּ֥י עַתָּ֖ה שֻׁלַּ֣חְתִּי אֵלֶ֑יךָ וּבְדַבְּר֥וֹ עִמִּ֛י אֶת־הַדָּבָ֥ר הַזֶּ֖ה עָמַ֥דְתִּי מַרְעִֽיד׃ </w:t>
+      </w:r>
+      <w:r>
+        <w:rPr>
+          <w:rFonts w:ascii="SBL Hebrew" w:hAnsi="SBL Hebrew" w:cs="SBL Hebrew"/>
+          <w:b/>
+          <w:bCs/>
+          <w:color w:val="003300"/>
+          <w:sz w:val="32"/>
+          <w:szCs w:val="32"/>
+          <w:shd w:val="clear" w:color="auto" w:fill="FFFFFF"/>
+          <w:vertAlign w:val="superscript"/>
+          <w:rtl/>
+        </w:rPr>
+        <w:t>יב </w:t>
+      </w:r>
+      <w:r>
+        <w:rPr>
+          <w:rFonts w:ascii="SBL Hebrew" w:hAnsi="SBL Hebrew" w:cs="SBL Hebrew"/>
+          <w:color w:val="993300"/>
+          <w:sz w:val="32"/>
+          <w:szCs w:val="32"/>
+          <w:shd w:val="clear" w:color="auto" w:fill="FFFFFF"/>
+          <w:rtl/>
+        </w:rPr>
+        <w:t xml:space="preserve">וַיֹּ֣אמֶר אֵלַי֮ אַל־תִּירָ֣א דָנִיֵּאל֒ כִּ֣י׀ מִן־הַיּ֣וֹם הָרִאשׁ֗וֹן אֲשֶׁ֨ר נָתַ֧תָּ אֶֽת־לִבְּךָ֛ לְהָבִ֧ין וּלְהִתְעַנּ֛וֹת לִפְנֵ֥י אֱלֹהֶ֖יךָ נִשְׁמְע֣וּ דְבָרֶ֑יךָ וַאֲנִי־בָ֖אתִי בִּדְבָרֶֽיךָ׃ </w:t>
+      </w:r>
+      <w:r>
+        <w:rPr>
+          <w:rFonts w:ascii="SBL Hebrew" w:hAnsi="SBL Hebrew" w:cs="SBL Hebrew"/>
+          <w:b/>
+          <w:bCs/>
+          <w:color w:val="003300"/>
+          <w:sz w:val="32"/>
+          <w:szCs w:val="32"/>
+          <w:shd w:val="clear" w:color="auto" w:fill="FFFFFF"/>
+          <w:vertAlign w:val="superscript"/>
+          <w:rtl/>
+        </w:rPr>
+        <w:t>יג </w:t>
+      </w:r>
+      <w:r>
+        <w:rPr>
+          <w:rFonts w:ascii="SBL Hebrew" w:hAnsi="SBL Hebrew" w:cs="SBL Hebrew"/>
+          <w:color w:val="993300"/>
+          <w:sz w:val="32"/>
+          <w:szCs w:val="32"/>
+          <w:shd w:val="clear" w:color="auto" w:fill="FFFFFF"/>
+          <w:rtl/>
+        </w:rPr>
+        <w:t xml:space="preserve">וְשַׂ֣ר׀ מַלְכ֣וּת פָּרַ֗ס עֹמֵ֤ד לְנֶגְדִּי֙ עֶשְׂרִ֣ים וְאֶחָ֣ד י֔וֹם וְהִנֵּ֣ה מִֽיכָאֵ֗ל אַחַ֛ד הַשָּׂרִ֥ים הָרִאשֹׁנִ֖ים בָּ֣א לְעׇזְרֵ֑נִי וַאֲנִי֙ נוֹתַ֣רְתִּי שָׁ֔ם אֵ֖צֶל מַלְכֵ֥י פָרָֽס׃ </w:t>
+      </w:r>
+      <w:r>
+        <w:rPr>
+          <w:rFonts w:ascii="SBL Hebrew" w:hAnsi="SBL Hebrew" w:cs="SBL Hebrew"/>
+          <w:b/>
+          <w:bCs/>
+          <w:color w:val="003300"/>
+          <w:sz w:val="32"/>
+          <w:szCs w:val="32"/>
+          <w:shd w:val="clear" w:color="auto" w:fill="FFFFFF"/>
+          <w:vertAlign w:val="superscript"/>
+          <w:rtl/>
+        </w:rPr>
+        <w:t>יד </w:t>
+      </w:r>
+      <w:r>
+        <w:rPr>
+          <w:rFonts w:ascii="SBL Hebrew" w:hAnsi="SBL Hebrew" w:cs="SBL Hebrew"/>
+          <w:color w:val="993300"/>
+          <w:sz w:val="32"/>
+          <w:szCs w:val="32"/>
+          <w:shd w:val="clear" w:color="auto" w:fill="FFFFFF"/>
+          <w:rtl/>
+        </w:rPr>
+        <w:t xml:space="preserve">וּבָ֙אתִי֙ לַהֲבִ֣ינְךָ֔ אֵ֛ת אֲשֶׁר־יִקְרָ֥ה לְעַמְּךָ֖ בְּאַחֲרִ֣ית הַיָּמִ֑ים כִּי־ע֥וֹד חָז֖וֹן לַיָּמִֽים׃ </w:t>
+      </w:r>
+      <w:r>
+        <w:rPr>
+          <w:rFonts w:ascii="SBL Hebrew" w:hAnsi="SBL Hebrew" w:cs="SBL Hebrew"/>
+          <w:b/>
+          <w:bCs/>
+          <w:color w:val="003300"/>
+          <w:sz w:val="32"/>
+          <w:szCs w:val="32"/>
+          <w:shd w:val="clear" w:color="auto" w:fill="FFFFFF"/>
+          <w:vertAlign w:val="superscript"/>
+          <w:rtl/>
+        </w:rPr>
+        <w:t>טו </w:t>
+      </w:r>
+      <w:r>
+        <w:rPr>
+          <w:rFonts w:ascii="SBL Hebrew" w:hAnsi="SBL Hebrew" w:cs="SBL Hebrew"/>
+          <w:color w:val="993300"/>
+          <w:sz w:val="32"/>
+          <w:szCs w:val="32"/>
+          <w:shd w:val="clear" w:color="auto" w:fill="FFFFFF"/>
+          <w:rtl/>
+        </w:rPr>
+        <w:t xml:space="preserve">וּבְדַבְּר֣וֹ עִמִּ֔י כַּדְּבָרִ֖ים הָאֵ֑לֶּה נָתַ֧תִּי פָנַ֛י אַ֖רְצָה וְנֶאֱלָֽמְתִּי׃ </w:t>
+      </w:r>
+      <w:r>
+        <w:rPr>
+          <w:rFonts w:ascii="SBL Hebrew" w:hAnsi="SBL Hebrew" w:cs="SBL Hebrew"/>
+          <w:b/>
+          <w:bCs/>
+          <w:color w:val="003300"/>
+          <w:sz w:val="32"/>
+          <w:szCs w:val="32"/>
+          <w:shd w:val="clear" w:color="auto" w:fill="FFFFFF"/>
+          <w:vertAlign w:val="superscript"/>
+          <w:rtl/>
+        </w:rPr>
+        <w:t>טז </w:t>
+      </w:r>
+      <w:r>
+        <w:rPr>
+          <w:rFonts w:ascii="SBL Hebrew" w:hAnsi="SBL Hebrew" w:cs="SBL Hebrew"/>
+          <w:color w:val="993300"/>
+          <w:sz w:val="32"/>
+          <w:szCs w:val="32"/>
+          <w:shd w:val="clear" w:color="auto" w:fill="FFFFFF"/>
+          <w:rtl/>
+        </w:rPr>
+        <w:t xml:space="preserve">וְהִנֵּ֗ה כִּדְמוּת֙ בְּנֵ֣י אָדָ֔ם נֹגֵ֖עַ עַל־שְׂפָתָ֑י וָאֶפְתַּח־פִּ֗י וָאֲדַבְּרָה֙ וָאֹֽמְרָה֙ אֶל־הָעֹמֵ֣ד לְנֶגְדִּ֔י אֲדֹנִ֗י בַּמַּרְאָה֙ נֶהֶפְכ֤וּ צִירַי֙ עָלַ֔י וְלֹ֥א עָצַ֖רְתִּי כֹּֽחַ׃ </w:t>
+      </w:r>
+      <w:r>
+        <w:rPr>
+          <w:rFonts w:ascii="SBL Hebrew" w:hAnsi="SBL Hebrew" w:cs="SBL Hebrew"/>
+          <w:b/>
+          <w:bCs/>
+          <w:color w:val="003300"/>
+          <w:sz w:val="32"/>
+          <w:szCs w:val="32"/>
+          <w:shd w:val="clear" w:color="auto" w:fill="FFFFFF"/>
+          <w:vertAlign w:val="superscript"/>
+          <w:rtl/>
+        </w:rPr>
+        <w:t>יז </w:t>
+      </w:r>
+      <w:r>
+        <w:rPr>
+          <w:rFonts w:ascii="SBL Hebrew" w:hAnsi="SBL Hebrew" w:cs="SBL Hebrew"/>
+          <w:color w:val="993300"/>
+          <w:sz w:val="32"/>
+          <w:szCs w:val="32"/>
+          <w:shd w:val="clear" w:color="auto" w:fill="FFFFFF"/>
+          <w:rtl/>
+        </w:rPr>
+        <w:t xml:space="preserve">וְהֵ֣יךְ יוּכַ֗ל עֶ֤בֶד אֲדֹנִי֙ זֶ֔ה לְדַבֵּ֖ר </w:t>
       </w:r>
       <w:r>
         <w:rPr>
@@ -11412,257 +11684,7 @@
           <w:rtl/>
         </w:rPr>
         <w:lastRenderedPageBreak/>
-        <w:t xml:space="preserve">גְדֹלָה֙ נָפְלָ֣ה עֲלֵיהֶ֔ם וַֽיִּבְרְח֖וּ בְּהֵחָבֵֽא׃ </w:t>
-      </w:r>
-      <w:r>
-        <w:rPr>
-          <w:rFonts w:ascii="SBL Hebrew" w:hAnsi="SBL Hebrew" w:cs="SBL Hebrew"/>
-          <w:b/>
-          <w:bCs/>
-          <w:color w:val="003300"/>
-          <w:sz w:val="32"/>
-          <w:szCs w:val="32"/>
-          <w:shd w:val="clear" w:color="auto" w:fill="FFFFFF"/>
-          <w:vertAlign w:val="superscript"/>
-          <w:rtl/>
-        </w:rPr>
-        <w:t>ח </w:t>
-      </w:r>
-      <w:r>
-        <w:rPr>
-          <w:rFonts w:ascii="SBL Hebrew" w:hAnsi="SBL Hebrew" w:cs="SBL Hebrew"/>
-          <w:color w:val="993300"/>
-          <w:sz w:val="32"/>
-          <w:szCs w:val="32"/>
-          <w:shd w:val="clear" w:color="auto" w:fill="FFFFFF"/>
-          <w:rtl/>
-        </w:rPr>
-        <w:t xml:space="preserve">וַאֲנִי֙ נִשְׁאַ֣רְתִּי לְבַדִּ֔י וָֽאֶרְאֶ֗ה אֶת־הַמַּרְאָ֤ה הַגְּדֹלָה֙ הַזֹּ֔את וְלֹ֥א נִשְׁאַר־בִּ֖י כֹּ֑חַ וְהוֹדִ֗י נֶהְפַּ֤ךְ עָלַי֙ לְמַשְׁחִ֔ית וְלֹ֥א עָצַ֖רְתִּי כֹּֽחַ׃ </w:t>
-      </w:r>
-      <w:r>
-        <w:rPr>
-          <w:rFonts w:ascii="SBL Hebrew" w:hAnsi="SBL Hebrew" w:cs="SBL Hebrew"/>
-          <w:b/>
-          <w:bCs/>
-          <w:color w:val="003300"/>
-          <w:sz w:val="32"/>
-          <w:szCs w:val="32"/>
-          <w:shd w:val="clear" w:color="auto" w:fill="FFFFFF"/>
-          <w:vertAlign w:val="superscript"/>
-          <w:rtl/>
-        </w:rPr>
-        <w:t>ט </w:t>
-      </w:r>
-      <w:r>
-        <w:rPr>
-          <w:rFonts w:ascii="SBL Hebrew" w:hAnsi="SBL Hebrew" w:cs="SBL Hebrew"/>
-          <w:color w:val="993300"/>
-          <w:sz w:val="32"/>
-          <w:szCs w:val="32"/>
-          <w:shd w:val="clear" w:color="auto" w:fill="FFFFFF"/>
-          <w:rtl/>
-        </w:rPr>
-        <w:t xml:space="preserve">וָאֶשְׁמַ֖ע אֶת־ק֣וֹל דְּבָרָ֑יו וּכְשׇׁמְעִי֙ אֶת־ק֣וֹל דְּבָרָ֔יו וַאֲנִ֗י הָיִ֛יתִי נִרְדָּ֥ם עַל־פָּנַ֖י וּפָנַ֥י אָֽרְצָה׃ </w:t>
-      </w:r>
-      <w:r>
-        <w:rPr>
-          <w:rFonts w:ascii="SBL Hebrew" w:hAnsi="SBL Hebrew" w:cs="SBL Hebrew"/>
-          <w:b/>
-          <w:bCs/>
-          <w:color w:val="003300"/>
-          <w:sz w:val="32"/>
-          <w:szCs w:val="32"/>
-          <w:shd w:val="clear" w:color="auto" w:fill="FFFFFF"/>
-          <w:vertAlign w:val="superscript"/>
-          <w:rtl/>
-        </w:rPr>
-        <w:t>י </w:t>
-      </w:r>
-      <w:r>
-        <w:rPr>
-          <w:rFonts w:ascii="SBL Hebrew" w:hAnsi="SBL Hebrew" w:cs="SBL Hebrew"/>
-          <w:color w:val="993300"/>
-          <w:sz w:val="32"/>
-          <w:szCs w:val="32"/>
-          <w:shd w:val="clear" w:color="auto" w:fill="FFFFFF"/>
-          <w:rtl/>
-        </w:rPr>
-        <w:t xml:space="preserve">וְהִנֵּה־יָ֖ד נָ֣גְעָה בִּ֑י וַתְּנִיעֵ֥נִי עַל־בִּרְכַּ֖י וְכַפּ֥וֹת יָדָֽי׃ </w:t>
-      </w:r>
-      <w:r>
-        <w:rPr>
-          <w:rFonts w:ascii="SBL Hebrew" w:hAnsi="SBL Hebrew" w:cs="SBL Hebrew"/>
-          <w:b/>
-          <w:bCs/>
-          <w:color w:val="003300"/>
-          <w:sz w:val="32"/>
-          <w:szCs w:val="32"/>
-          <w:shd w:val="clear" w:color="auto" w:fill="FFFFFF"/>
-          <w:vertAlign w:val="superscript"/>
-          <w:rtl/>
-        </w:rPr>
-        <w:t>יא </w:t>
-      </w:r>
-      <w:r>
-        <w:rPr>
-          <w:rFonts w:ascii="SBL Hebrew" w:hAnsi="SBL Hebrew" w:cs="SBL Hebrew"/>
-          <w:color w:val="993300"/>
-          <w:sz w:val="32"/>
-          <w:szCs w:val="32"/>
-          <w:shd w:val="clear" w:color="auto" w:fill="FFFFFF"/>
-          <w:rtl/>
-        </w:rPr>
-        <w:t xml:space="preserve">וַיֹּ֣אמֶר אֵלַ֡י דָּנִיֵּ֣אל אִישׁ־חֲ֠מֻד֠וֹת הָבֵ֨ן בַּדְּבָרִ֜ים אֲשֶׁר֩ אָנֹכִ֨י דֹבֵ֤ר אֵלֶ֙יךָ֙ וַעֲמֹ֣ד עַל־עׇמְדֶ֔ךָ כִּ֥י עַתָּ֖ה שֻׁלַּ֣חְתִּי אֵלֶ֑יךָ וּבְדַבְּר֥וֹ עִמִּ֛י אֶת־הַדָּבָ֥ר הַזֶּ֖ה עָמַ֥דְתִּי מַרְעִֽיד׃ </w:t>
-      </w:r>
-      <w:r>
-        <w:rPr>
-          <w:rFonts w:ascii="SBL Hebrew" w:hAnsi="SBL Hebrew" w:cs="SBL Hebrew"/>
-          <w:b/>
-          <w:bCs/>
-          <w:color w:val="003300"/>
-          <w:sz w:val="32"/>
-          <w:szCs w:val="32"/>
-          <w:shd w:val="clear" w:color="auto" w:fill="FFFFFF"/>
-          <w:vertAlign w:val="superscript"/>
-          <w:rtl/>
-        </w:rPr>
-        <w:t>יב </w:t>
-      </w:r>
-      <w:r>
-        <w:rPr>
-          <w:rFonts w:ascii="SBL Hebrew" w:hAnsi="SBL Hebrew" w:cs="SBL Hebrew"/>
-          <w:color w:val="993300"/>
-          <w:sz w:val="32"/>
-          <w:szCs w:val="32"/>
-          <w:shd w:val="clear" w:color="auto" w:fill="FFFFFF"/>
-          <w:rtl/>
-        </w:rPr>
-        <w:t xml:space="preserve">וַיֹּ֣אמֶר אֵלַי֮ אַל־תִּירָ֣א דָנִיֵּאל֒ כִּ֣י  ׀ מִן־הַיּ֣וֹם הָרִאשׁ֗וֹן אֲשֶׁ֨ר נָתַ֧תָּ אֶֽת־לִבְּךָ֛ לְהָבִ֧ין וּלְהִתְעַנּ֛וֹת לִפְנֵ֥י אֱלֹהֶ֖יךָ נִשְׁמְע֣וּ דְבָרֶ֑יךָ וַאֲנִי־בָ֖אתִי בִּדְבָרֶֽיךָ׃ </w:t>
-      </w:r>
-      <w:r>
-        <w:rPr>
-          <w:rFonts w:ascii="SBL Hebrew" w:hAnsi="SBL Hebrew" w:cs="SBL Hebrew"/>
-          <w:b/>
-          <w:bCs/>
-          <w:color w:val="003300"/>
-          <w:sz w:val="32"/>
-          <w:szCs w:val="32"/>
-          <w:shd w:val="clear" w:color="auto" w:fill="FFFFFF"/>
-          <w:vertAlign w:val="superscript"/>
-          <w:rtl/>
-        </w:rPr>
-        <w:t>יג </w:t>
-      </w:r>
-      <w:r>
-        <w:rPr>
-          <w:rFonts w:ascii="SBL Hebrew" w:hAnsi="SBL Hebrew" w:cs="SBL Hebrew"/>
-          <w:color w:val="993300"/>
-          <w:sz w:val="32"/>
-          <w:szCs w:val="32"/>
-          <w:shd w:val="clear" w:color="auto" w:fill="FFFFFF"/>
-          <w:rtl/>
-        </w:rPr>
-        <w:t xml:space="preserve">וְשַׂ֣ר׀ מַלְכ֣וּת פָּרַ֗ס עֹמֵ֤ד לְנֶגְדִּי֙ עֶשְׂרִ֣ים וְאֶחָ֣ד י֔וֹם וְהִנֵּ֣ה מִֽיכָאֵ֗ל אַחַ֛ד הַשָּׂרִ֥ים הָרִאשֹׁנִ֖ים בָּ֣א לְעׇזְרֵ֑נִי וַאֲנִי֙ נוֹתַ֣רְתִּי שָׁ֔ם אֵ֖צֶל מַלְכֵ֥י פָרָֽס׃ </w:t>
-      </w:r>
-      <w:r>
-        <w:rPr>
-          <w:rFonts w:ascii="SBL Hebrew" w:hAnsi="SBL Hebrew" w:cs="SBL Hebrew"/>
-          <w:b/>
-          <w:bCs/>
-          <w:color w:val="003300"/>
-          <w:sz w:val="32"/>
-          <w:szCs w:val="32"/>
-          <w:shd w:val="clear" w:color="auto" w:fill="FFFFFF"/>
-          <w:vertAlign w:val="superscript"/>
-          <w:rtl/>
-        </w:rPr>
-        <w:t>יד </w:t>
-      </w:r>
-      <w:r>
-        <w:rPr>
-          <w:rFonts w:ascii="SBL Hebrew" w:hAnsi="SBL Hebrew" w:cs="SBL Hebrew"/>
-          <w:color w:val="993300"/>
-          <w:sz w:val="32"/>
-          <w:szCs w:val="32"/>
-          <w:shd w:val="clear" w:color="auto" w:fill="FFFFFF"/>
-          <w:rtl/>
-        </w:rPr>
-        <w:t xml:space="preserve">וּבָ֙אתִי֙ לַהֲבִ֣ינְךָ֔ אֵ֛ת אֲשֶׁר־יִקְרָ֥ה לְעַמְּךָ֖ בְּאַחֲרִ֣ית הַיָּמִ֑ים כִּי־ע֥וֹד חָז֖וֹן לַיָּמִֽים׃ </w:t>
-      </w:r>
-      <w:r>
-        <w:rPr>
-          <w:rFonts w:ascii="SBL Hebrew" w:hAnsi="SBL Hebrew" w:cs="SBL Hebrew"/>
-          <w:b/>
-          <w:bCs/>
-          <w:color w:val="003300"/>
-          <w:sz w:val="32"/>
-          <w:szCs w:val="32"/>
-          <w:shd w:val="clear" w:color="auto" w:fill="FFFFFF"/>
-          <w:vertAlign w:val="superscript"/>
-          <w:rtl/>
-        </w:rPr>
-        <w:t>טו </w:t>
-      </w:r>
-      <w:r>
-        <w:rPr>
-          <w:rFonts w:ascii="SBL Hebrew" w:hAnsi="SBL Hebrew" w:cs="SBL Hebrew"/>
-          <w:color w:val="993300"/>
-          <w:sz w:val="32"/>
-          <w:szCs w:val="32"/>
-          <w:shd w:val="clear" w:color="auto" w:fill="FFFFFF"/>
-          <w:rtl/>
-        </w:rPr>
-        <w:t xml:space="preserve">וּבְדַבְּר֣וֹ עִמִּ֔י כַּדְּבָרִ֖ים הָאֵ֑לֶּה נָתַ֧תִּי פָנַ֛י אַ֖רְצָה וְנֶאֱלָֽמְתִּי׃ </w:t>
-      </w:r>
-      <w:r>
-        <w:rPr>
-          <w:rFonts w:ascii="SBL Hebrew" w:hAnsi="SBL Hebrew" w:cs="SBL Hebrew"/>
-          <w:b/>
-          <w:bCs/>
-          <w:color w:val="003300"/>
-          <w:sz w:val="32"/>
-          <w:szCs w:val="32"/>
-          <w:shd w:val="clear" w:color="auto" w:fill="FFFFFF"/>
-          <w:vertAlign w:val="superscript"/>
-          <w:rtl/>
-        </w:rPr>
-        <w:t>טז </w:t>
-      </w:r>
-      <w:r>
-        <w:rPr>
-          <w:rFonts w:ascii="SBL Hebrew" w:hAnsi="SBL Hebrew" w:cs="SBL Hebrew"/>
-          <w:color w:val="993300"/>
-          <w:sz w:val="32"/>
-          <w:szCs w:val="32"/>
-          <w:shd w:val="clear" w:color="auto" w:fill="FFFFFF"/>
-          <w:rtl/>
-        </w:rPr>
-        <w:t xml:space="preserve">וְהִנֵּ֗ה כִּדְמוּת֙ בְּנֵ֣י אָדָ֔ם נֹגֵ֖עַ עַל־שְׂפָתָ֑י וָאֶפְתַּח־פִּ֗י וָאֲדַבְּרָה֙ וָאֹֽמְרָה֙ אֶל־הָעֹמֵ֣ד לְנֶגְדִּ֔י אֲדֹנִ֗י בַּמַּרְאָה֙ נֶהֶפְכ֤וּ צִירַי֙ עָלַ֔י וְלֹ֥א עָצַ֖רְתִּי כֹּֽחַ׃ </w:t>
-      </w:r>
-      <w:r>
-        <w:rPr>
-          <w:rFonts w:ascii="SBL Hebrew" w:hAnsi="SBL Hebrew" w:cs="SBL Hebrew"/>
-          <w:b/>
-          <w:bCs/>
-          <w:color w:val="003300"/>
-          <w:sz w:val="32"/>
-          <w:szCs w:val="32"/>
-          <w:shd w:val="clear" w:color="auto" w:fill="FFFFFF"/>
-          <w:vertAlign w:val="superscript"/>
-          <w:rtl/>
-        </w:rPr>
-        <w:t>יז </w:t>
-      </w:r>
-      <w:r>
-        <w:rPr>
-          <w:rFonts w:ascii="SBL Hebrew" w:hAnsi="SBL Hebrew" w:cs="SBL Hebrew"/>
-          <w:color w:val="993300"/>
-          <w:sz w:val="32"/>
-          <w:szCs w:val="32"/>
-          <w:shd w:val="clear" w:color="auto" w:fill="FFFFFF"/>
-          <w:rtl/>
-        </w:rPr>
-        <w:t xml:space="preserve">וְהֵ֣יךְ יוּכַ֗ל עֶ֤בֶד אֲדֹנִי֙ זֶ֔ה לְדַבֵּ֖ר עִם־אֲדֹ֣נִי זֶ֑ה וַאֲנִ֤י מֵעַ֙תָּה֙ לֹֽא־יַעֲמׇד־בִּ֣י כֹ֔חַ וּנְשָׁמָ֖ה לֹ֥א נִשְׁאֲרָה־בִֽי׃ </w:t>
+        <w:t xml:space="preserve">עִם־אֲדֹ֣נִי זֶ֑ה וַאֲנִ֤י מֵעַ֙תָּה֙ לֹֽא־יַעֲמׇד־בִּ֣י כֹ֔חַ וּנְשָׁמָ֖ה לֹ֥א נִשְׁאֲרָה־בִֽי׃ </w:t>
       </w:r>
       <w:r>
         <w:rPr>
@@ -11973,7 +11995,348 @@
           <w:shd w:val="clear" w:color="auto" w:fill="FFFFFF"/>
           <w:rtl/>
         </w:rPr>
-        <w:t xml:space="preserve">וּלְקֵ֤ץ שָׁנִים֙ יִתְחַבָּ֔רוּ וּבַ֣ת מֶֽלֶךְ־הַנֶּ֗גֶב תָּבוֹא֙ </w:t>
+        <w:t xml:space="preserve">וּלְקֵ֤ץ שָׁנִים֙ יִתְחַבָּ֔רוּ וּבַ֣ת מֶֽלֶךְ־הַנֶּ֗גֶב תָּבוֹא֙ אֶל־מֶ֣לֶךְ הַצָּפ֔וֹן לַעֲשׂ֖וֹת מֵישָׁרִ֑ים וְלֹֽא־תַעְצֹ֞ר כּ֣וֹחַ הַזְּר֗וֹעַ וְלֹ֤א יַעֲמֹד֙ וּזְרֹע֔וֹ וְתִנָּתֵ֨ן הִ֤יא וּמְבִיאֶ֙יהָ֙ וְהַיֹּ֣לְדָ֔הּ וּמַחֲזִקָ֖הּ בָּעִתִּֽים׃ </w:t>
+      </w:r>
+      <w:r>
+        <w:rPr>
+          <w:rFonts w:ascii="SBL Hebrew" w:hAnsi="SBL Hebrew" w:cs="SBL Hebrew"/>
+          <w:b/>
+          <w:bCs/>
+          <w:color w:val="003300"/>
+          <w:sz w:val="32"/>
+          <w:szCs w:val="32"/>
+          <w:shd w:val="clear" w:color="auto" w:fill="FFFFFF"/>
+          <w:vertAlign w:val="superscript"/>
+          <w:rtl/>
+        </w:rPr>
+        <w:t>ז </w:t>
+      </w:r>
+      <w:r>
+        <w:rPr>
+          <w:rFonts w:ascii="SBL Hebrew" w:hAnsi="SBL Hebrew" w:cs="SBL Hebrew"/>
+          <w:color w:val="993300"/>
+          <w:sz w:val="32"/>
+          <w:szCs w:val="32"/>
+          <w:shd w:val="clear" w:color="auto" w:fill="FFFFFF"/>
+          <w:rtl/>
+        </w:rPr>
+        <w:t xml:space="preserve">וְעָמַ֛ד מִנֵּ֥צֶר שׇׁרָשֶׁ֖יהָ כַּנּ֑וֹ וְיָבֹ֣א אֶל־הַחַ֗יִל וְיָבֹא֙ בְּמָעוֹז֙ מֶ֣לֶךְ הַצָּפ֔וֹן וְעָשָׂ֥ה בָהֶ֖ם וְהֶחֱזִֽיק׃ </w:t>
+      </w:r>
+      <w:r>
+        <w:rPr>
+          <w:rFonts w:ascii="SBL Hebrew" w:hAnsi="SBL Hebrew" w:cs="SBL Hebrew"/>
+          <w:b/>
+          <w:bCs/>
+          <w:color w:val="003300"/>
+          <w:sz w:val="32"/>
+          <w:szCs w:val="32"/>
+          <w:shd w:val="clear" w:color="auto" w:fill="FFFFFF"/>
+          <w:vertAlign w:val="superscript"/>
+          <w:rtl/>
+        </w:rPr>
+        <w:t>ח </w:t>
+      </w:r>
+      <w:r>
+        <w:rPr>
+          <w:rFonts w:ascii="SBL Hebrew" w:hAnsi="SBL Hebrew" w:cs="SBL Hebrew"/>
+          <w:color w:val="993300"/>
+          <w:sz w:val="32"/>
+          <w:szCs w:val="32"/>
+          <w:shd w:val="clear" w:color="auto" w:fill="FFFFFF"/>
+          <w:rtl/>
+        </w:rPr>
+        <w:t xml:space="preserve">וְגַ֣ם אֱֽלֹהֵיהֶ֡ם עִם־נְסִֽכֵיהֶם֩ עִם־כְּלֵ֨י חֶמְדָּתָ֜ם כֶּ֧סֶף וְזָהָ֛ב בַּשְּׁבִ֖י יָבִ֣א מִצְרָ֑יִם וְהוּא֙ שָׁנִ֣ים יַעֲמֹ֔ד מִמֶּ֖לֶךְ הַצָּפֽוֹן׃ </w:t>
+      </w:r>
+      <w:r>
+        <w:rPr>
+          <w:rFonts w:ascii="SBL Hebrew" w:hAnsi="SBL Hebrew" w:cs="SBL Hebrew"/>
+          <w:b/>
+          <w:bCs/>
+          <w:color w:val="003300"/>
+          <w:sz w:val="32"/>
+          <w:szCs w:val="32"/>
+          <w:shd w:val="clear" w:color="auto" w:fill="FFFFFF"/>
+          <w:vertAlign w:val="superscript"/>
+          <w:rtl/>
+        </w:rPr>
+        <w:t>ט </w:t>
+      </w:r>
+      <w:r>
+        <w:rPr>
+          <w:rFonts w:ascii="SBL Hebrew" w:hAnsi="SBL Hebrew" w:cs="SBL Hebrew"/>
+          <w:color w:val="993300"/>
+          <w:sz w:val="32"/>
+          <w:szCs w:val="32"/>
+          <w:shd w:val="clear" w:color="auto" w:fill="FFFFFF"/>
+          <w:rtl/>
+        </w:rPr>
+        <w:t xml:space="preserve">וּבָ֗א בְּמַלְכוּת֙ מֶ֣לֶךְ הַנֶּ֔גֶב וְשָׁ֖ב אֶל־אַדְמָתֽוֹ׃ </w:t>
+      </w:r>
+      <w:r>
+        <w:rPr>
+          <w:rFonts w:ascii="SBL Hebrew" w:hAnsi="SBL Hebrew" w:cs="SBL Hebrew"/>
+          <w:b/>
+          <w:bCs/>
+          <w:color w:val="003300"/>
+          <w:sz w:val="32"/>
+          <w:szCs w:val="32"/>
+          <w:shd w:val="clear" w:color="auto" w:fill="FFFFFF"/>
+          <w:vertAlign w:val="superscript"/>
+          <w:rtl/>
+        </w:rPr>
+        <w:t>י </w:t>
+      </w:r>
+      <w:r>
+        <w:rPr>
+          <w:rFonts w:ascii="SBL Hebrew" w:hAnsi="SBL Hebrew" w:cs="SBL Hebrew"/>
+          <w:color w:val="993300"/>
+          <w:sz w:val="32"/>
+          <w:szCs w:val="32"/>
+          <w:shd w:val="clear" w:color="auto" w:fill="FFFFFF"/>
+          <w:rtl/>
+        </w:rPr>
+        <w:t xml:space="preserve">וּבָנָ֣ו יִתְגָּר֗וּ וְאָסְפוּ֙ הֲמוֹן֙ חֲיָלִ֣ים רַבִּ֔ים וּבָ֥א ב֖וֹא וְשָׁטַ֣ף וְעָבָ֑ר וְיָשֹׁ֥ב </w:t>
+      </w:r>
+      <w:r>
+        <w:rPr>
+          <w:rFonts w:ascii="SBL Hebrew" w:hAnsi="SBL Hebrew" w:cs="SBL Hebrew"/>
+          <w:color w:val="808080"/>
+          <w:sz w:val="32"/>
+          <w:szCs w:val="32"/>
+          <w:shd w:val="clear" w:color="auto" w:fill="FFFFFF"/>
+          <w:rtl/>
+        </w:rPr>
+        <w:t>ויתגרו</w:t>
+      </w:r>
+      <w:r>
+        <w:rPr>
+          <w:rFonts w:ascii="SBL Hebrew" w:hAnsi="SBL Hebrew" w:cs="SBL Hebrew"/>
+          <w:color w:val="993300"/>
+          <w:sz w:val="32"/>
+          <w:szCs w:val="32"/>
+          <w:shd w:val="clear" w:color="auto" w:fill="FFFFFF"/>
+          <w:rtl/>
+        </w:rPr>
+        <w:t xml:space="preserve"> וְיִתְגָּרֶ֖ה עַד־מָעֻזֹּֽה׃ </w:t>
+      </w:r>
+      <w:r>
+        <w:rPr>
+          <w:rFonts w:ascii="SBL Hebrew" w:hAnsi="SBL Hebrew" w:cs="SBL Hebrew"/>
+          <w:b/>
+          <w:bCs/>
+          <w:color w:val="003300"/>
+          <w:sz w:val="32"/>
+          <w:szCs w:val="32"/>
+          <w:shd w:val="clear" w:color="auto" w:fill="FFFFFF"/>
+          <w:vertAlign w:val="superscript"/>
+          <w:rtl/>
+        </w:rPr>
+        <w:t>יא </w:t>
+      </w:r>
+      <w:r>
+        <w:rPr>
+          <w:rFonts w:ascii="SBL Hebrew" w:hAnsi="SBL Hebrew" w:cs="SBL Hebrew"/>
+          <w:color w:val="993300"/>
+          <w:sz w:val="32"/>
+          <w:szCs w:val="32"/>
+          <w:shd w:val="clear" w:color="auto" w:fill="FFFFFF"/>
+          <w:rtl/>
+        </w:rPr>
+        <w:t xml:space="preserve">וְיִתְמַרְמַר֙ מֶ֣לֶךְ הַנֶּ֔גֶב וְיָצָ֕א וְנִלְחַ֥ם עִמּ֖וֹ עִם־מֶ֣לֶךְ הַצָּפ֑וֹן וְהֶעֱמִיד֙ הָמ֣וֹן רָ֔ב וְנִתַּ֥ן הֶהָמ֖וֹן בְּיָדֽוֹ׃ </w:t>
+      </w:r>
+      <w:r>
+        <w:rPr>
+          <w:rFonts w:ascii="SBL Hebrew" w:hAnsi="SBL Hebrew" w:cs="SBL Hebrew"/>
+          <w:b/>
+          <w:bCs/>
+          <w:color w:val="003300"/>
+          <w:sz w:val="32"/>
+          <w:szCs w:val="32"/>
+          <w:shd w:val="clear" w:color="auto" w:fill="FFFFFF"/>
+          <w:vertAlign w:val="superscript"/>
+          <w:rtl/>
+        </w:rPr>
+        <w:t>יב </w:t>
+      </w:r>
+      <w:r>
+        <w:rPr>
+          <w:rFonts w:ascii="SBL Hebrew" w:hAnsi="SBL Hebrew" w:cs="SBL Hebrew"/>
+          <w:color w:val="993300"/>
+          <w:sz w:val="32"/>
+          <w:szCs w:val="32"/>
+          <w:shd w:val="clear" w:color="auto" w:fill="FFFFFF"/>
+          <w:rtl/>
+        </w:rPr>
+        <w:t xml:space="preserve">וְנִשָּׂ֥א הֶהָמ֖וֹן </w:t>
+      </w:r>
+      <w:r>
+        <w:rPr>
+          <w:rFonts w:ascii="SBL Hebrew" w:hAnsi="SBL Hebrew" w:cs="SBL Hebrew"/>
+          <w:color w:val="808080"/>
+          <w:sz w:val="32"/>
+          <w:szCs w:val="32"/>
+          <w:shd w:val="clear" w:color="auto" w:fill="FFFFFF"/>
+          <w:rtl/>
+        </w:rPr>
+        <w:t>ירום</w:t>
+      </w:r>
+      <w:r>
+        <w:rPr>
+          <w:rFonts w:ascii="SBL Hebrew" w:hAnsi="SBL Hebrew" w:cs="SBL Hebrew"/>
+          <w:color w:val="993300"/>
+          <w:sz w:val="32"/>
+          <w:szCs w:val="32"/>
+          <w:shd w:val="clear" w:color="auto" w:fill="FFFFFF"/>
+          <w:rtl/>
+        </w:rPr>
+        <w:t xml:space="preserve"> וְרָ֣ם לְבָב֑וֹ וְהִפִּ֥יל רִבֹּא֖וֹת וְלֹ֥א יָעֽוֹז׃ </w:t>
+      </w:r>
+      <w:r>
+        <w:rPr>
+          <w:rFonts w:ascii="SBL Hebrew" w:hAnsi="SBL Hebrew" w:cs="SBL Hebrew"/>
+          <w:b/>
+          <w:bCs/>
+          <w:color w:val="003300"/>
+          <w:sz w:val="32"/>
+          <w:szCs w:val="32"/>
+          <w:shd w:val="clear" w:color="auto" w:fill="FFFFFF"/>
+          <w:vertAlign w:val="superscript"/>
+          <w:rtl/>
+        </w:rPr>
+        <w:t>יג </w:t>
+      </w:r>
+      <w:r>
+        <w:rPr>
+          <w:rFonts w:ascii="SBL Hebrew" w:hAnsi="SBL Hebrew" w:cs="SBL Hebrew"/>
+          <w:color w:val="993300"/>
+          <w:sz w:val="32"/>
+          <w:szCs w:val="32"/>
+          <w:shd w:val="clear" w:color="auto" w:fill="FFFFFF"/>
+          <w:rtl/>
+        </w:rPr>
+        <w:t xml:space="preserve">וְשָׁב֙ מֶ֣לֶךְ הַצָּפ֔וֹן וְהֶעֱמִ֣יד הָמ֔וֹן רַ֖ב מִן־הָרִאשׁ֑וֹן וּלְקֵ֨ץ הָֽעִתִּ֤ים שָׁנִים֙ יָ֣בוֹא ב֔וֹא בְּחַ֥יִל גָּד֖וֹל וּבִרְכ֥וּשׁ רָֽב׃ </w:t>
+      </w:r>
+      <w:r>
+        <w:rPr>
+          <w:rFonts w:ascii="SBL Hebrew" w:hAnsi="SBL Hebrew" w:cs="SBL Hebrew"/>
+          <w:b/>
+          <w:bCs/>
+          <w:color w:val="003300"/>
+          <w:sz w:val="32"/>
+          <w:szCs w:val="32"/>
+          <w:shd w:val="clear" w:color="auto" w:fill="FFFFFF"/>
+          <w:vertAlign w:val="superscript"/>
+          <w:rtl/>
+        </w:rPr>
+        <w:t>יד </w:t>
+      </w:r>
+      <w:r>
+        <w:rPr>
+          <w:rFonts w:ascii="SBL Hebrew" w:hAnsi="SBL Hebrew" w:cs="SBL Hebrew"/>
+          <w:color w:val="993300"/>
+          <w:sz w:val="32"/>
+          <w:szCs w:val="32"/>
+          <w:shd w:val="clear" w:color="auto" w:fill="FFFFFF"/>
+          <w:rtl/>
+        </w:rPr>
+        <w:t xml:space="preserve">וּבָעִתִּ֣ים הָהֵ֔ם רַבִּ֥ים יַֽעַמְד֖וּ עַל־מֶ֣לֶךְ הַנֶּ֑גֶב וּבְנֵ֣י׀ פָּרִיצֵ֣י עַמְּךָ֗ יִֽנַּשְּׂא֛וּ לְהַעֲמִ֥יד חָז֖וֹן וְנִכְשָֽׁלוּ׃ </w:t>
+      </w:r>
+      <w:r>
+        <w:rPr>
+          <w:rFonts w:ascii="SBL Hebrew" w:hAnsi="SBL Hebrew" w:cs="SBL Hebrew"/>
+          <w:b/>
+          <w:bCs/>
+          <w:color w:val="003300"/>
+          <w:sz w:val="32"/>
+          <w:szCs w:val="32"/>
+          <w:shd w:val="clear" w:color="auto" w:fill="FFFFFF"/>
+          <w:vertAlign w:val="superscript"/>
+          <w:rtl/>
+        </w:rPr>
+        <w:t>טו </w:t>
+      </w:r>
+      <w:r>
+        <w:rPr>
+          <w:rFonts w:ascii="SBL Hebrew" w:hAnsi="SBL Hebrew" w:cs="SBL Hebrew"/>
+          <w:color w:val="993300"/>
+          <w:sz w:val="32"/>
+          <w:szCs w:val="32"/>
+          <w:shd w:val="clear" w:color="auto" w:fill="FFFFFF"/>
+          <w:rtl/>
+        </w:rPr>
+        <w:t xml:space="preserve">וְיָבֹא֙ מֶ֣לֶךְ הַצָּפ֔וֹן וְיִשְׁפֹּךְ֙ סֽוֹלְﬞלָ֔ה וְלָכַ֖ד עִ֣יר מִבְצָר֑וֹת וּזְרֹע֤וֹת הַנֶּ֙גֶב֙ לֹ֣א יַעֲמֹ֔דוּ וְעַם֙ מִבְחָרָ֔יו וְאֵ֥ין כֹּ֖חַ לַעֲמֹֽד׃ </w:t>
+      </w:r>
+      <w:r>
+        <w:rPr>
+          <w:rFonts w:ascii="SBL Hebrew" w:hAnsi="SBL Hebrew" w:cs="SBL Hebrew"/>
+          <w:b/>
+          <w:bCs/>
+          <w:color w:val="003300"/>
+          <w:sz w:val="32"/>
+          <w:szCs w:val="32"/>
+          <w:shd w:val="clear" w:color="auto" w:fill="FFFFFF"/>
+          <w:vertAlign w:val="superscript"/>
+          <w:rtl/>
+        </w:rPr>
+        <w:t>טז </w:t>
+      </w:r>
+      <w:r>
+        <w:rPr>
+          <w:rFonts w:ascii="SBL Hebrew" w:hAnsi="SBL Hebrew" w:cs="SBL Hebrew"/>
+          <w:color w:val="993300"/>
+          <w:sz w:val="32"/>
+          <w:szCs w:val="32"/>
+          <w:shd w:val="clear" w:color="auto" w:fill="FFFFFF"/>
+          <w:rtl/>
+        </w:rPr>
+        <w:t xml:space="preserve">וְיַ֨עַשׂ הַבָּ֤א אֵלָיו֙ כִּרְצוֹנ֔וֹ וְאֵ֥ין עוֹמֵ֖ד לְפָנָ֑יו וְיַעֲמֹ֥ד בְּאֶֽרֶץ־הַצְּבִ֖י וְכָלָ֥ה בְיָדֽוֹ׃ </w:t>
+      </w:r>
+      <w:r>
+        <w:rPr>
+          <w:rFonts w:ascii="SBL Hebrew" w:hAnsi="SBL Hebrew" w:cs="SBL Hebrew"/>
+          <w:b/>
+          <w:bCs/>
+          <w:color w:val="003300"/>
+          <w:sz w:val="32"/>
+          <w:szCs w:val="32"/>
+          <w:shd w:val="clear" w:color="auto" w:fill="FFFFFF"/>
+          <w:vertAlign w:val="superscript"/>
+          <w:rtl/>
+        </w:rPr>
+        <w:t>יז </w:t>
+      </w:r>
+      <w:r>
+        <w:rPr>
+          <w:rFonts w:ascii="SBL Hebrew" w:hAnsi="SBL Hebrew" w:cs="SBL Hebrew"/>
+          <w:color w:val="993300"/>
+          <w:sz w:val="32"/>
+          <w:szCs w:val="32"/>
+          <w:shd w:val="clear" w:color="auto" w:fill="FFFFFF"/>
+          <w:rtl/>
+        </w:rPr>
+        <w:t>וְיָשֵׂ֣ם</w:t>
+      </w:r>
+      <w:r>
+        <w:rPr>
+          <w:rFonts w:ascii="SBL Hebrew" w:hAnsi="SBL Hebrew" w:cs="SBL Hebrew"/>
+          <w:color w:val="808080"/>
+          <w:sz w:val="32"/>
+          <w:szCs w:val="32"/>
+          <w:shd w:val="clear" w:color="auto" w:fill="FFFFFF"/>
+          <w:rtl/>
+        </w:rPr>
+        <w:t xml:space="preserve">׀ </w:t>
+      </w:r>
+      <w:r>
+        <w:rPr>
+          <w:rFonts w:ascii="SBL Hebrew" w:hAnsi="SBL Hebrew" w:cs="SBL Hebrew"/>
+          <w:color w:val="993300"/>
+          <w:sz w:val="32"/>
+          <w:szCs w:val="32"/>
+          <w:shd w:val="clear" w:color="auto" w:fill="FFFFFF"/>
+          <w:rtl/>
+        </w:rPr>
+        <w:t xml:space="preserve"> פָּ֠נָ֠יו לָב֞וֹא בְּתֹ֧קֶף כׇּל־מַלְכוּת֛וֹ וִישָׁרִ֥ים </w:t>
       </w:r>
       <w:r>
         <w:rPr>
@@ -11985,107 +12348,21 @@
           <w:rtl/>
         </w:rPr>
         <w:lastRenderedPageBreak/>
-        <w:t xml:space="preserve">אֶל־מֶ֣לֶךְ הַצָּפ֔וֹן לַעֲשׂ֖וֹת מֵישָׁרִ֑ים וְלֹֽא־תַעְצֹ֞ר כּ֣וֹחַ הַזְּר֗וֹעַ וְלֹ֤א יַעֲמֹד֙ וּזְרֹע֔וֹ וְתִנָּתֵ֨ן הִ֤יא וּמְבִיאֶ֙יהָ֙ וְהַיֹּ֣לְדָ֔הּ וּמַחֲזִקָ֖הּ בָּעִתִּֽים׃ </w:t>
-      </w:r>
-      <w:r>
-        <w:rPr>
-          <w:rFonts w:ascii="SBL Hebrew" w:hAnsi="SBL Hebrew" w:cs="SBL Hebrew"/>
-          <w:b/>
-          <w:bCs/>
-          <w:color w:val="003300"/>
-          <w:sz w:val="32"/>
-          <w:szCs w:val="32"/>
-          <w:shd w:val="clear" w:color="auto" w:fill="FFFFFF"/>
-          <w:vertAlign w:val="superscript"/>
-          <w:rtl/>
-        </w:rPr>
-        <w:t>ז </w:t>
-      </w:r>
-      <w:r>
-        <w:rPr>
-          <w:rFonts w:ascii="SBL Hebrew" w:hAnsi="SBL Hebrew" w:cs="SBL Hebrew"/>
-          <w:color w:val="993300"/>
-          <w:sz w:val="32"/>
-          <w:szCs w:val="32"/>
-          <w:shd w:val="clear" w:color="auto" w:fill="FFFFFF"/>
-          <w:rtl/>
-        </w:rPr>
-        <w:t xml:space="preserve">וְעָמַ֛ד מִנֵּ֥צֶר שׇׁרָשֶׁ֖יהָ כַּנּ֑וֹ וְיָבֹ֣א אֶל־הַחַ֗יִל וְיָבֹא֙ בְּמָעוֹז֙ מֶ֣לֶךְ הַצָּפ֔וֹן וְעָשָׂ֥ה בָהֶ֖ם וְהֶחֱזִֽיק׃ </w:t>
-      </w:r>
-      <w:r>
-        <w:rPr>
-          <w:rFonts w:ascii="SBL Hebrew" w:hAnsi="SBL Hebrew" w:cs="SBL Hebrew"/>
-          <w:b/>
-          <w:bCs/>
-          <w:color w:val="003300"/>
-          <w:sz w:val="32"/>
-          <w:szCs w:val="32"/>
-          <w:shd w:val="clear" w:color="auto" w:fill="FFFFFF"/>
-          <w:vertAlign w:val="superscript"/>
-          <w:rtl/>
-        </w:rPr>
-        <w:t>ח </w:t>
-      </w:r>
-      <w:r>
-        <w:rPr>
-          <w:rFonts w:ascii="SBL Hebrew" w:hAnsi="SBL Hebrew" w:cs="SBL Hebrew"/>
-          <w:color w:val="993300"/>
-          <w:sz w:val="32"/>
-          <w:szCs w:val="32"/>
-          <w:shd w:val="clear" w:color="auto" w:fill="FFFFFF"/>
-          <w:rtl/>
-        </w:rPr>
-        <w:t xml:space="preserve">וְגַ֣ם אֱֽלֹהֵיהֶ֡ם עִם־נְסִֽכֵיהֶם֩ עִם־כְּלֵ֨י חֶמְדָּתָ֜ם כֶּ֧סֶף וְזָהָ֛ב בַּשְּׁבִ֖י יָבִ֣א מִצְרָ֑יִם וְהוּא֙ שָׁנִ֣ים יַעֲמֹ֔ד מִמֶּ֖לֶךְ הַצָּפֽוֹן׃ </w:t>
-      </w:r>
-      <w:r>
-        <w:rPr>
-          <w:rFonts w:ascii="SBL Hebrew" w:hAnsi="SBL Hebrew" w:cs="SBL Hebrew"/>
-          <w:b/>
-          <w:bCs/>
-          <w:color w:val="003300"/>
-          <w:sz w:val="32"/>
-          <w:szCs w:val="32"/>
-          <w:shd w:val="clear" w:color="auto" w:fill="FFFFFF"/>
-          <w:vertAlign w:val="superscript"/>
-          <w:rtl/>
-        </w:rPr>
-        <w:t>ט </w:t>
-      </w:r>
-      <w:r>
-        <w:rPr>
-          <w:rFonts w:ascii="SBL Hebrew" w:hAnsi="SBL Hebrew" w:cs="SBL Hebrew"/>
-          <w:color w:val="993300"/>
-          <w:sz w:val="32"/>
-          <w:szCs w:val="32"/>
-          <w:shd w:val="clear" w:color="auto" w:fill="FFFFFF"/>
-          <w:rtl/>
-        </w:rPr>
-        <w:t xml:space="preserve">וּבָ֗א בְּמַלְכוּת֙ מֶ֣לֶךְ הַנֶּ֔גֶב וְשָׁ֖ב אֶל־אַדְמָתֽוֹ׃ </w:t>
-      </w:r>
-      <w:r>
-        <w:rPr>
-          <w:rFonts w:ascii="SBL Hebrew" w:hAnsi="SBL Hebrew" w:cs="SBL Hebrew"/>
-          <w:b/>
-          <w:bCs/>
-          <w:color w:val="003300"/>
-          <w:sz w:val="32"/>
-          <w:szCs w:val="32"/>
-          <w:shd w:val="clear" w:color="auto" w:fill="FFFFFF"/>
-          <w:vertAlign w:val="superscript"/>
-          <w:rtl/>
-        </w:rPr>
-        <w:t>י </w:t>
-      </w:r>
-      <w:r>
-        <w:rPr>
-          <w:rFonts w:ascii="SBL Hebrew" w:hAnsi="SBL Hebrew" w:cs="SBL Hebrew"/>
-          <w:color w:val="993300"/>
-          <w:sz w:val="32"/>
-          <w:szCs w:val="32"/>
-          <w:shd w:val="clear" w:color="auto" w:fill="FFFFFF"/>
-          <w:rtl/>
-        </w:rPr>
-        <w:t xml:space="preserve">וּבָנָ֣ו יִתְגָּר֗וּ וְאָסְפוּ֙ הֲמוֹן֙ חֲיָלִ֣ים רַבִּ֔ים וּבָ֥א ב֖וֹא וְשָׁטַ֣ף וְעָבָ֑ר וְיָשֹׁ֥ב </w:t>
+        <w:t xml:space="preserve">עִמּ֖וֹ וְעָשָׂ֑ה וּבַ֤ת הַנָּשִׁים֙ יִתֶּן־ל֣וֹ לְהַשְׁחִיתָ֔הּ וְלֹ֥א תַעֲמֹ֖ד וְלֹא־ל֥וֹ תִהְיֶֽה׃ </w:t>
+      </w:r>
+      <w:r>
+        <w:rPr>
+          <w:rFonts w:ascii="SBL Hebrew" w:hAnsi="SBL Hebrew" w:cs="SBL Hebrew"/>
+          <w:b/>
+          <w:bCs/>
+          <w:color w:val="003300"/>
+          <w:sz w:val="32"/>
+          <w:szCs w:val="32"/>
+          <w:shd w:val="clear" w:color="auto" w:fill="FFFFFF"/>
+          <w:vertAlign w:val="superscript"/>
+          <w:rtl/>
+        </w:rPr>
+        <w:t>יח </w:t>
       </w:r>
       <w:r>
         <w:rPr>
@@ -12096,68 +12373,18 @@
           <w:shd w:val="clear" w:color="auto" w:fill="FFFFFF"/>
           <w:rtl/>
         </w:rPr>
-        <w:t>ויתגרו</w:t>
-      </w:r>
-      <w:r>
-        <w:rPr>
-          <w:rFonts w:ascii="SBL Hebrew" w:hAnsi="SBL Hebrew" w:cs="SBL Hebrew"/>
-          <w:color w:val="993300"/>
-          <w:sz w:val="32"/>
-          <w:szCs w:val="32"/>
-          <w:shd w:val="clear" w:color="auto" w:fill="FFFFFF"/>
-          <w:rtl/>
-        </w:rPr>
-        <w:t xml:space="preserve"> וְיִתְגָּרֶ֖ה עַד־מָעֻזֹּֽה׃ </w:t>
-      </w:r>
-      <w:r>
-        <w:rPr>
-          <w:rFonts w:ascii="SBL Hebrew" w:hAnsi="SBL Hebrew" w:cs="SBL Hebrew"/>
-          <w:b/>
-          <w:bCs/>
-          <w:color w:val="003300"/>
-          <w:sz w:val="32"/>
-          <w:szCs w:val="32"/>
-          <w:shd w:val="clear" w:color="auto" w:fill="FFFFFF"/>
-          <w:vertAlign w:val="superscript"/>
-          <w:rtl/>
-        </w:rPr>
-        <w:t>יא </w:t>
-      </w:r>
-      <w:r>
-        <w:rPr>
-          <w:rFonts w:ascii="SBL Hebrew" w:hAnsi="SBL Hebrew" w:cs="SBL Hebrew"/>
-          <w:color w:val="993300"/>
-          <w:sz w:val="32"/>
-          <w:szCs w:val="32"/>
-          <w:shd w:val="clear" w:color="auto" w:fill="FFFFFF"/>
-          <w:rtl/>
-        </w:rPr>
-        <w:t xml:space="preserve">וְיִתְמַרְמַר֙ מֶ֣לֶךְ הַנֶּ֔גֶב וְיָצָ֕א וְנִלְחַ֥ם עִמּ֖וֹ עִם־מֶ֣לֶךְ הַצָּפ֑וֹן וְהֶעֱמִיד֙ הָמ֣וֹן רָ֔ב וְנִתַּ֥ן הֶהָמ֖וֹן בְּיָדֽוֹ׃ </w:t>
-      </w:r>
-      <w:r>
-        <w:rPr>
-          <w:rFonts w:ascii="SBL Hebrew" w:hAnsi="SBL Hebrew" w:cs="SBL Hebrew"/>
-          <w:b/>
-          <w:bCs/>
-          <w:color w:val="003300"/>
-          <w:sz w:val="32"/>
-          <w:szCs w:val="32"/>
-          <w:shd w:val="clear" w:color="auto" w:fill="FFFFFF"/>
-          <w:vertAlign w:val="superscript"/>
-          <w:rtl/>
-        </w:rPr>
-        <w:t>יב </w:t>
-      </w:r>
-      <w:r>
-        <w:rPr>
-          <w:rFonts w:ascii="SBL Hebrew" w:hAnsi="SBL Hebrew" w:cs="SBL Hebrew"/>
-          <w:color w:val="993300"/>
-          <w:sz w:val="32"/>
-          <w:szCs w:val="32"/>
-          <w:shd w:val="clear" w:color="auto" w:fill="FFFFFF"/>
-          <w:rtl/>
-        </w:rPr>
-        <w:t xml:space="preserve">וְנִשָּׂ֥א הֶהָמ֖וֹן </w:t>
+        <w:t>וישב</w:t>
+      </w:r>
+      <w:r>
+        <w:rPr>
+          <w:rFonts w:ascii="SBL Hebrew" w:hAnsi="SBL Hebrew" w:cs="SBL Hebrew"/>
+          <w:color w:val="993300"/>
+          <w:sz w:val="32"/>
+          <w:szCs w:val="32"/>
+          <w:shd w:val="clear" w:color="auto" w:fill="FFFFFF"/>
+          <w:rtl/>
+        </w:rPr>
+        <w:t xml:space="preserve"> וְיָשֵׂ֧ם</w:t>
       </w:r>
       <w:r>
         <w:rPr>
@@ -12168,143 +12395,543 @@
           <w:shd w:val="clear" w:color="auto" w:fill="FFFFFF"/>
           <w:rtl/>
         </w:rPr>
-        <w:t>ירום</w:t>
-      </w:r>
-      <w:r>
-        <w:rPr>
-          <w:rFonts w:ascii="SBL Hebrew" w:hAnsi="SBL Hebrew" w:cs="SBL Hebrew"/>
-          <w:color w:val="993300"/>
-          <w:sz w:val="32"/>
-          <w:szCs w:val="32"/>
-          <w:shd w:val="clear" w:color="auto" w:fill="FFFFFF"/>
-          <w:rtl/>
-        </w:rPr>
-        <w:t xml:space="preserve"> וְרָ֣ם לְבָב֑וֹ וְהִפִּ֥יל רִבֹּא֖וֹת וְלֹ֥א יָעֽוֹז׃ </w:t>
-      </w:r>
-      <w:r>
-        <w:rPr>
-          <w:rFonts w:ascii="SBL Hebrew" w:hAnsi="SBL Hebrew" w:cs="SBL Hebrew"/>
-          <w:b/>
-          <w:bCs/>
-          <w:color w:val="003300"/>
-          <w:sz w:val="32"/>
-          <w:szCs w:val="32"/>
-          <w:shd w:val="clear" w:color="auto" w:fill="FFFFFF"/>
-          <w:vertAlign w:val="superscript"/>
-          <w:rtl/>
-        </w:rPr>
-        <w:t>יג </w:t>
-      </w:r>
-      <w:r>
-        <w:rPr>
-          <w:rFonts w:ascii="SBL Hebrew" w:hAnsi="SBL Hebrew" w:cs="SBL Hebrew"/>
-          <w:color w:val="993300"/>
-          <w:sz w:val="32"/>
-          <w:szCs w:val="32"/>
-          <w:shd w:val="clear" w:color="auto" w:fill="FFFFFF"/>
-          <w:rtl/>
-        </w:rPr>
-        <w:t xml:space="preserve">וְשָׁב֙ מֶ֣לֶךְ הַצָּפ֔וֹן וְהֶעֱמִ֣יד הָמ֔וֹן רַ֖ב מִן־הָרִאשׁ֑וֹן וּלְקֵ֨ץ הָֽעִתִּ֤ים שָׁנִים֙ יָ֣בוֹא ב֔וֹא בְּחַ֥יִל גָּד֖וֹל וּבִרְכ֥וּשׁ רָֽב׃ </w:t>
-      </w:r>
-      <w:r>
-        <w:rPr>
-          <w:rFonts w:ascii="SBL Hebrew" w:hAnsi="SBL Hebrew" w:cs="SBL Hebrew"/>
-          <w:b/>
-          <w:bCs/>
-          <w:color w:val="003300"/>
-          <w:sz w:val="32"/>
-          <w:szCs w:val="32"/>
-          <w:shd w:val="clear" w:color="auto" w:fill="FFFFFF"/>
-          <w:vertAlign w:val="superscript"/>
-          <w:rtl/>
-        </w:rPr>
-        <w:t>יד </w:t>
-      </w:r>
-      <w:r>
-        <w:rPr>
-          <w:rFonts w:ascii="SBL Hebrew" w:hAnsi="SBL Hebrew" w:cs="SBL Hebrew"/>
-          <w:color w:val="993300"/>
-          <w:sz w:val="32"/>
-          <w:szCs w:val="32"/>
-          <w:shd w:val="clear" w:color="auto" w:fill="FFFFFF"/>
-          <w:rtl/>
-        </w:rPr>
-        <w:t xml:space="preserve">וּבָעִתִּ֣ים הָהֵ֔ם רַבִּ֥ים יַֽעַמְד֖וּ עַל־מֶ֣לֶךְ הַנֶּ֑גֶב וּבְנֵ֣י׀ פָּרִיצֵ֣י עַמְּךָ֗ יִֽנַּשְּׂא֛וּ לְהַעֲמִ֥יד חָז֖וֹן וְנִכְשָֽׁלוּ׃ </w:t>
-      </w:r>
-      <w:r>
-        <w:rPr>
-          <w:rFonts w:ascii="SBL Hebrew" w:hAnsi="SBL Hebrew" w:cs="SBL Hebrew"/>
-          <w:b/>
-          <w:bCs/>
-          <w:color w:val="003300"/>
-          <w:sz w:val="32"/>
-          <w:szCs w:val="32"/>
-          <w:shd w:val="clear" w:color="auto" w:fill="FFFFFF"/>
-          <w:vertAlign w:val="superscript"/>
-          <w:rtl/>
-        </w:rPr>
-        <w:t>טו </w:t>
-      </w:r>
-      <w:r>
-        <w:rPr>
-          <w:rFonts w:ascii="SBL Hebrew" w:hAnsi="SBL Hebrew" w:cs="SBL Hebrew"/>
-          <w:color w:val="993300"/>
-          <w:sz w:val="32"/>
-          <w:szCs w:val="32"/>
-          <w:shd w:val="clear" w:color="auto" w:fill="FFFFFF"/>
-          <w:rtl/>
-        </w:rPr>
-        <w:t xml:space="preserve">וְיָבֹא֙ מֶ֣לֶךְ הַצָּפ֔וֹן וְיִשְׁפֹּךְ֙ סֽוֹלְﬞלָ֔ה וְלָכַ֖ד עִ֣יר מִבְצָר֑וֹת וּזְרֹע֤וֹת הַנֶּ֙גֶב֙ לֹ֣א יַעֲמֹ֔דוּ וְעַם֙ מִבְחָרָ֔יו וְאֵ֥ין כֹּ֖חַ לַעֲמֹֽד׃ </w:t>
-      </w:r>
-      <w:r>
-        <w:rPr>
-          <w:rFonts w:ascii="SBL Hebrew" w:hAnsi="SBL Hebrew" w:cs="SBL Hebrew"/>
-          <w:b/>
-          <w:bCs/>
-          <w:color w:val="003300"/>
-          <w:sz w:val="32"/>
-          <w:szCs w:val="32"/>
-          <w:shd w:val="clear" w:color="auto" w:fill="FFFFFF"/>
-          <w:vertAlign w:val="superscript"/>
-          <w:rtl/>
-        </w:rPr>
-        <w:t>טז </w:t>
-      </w:r>
-      <w:r>
-        <w:rPr>
-          <w:rFonts w:ascii="SBL Hebrew" w:hAnsi="SBL Hebrew" w:cs="SBL Hebrew"/>
-          <w:color w:val="993300"/>
-          <w:sz w:val="32"/>
-          <w:szCs w:val="32"/>
-          <w:shd w:val="clear" w:color="auto" w:fill="FFFFFF"/>
-          <w:rtl/>
-        </w:rPr>
-        <w:t xml:space="preserve">וְיַ֨עַשׂ הַבָּ֤א אֵלָיו֙ כִּרְצוֹנ֔וֹ וְאֵ֥ין עוֹמֵ֖ד לְפָנָ֑יו וְיַעֲמֹ֥ד בְּאֶֽרֶץ־הַצְּבִ֖י וְכָלָ֥ה בְיָדֽוֹ׃ </w:t>
-      </w:r>
-      <w:r>
-        <w:rPr>
-          <w:rFonts w:ascii="SBL Hebrew" w:hAnsi="SBL Hebrew" w:cs="SBL Hebrew"/>
-          <w:b/>
-          <w:bCs/>
-          <w:color w:val="003300"/>
-          <w:sz w:val="32"/>
-          <w:szCs w:val="32"/>
-          <w:shd w:val="clear" w:color="auto" w:fill="FFFFFF"/>
-          <w:vertAlign w:val="superscript"/>
-          <w:rtl/>
-        </w:rPr>
-        <w:t>יז </w:t>
-      </w:r>
-      <w:r>
-        <w:rPr>
-          <w:rFonts w:ascii="SBL Hebrew" w:hAnsi="SBL Hebrew" w:cs="SBL Hebrew"/>
-          <w:color w:val="993300"/>
-          <w:sz w:val="32"/>
-          <w:szCs w:val="32"/>
-          <w:shd w:val="clear" w:color="auto" w:fill="FFFFFF"/>
-          <w:rtl/>
-        </w:rPr>
-        <w:t xml:space="preserve">וְיָשֵׂ֣ם </w:t>
+        <w:t xml:space="preserve">׀ </w:t>
+      </w:r>
+      <w:r>
+        <w:rPr>
+          <w:rFonts w:ascii="SBL Hebrew" w:hAnsi="SBL Hebrew" w:cs="SBL Hebrew"/>
+          <w:color w:val="993300"/>
+          <w:sz w:val="32"/>
+          <w:szCs w:val="32"/>
+          <w:shd w:val="clear" w:color="auto" w:fill="FFFFFF"/>
+          <w:rtl/>
+        </w:rPr>
+        <w:t xml:space="preserve"> פָּנָ֛יו לְאִיִּ֖ים וְלָכַ֣ד רַבִּ֑ים וְהִשְׁבִּ֨ית קָצִ֤ין חֶרְפָּתוֹ֙ ל֔וֹ בִּלְתִּ֥י חֶרְפָּת֖וֹ יָשִׁ֥יב לֽוֹ׃ </w:t>
+      </w:r>
+      <w:r>
+        <w:rPr>
+          <w:rFonts w:ascii="SBL Hebrew" w:hAnsi="SBL Hebrew" w:cs="SBL Hebrew"/>
+          <w:b/>
+          <w:bCs/>
+          <w:color w:val="003300"/>
+          <w:sz w:val="32"/>
+          <w:szCs w:val="32"/>
+          <w:shd w:val="clear" w:color="auto" w:fill="FFFFFF"/>
+          <w:vertAlign w:val="superscript"/>
+          <w:rtl/>
+        </w:rPr>
+        <w:t>יט </w:t>
+      </w:r>
+      <w:r>
+        <w:rPr>
+          <w:rFonts w:ascii="SBL Hebrew" w:hAnsi="SBL Hebrew" w:cs="SBL Hebrew"/>
+          <w:color w:val="993300"/>
+          <w:sz w:val="32"/>
+          <w:szCs w:val="32"/>
+          <w:shd w:val="clear" w:color="auto" w:fill="FFFFFF"/>
+          <w:rtl/>
+        </w:rPr>
+        <w:t xml:space="preserve">וְיָשֵׁ֣ב פָּנָ֔יו לְמָעוּזֵּ֖י אַרְצ֑וֹ וְנִכְשַׁ֥ל וְנָפַ֖ל וְלֹ֥א יִמָּצֵֽא׃ </w:t>
+      </w:r>
+      <w:r>
+        <w:rPr>
+          <w:rFonts w:ascii="SBL Hebrew" w:hAnsi="SBL Hebrew" w:cs="SBL Hebrew"/>
+          <w:b/>
+          <w:bCs/>
+          <w:color w:val="003300"/>
+          <w:sz w:val="32"/>
+          <w:szCs w:val="32"/>
+          <w:shd w:val="clear" w:color="auto" w:fill="FFFFFF"/>
+          <w:vertAlign w:val="superscript"/>
+          <w:rtl/>
+        </w:rPr>
+        <w:t>כ </w:t>
+      </w:r>
+      <w:r>
+        <w:rPr>
+          <w:rFonts w:ascii="SBL Hebrew" w:hAnsi="SBL Hebrew" w:cs="SBL Hebrew"/>
+          <w:color w:val="993300"/>
+          <w:sz w:val="32"/>
+          <w:szCs w:val="32"/>
+          <w:shd w:val="clear" w:color="auto" w:fill="FFFFFF"/>
+          <w:rtl/>
+        </w:rPr>
+        <w:t xml:space="preserve">וְעָמַ֧ד עַל־כַּנּ֛וֹ מַעֲבִ֥יר נוֹגֵ֖שׂ הֶ֣דֶר מַלְכ֑וּת וּבְיָמִ֤ים אֲחָדִים֙ יִשָּׁבֵ֔ר וְלֹ֥א בְאַפַּ֖יִם וְלֹ֥א בְמִלְחָמָֽה׃ </w:t>
+      </w:r>
+      <w:r>
+        <w:rPr>
+          <w:rFonts w:ascii="SBL Hebrew" w:hAnsi="SBL Hebrew" w:cs="SBL Hebrew"/>
+          <w:b/>
+          <w:bCs/>
+          <w:color w:val="003300"/>
+          <w:sz w:val="32"/>
+          <w:szCs w:val="32"/>
+          <w:shd w:val="clear" w:color="auto" w:fill="FFFFFF"/>
+          <w:vertAlign w:val="superscript"/>
+          <w:rtl/>
+        </w:rPr>
+        <w:t>כא </w:t>
+      </w:r>
+      <w:r>
+        <w:rPr>
+          <w:rFonts w:ascii="SBL Hebrew" w:hAnsi="SBL Hebrew" w:cs="SBL Hebrew"/>
+          <w:color w:val="993300"/>
+          <w:sz w:val="32"/>
+          <w:szCs w:val="32"/>
+          <w:shd w:val="clear" w:color="auto" w:fill="FFFFFF"/>
+          <w:rtl/>
+        </w:rPr>
+        <w:t xml:space="preserve">וְעָמַ֤ד עַל־כַּנּוֹ֙ נִבְזֶ֔ה וְלֹא־נָתְנ֥וּ עָלָ֖יו ה֣וֹד מַלְכ֑וּת וּבָ֣א בְשַׁלְוָ֔ה וְהֶחֱזִ֥יק מַלְכ֖וּת בַּחֲלַקְלַקּֽוֹת׃ </w:t>
+      </w:r>
+      <w:r>
+        <w:rPr>
+          <w:rFonts w:ascii="SBL Hebrew" w:hAnsi="SBL Hebrew" w:cs="SBL Hebrew"/>
+          <w:b/>
+          <w:bCs/>
+          <w:color w:val="003300"/>
+          <w:sz w:val="32"/>
+          <w:szCs w:val="32"/>
+          <w:shd w:val="clear" w:color="auto" w:fill="FFFFFF"/>
+          <w:vertAlign w:val="superscript"/>
+          <w:rtl/>
+        </w:rPr>
+        <w:t>כב </w:t>
+      </w:r>
+      <w:r>
+        <w:rPr>
+          <w:rFonts w:ascii="SBL Hebrew" w:hAnsi="SBL Hebrew" w:cs="SBL Hebrew"/>
+          <w:color w:val="993300"/>
+          <w:sz w:val="32"/>
+          <w:szCs w:val="32"/>
+          <w:shd w:val="clear" w:color="auto" w:fill="FFFFFF"/>
+          <w:rtl/>
+        </w:rPr>
+        <w:t xml:space="preserve">וּזְרֹע֥וֹת הַשֶּׁ֛טֶף יִשָּׁטְפ֥וּ מִלְּפָנָ֖יו וְיִשָּׁבֵ֑רוּ וְגַ֖ם נְגִ֥יד בְּרִֽית׃ </w:t>
+      </w:r>
+      <w:r>
+        <w:rPr>
+          <w:rFonts w:ascii="SBL Hebrew" w:hAnsi="SBL Hebrew" w:cs="SBL Hebrew"/>
+          <w:b/>
+          <w:bCs/>
+          <w:color w:val="003300"/>
+          <w:sz w:val="32"/>
+          <w:szCs w:val="32"/>
+          <w:shd w:val="clear" w:color="auto" w:fill="FFFFFF"/>
+          <w:vertAlign w:val="superscript"/>
+          <w:rtl/>
+        </w:rPr>
+        <w:t>כג </w:t>
+      </w:r>
+      <w:r>
+        <w:rPr>
+          <w:rFonts w:ascii="SBL Hebrew" w:hAnsi="SBL Hebrew" w:cs="SBL Hebrew"/>
+          <w:color w:val="993300"/>
+          <w:sz w:val="32"/>
+          <w:szCs w:val="32"/>
+          <w:shd w:val="clear" w:color="auto" w:fill="FFFFFF"/>
+          <w:rtl/>
+        </w:rPr>
+        <w:t xml:space="preserve">וּמִן־הִֽתְחַבְּר֥וּת אֵלָ֖יו יַעֲשֶׂ֣ה מִרְמָ֑ה וְעָלָ֥ה וְעָצַ֖ם בִּמְעַט־גּֽוֹי׃ </w:t>
+      </w:r>
+      <w:r>
+        <w:rPr>
+          <w:rFonts w:ascii="SBL Hebrew" w:hAnsi="SBL Hebrew" w:cs="SBL Hebrew"/>
+          <w:b/>
+          <w:bCs/>
+          <w:color w:val="003300"/>
+          <w:sz w:val="32"/>
+          <w:szCs w:val="32"/>
+          <w:shd w:val="clear" w:color="auto" w:fill="FFFFFF"/>
+          <w:vertAlign w:val="superscript"/>
+          <w:rtl/>
+        </w:rPr>
+        <w:t>כד </w:t>
+      </w:r>
+      <w:r>
+        <w:rPr>
+          <w:rFonts w:ascii="SBL Hebrew" w:hAnsi="SBL Hebrew" w:cs="SBL Hebrew"/>
+          <w:color w:val="993300"/>
+          <w:sz w:val="32"/>
+          <w:szCs w:val="32"/>
+          <w:shd w:val="clear" w:color="auto" w:fill="FFFFFF"/>
+          <w:rtl/>
+        </w:rPr>
+        <w:t xml:space="preserve">בְּשַׁלְוָ֞ה וּבְמִשְׁמַנֵּ֣י מְדִינָה֮ יָבוֹא֒ וְעָשָׂ֗ה אֲשֶׁ֨ר לֹא־עָשׂ֤וּ אֲבֹתָיו֙ וַאֲב֣וֹת אֲבֹתָ֔יו בִּזָּ֧ה וְשָׁלָ֛ל וּרְכ֖וּשׁ לָהֶ֣ם יִבְז֑וֹר וְעַ֧ל מִבְצָרִ֛ים יְחַשֵּׁ֥ב מַחְשְׁבֹתָ֖יו וְעַד־עֵֽת׃ </w:t>
+      </w:r>
+      <w:r>
+        <w:rPr>
+          <w:rFonts w:ascii="SBL Hebrew" w:hAnsi="SBL Hebrew" w:cs="SBL Hebrew"/>
+          <w:b/>
+          <w:bCs/>
+          <w:color w:val="003300"/>
+          <w:sz w:val="32"/>
+          <w:szCs w:val="32"/>
+          <w:shd w:val="clear" w:color="auto" w:fill="FFFFFF"/>
+          <w:vertAlign w:val="superscript"/>
+          <w:rtl/>
+        </w:rPr>
+        <w:t>כה </w:t>
+      </w:r>
+      <w:r>
+        <w:rPr>
+          <w:rFonts w:ascii="SBL Hebrew" w:hAnsi="SBL Hebrew" w:cs="SBL Hebrew"/>
+          <w:color w:val="993300"/>
+          <w:sz w:val="32"/>
+          <w:szCs w:val="32"/>
+          <w:shd w:val="clear" w:color="auto" w:fill="FFFFFF"/>
+          <w:rtl/>
+        </w:rPr>
+        <w:t xml:space="preserve">וְיָעֵר֩ כֹּח֨וֹ וּלְבָב֜וֹ עַל־מֶ֣לֶךְ הַנֶּ֘גֶב֮ בְּחַ֣יִל גָּדוֹל֒ וּמֶ֣לֶךְ הַנֶּ֗גֶב יִתְגָּרֶה֙ לַמִּלְחָמָ֔ה בְּחַֽיִל־גָּד֥וֹל וְעָצ֖וּם עַד־מְאֹ֑ד וְלֹ֣א יַעֲמֹ֔ד כִּֽי־יַחְשְׁב֥וּ עָלָ֖יו מַחֲשָׁבֽוֹת׃ </w:t>
+      </w:r>
+      <w:r>
+        <w:rPr>
+          <w:rFonts w:ascii="SBL Hebrew" w:hAnsi="SBL Hebrew" w:cs="SBL Hebrew"/>
+          <w:b/>
+          <w:bCs/>
+          <w:color w:val="003300"/>
+          <w:sz w:val="32"/>
+          <w:szCs w:val="32"/>
+          <w:shd w:val="clear" w:color="auto" w:fill="FFFFFF"/>
+          <w:vertAlign w:val="superscript"/>
+          <w:rtl/>
+        </w:rPr>
+        <w:t>כו </w:t>
+      </w:r>
+      <w:r>
+        <w:rPr>
+          <w:rFonts w:ascii="SBL Hebrew" w:hAnsi="SBL Hebrew" w:cs="SBL Hebrew"/>
+          <w:color w:val="993300"/>
+          <w:sz w:val="32"/>
+          <w:szCs w:val="32"/>
+          <w:shd w:val="clear" w:color="auto" w:fill="FFFFFF"/>
+          <w:rtl/>
+        </w:rPr>
+        <w:t xml:space="preserve">וְאֹכְלֵ֧י פַת־בָּג֛וֹ יִשְׁבְּר֖וּהוּ וְחֵיל֣וֹ יִשְׁט֑וֹף וְנָפְל֖וּ חֲלָלִ֥ים רַבִּֽים׃ </w:t>
+      </w:r>
+      <w:r>
+        <w:rPr>
+          <w:rFonts w:ascii="SBL Hebrew" w:hAnsi="SBL Hebrew" w:cs="SBL Hebrew"/>
+          <w:b/>
+          <w:bCs/>
+          <w:color w:val="003300"/>
+          <w:sz w:val="32"/>
+          <w:szCs w:val="32"/>
+          <w:shd w:val="clear" w:color="auto" w:fill="FFFFFF"/>
+          <w:vertAlign w:val="superscript"/>
+          <w:rtl/>
+        </w:rPr>
+        <w:t>כז </w:t>
+      </w:r>
+      <w:r>
+        <w:rPr>
+          <w:rFonts w:ascii="SBL Hebrew" w:hAnsi="SBL Hebrew" w:cs="SBL Hebrew"/>
+          <w:color w:val="993300"/>
+          <w:sz w:val="32"/>
+          <w:szCs w:val="32"/>
+          <w:shd w:val="clear" w:color="auto" w:fill="FFFFFF"/>
+          <w:rtl/>
+        </w:rPr>
+        <w:t xml:space="preserve">וּשְׁנֵיהֶ֤ם הַמְּלָכִים֙ לְבָבָ֣ם לְמֵרָ֔ע וְעַל־שֻׁלְחָ֥ן אֶחָ֖ד כָּזָ֣ב יְדַבֵּ֑רוּ וְלֹ֣א תִצְלָ֔ח כִּי־ע֥וֹד קֵ֖ץ לַמּוֹעֵֽד׃ </w:t>
+      </w:r>
+      <w:r>
+        <w:rPr>
+          <w:rFonts w:ascii="SBL Hebrew" w:hAnsi="SBL Hebrew" w:cs="SBL Hebrew"/>
+          <w:b/>
+          <w:bCs/>
+          <w:color w:val="003300"/>
+          <w:sz w:val="32"/>
+          <w:szCs w:val="32"/>
+          <w:shd w:val="clear" w:color="auto" w:fill="FFFFFF"/>
+          <w:vertAlign w:val="superscript"/>
+          <w:rtl/>
+        </w:rPr>
+        <w:t>כח </w:t>
+      </w:r>
+      <w:r>
+        <w:rPr>
+          <w:rFonts w:ascii="SBL Hebrew" w:hAnsi="SBL Hebrew" w:cs="SBL Hebrew"/>
+          <w:color w:val="993300"/>
+          <w:sz w:val="32"/>
+          <w:szCs w:val="32"/>
+          <w:shd w:val="clear" w:color="auto" w:fill="FFFFFF"/>
+          <w:rtl/>
+        </w:rPr>
+        <w:t xml:space="preserve">וְיָשֹׁ֤ב אַרְצוֹ֙ בִּרְכ֣וּשׁ גָּד֔וֹל וּלְבָב֖וֹ עַל־בְּרִ֣ית קֹ֑דֶשׁ וְעָשָׂ֖ה וְשָׁ֥ב לְאַרְצֽוֹ׃ </w:t>
+      </w:r>
+      <w:r>
+        <w:rPr>
+          <w:rFonts w:ascii="SBL Hebrew" w:hAnsi="SBL Hebrew" w:cs="SBL Hebrew"/>
+          <w:b/>
+          <w:bCs/>
+          <w:color w:val="003300"/>
+          <w:sz w:val="32"/>
+          <w:szCs w:val="32"/>
+          <w:shd w:val="clear" w:color="auto" w:fill="FFFFFF"/>
+          <w:vertAlign w:val="superscript"/>
+          <w:rtl/>
+        </w:rPr>
+        <w:t>כט </w:t>
+      </w:r>
+      <w:r>
+        <w:rPr>
+          <w:rFonts w:ascii="SBL Hebrew" w:hAnsi="SBL Hebrew" w:cs="SBL Hebrew"/>
+          <w:color w:val="993300"/>
+          <w:sz w:val="32"/>
+          <w:szCs w:val="32"/>
+          <w:shd w:val="clear" w:color="auto" w:fill="FFFFFF"/>
+          <w:rtl/>
+        </w:rPr>
+        <w:t xml:space="preserve">לַמּוֹעֵ֥ד יָשׁ֖וּב וּבָ֣א בַנֶּ֑גֶב וְלֹֽא־תִהְיֶ֥ה כָרִאשֹׁנָ֖ה וְכָאַחֲרוֹנָֽה׃ </w:t>
+      </w:r>
+      <w:r>
+        <w:rPr>
+          <w:rFonts w:ascii="SBL Hebrew" w:hAnsi="SBL Hebrew" w:cs="SBL Hebrew"/>
+          <w:b/>
+          <w:bCs/>
+          <w:color w:val="003300"/>
+          <w:sz w:val="32"/>
+          <w:szCs w:val="32"/>
+          <w:shd w:val="clear" w:color="auto" w:fill="FFFFFF"/>
+          <w:vertAlign w:val="superscript"/>
+          <w:rtl/>
+        </w:rPr>
+        <w:t>ל </w:t>
+      </w:r>
+      <w:r>
+        <w:rPr>
+          <w:rFonts w:ascii="SBL Hebrew" w:hAnsi="SBL Hebrew" w:cs="SBL Hebrew"/>
+          <w:color w:val="993300"/>
+          <w:sz w:val="32"/>
+          <w:szCs w:val="32"/>
+          <w:shd w:val="clear" w:color="auto" w:fill="FFFFFF"/>
+          <w:rtl/>
+        </w:rPr>
+        <w:t xml:space="preserve">וּבָ֨אוּ ב֜וֹ צִיִּ֤ים כִּתִּים֙ וְנִכְאָ֔ה וְשָׁ֛ב וְזָעַ֥ם עַל־בְּרִֽית־ק֖וֹדֶשׁ וְעָשָׂ֑ה וְשָׁ֣ב וְיָבֵ֔ן עַל־עֹזְבֵ֖י בְּרִ֥ית קֹֽדֶשׁ׃ </w:t>
+      </w:r>
+      <w:r>
+        <w:rPr>
+          <w:rFonts w:ascii="SBL Hebrew" w:hAnsi="SBL Hebrew" w:cs="SBL Hebrew"/>
+          <w:b/>
+          <w:bCs/>
+          <w:color w:val="003300"/>
+          <w:sz w:val="32"/>
+          <w:szCs w:val="32"/>
+          <w:shd w:val="clear" w:color="auto" w:fill="FFFFFF"/>
+          <w:vertAlign w:val="superscript"/>
+          <w:rtl/>
+        </w:rPr>
+        <w:t>לא </w:t>
+      </w:r>
+      <w:r>
+        <w:rPr>
+          <w:rFonts w:ascii="SBL Hebrew" w:hAnsi="SBL Hebrew" w:cs="SBL Hebrew"/>
+          <w:color w:val="993300"/>
+          <w:sz w:val="32"/>
+          <w:szCs w:val="32"/>
+          <w:shd w:val="clear" w:color="auto" w:fill="FFFFFF"/>
+          <w:rtl/>
+        </w:rPr>
+        <w:t xml:space="preserve">וּזְרֹעִ֖ים מִמֶּ֣נּוּ יַעֲמֹ֑דוּ וְחִלְּל֞וּ הַמִּקְדָּ֤שׁ הַמָּעוֹז֙ וְהֵסִ֣ירוּ הַתָּמִ֔יד וְנָתְנ֖וּ הַשִּׁקּ֥וּץ מְשֹׁמֵֽם׃ </w:t>
+      </w:r>
+      <w:r>
+        <w:rPr>
+          <w:rFonts w:ascii="SBL Hebrew" w:hAnsi="SBL Hebrew" w:cs="SBL Hebrew"/>
+          <w:b/>
+          <w:bCs/>
+          <w:color w:val="003300"/>
+          <w:sz w:val="32"/>
+          <w:szCs w:val="32"/>
+          <w:shd w:val="clear" w:color="auto" w:fill="FFFFFF"/>
+          <w:vertAlign w:val="superscript"/>
+          <w:rtl/>
+        </w:rPr>
+        <w:t>לב </w:t>
+      </w:r>
+      <w:r>
+        <w:rPr>
+          <w:rFonts w:ascii="SBL Hebrew" w:hAnsi="SBL Hebrew" w:cs="SBL Hebrew"/>
+          <w:color w:val="993300"/>
+          <w:sz w:val="32"/>
+          <w:szCs w:val="32"/>
+          <w:shd w:val="clear" w:color="auto" w:fill="FFFFFF"/>
+          <w:rtl/>
+        </w:rPr>
+        <w:t xml:space="preserve">וּמַרְשִׁיעֵ֣י בְרִ֔ית יַחֲנִ֖יף בַּחֲלַקּ֑וֹת וְעַ֛ם יֹדְעֵ֥י אֱלֹהָ֖יו יַחֲזִ֥קוּ וְעָשֽׂוּ׃ </w:t>
+      </w:r>
+      <w:r>
+        <w:rPr>
+          <w:rFonts w:ascii="SBL Hebrew" w:hAnsi="SBL Hebrew" w:cs="SBL Hebrew"/>
+          <w:b/>
+          <w:bCs/>
+          <w:color w:val="003300"/>
+          <w:sz w:val="32"/>
+          <w:szCs w:val="32"/>
+          <w:shd w:val="clear" w:color="auto" w:fill="FFFFFF"/>
+          <w:vertAlign w:val="superscript"/>
+          <w:rtl/>
+        </w:rPr>
+        <w:t>לג </w:t>
+      </w:r>
+      <w:r>
+        <w:rPr>
+          <w:rFonts w:ascii="SBL Hebrew" w:hAnsi="SBL Hebrew" w:cs="SBL Hebrew"/>
+          <w:color w:val="993300"/>
+          <w:sz w:val="32"/>
+          <w:szCs w:val="32"/>
+          <w:shd w:val="clear" w:color="auto" w:fill="FFFFFF"/>
+          <w:rtl/>
+        </w:rPr>
+        <w:t xml:space="preserve">וּמַשְׂכִּ֣ילֵי עָ֔ם יָבִ֖ינוּ לָֽרַבִּ֑ים וְנִכְשְׁל֞וּ בְּחֶ֧רֶב וּבְלֶהָבָ֛ה בִּשְׁבִ֥י וּבְבִזָּ֖ה יָמִֽים׃ </w:t>
+      </w:r>
+      <w:r>
+        <w:rPr>
+          <w:rFonts w:ascii="SBL Hebrew" w:hAnsi="SBL Hebrew" w:cs="SBL Hebrew"/>
+          <w:b/>
+          <w:bCs/>
+          <w:color w:val="003300"/>
+          <w:sz w:val="32"/>
+          <w:szCs w:val="32"/>
+          <w:shd w:val="clear" w:color="auto" w:fill="FFFFFF"/>
+          <w:vertAlign w:val="superscript"/>
+          <w:rtl/>
+        </w:rPr>
+        <w:t>לד </w:t>
+      </w:r>
+      <w:r>
+        <w:rPr>
+          <w:rFonts w:ascii="SBL Hebrew" w:hAnsi="SBL Hebrew" w:cs="SBL Hebrew"/>
+          <w:color w:val="993300"/>
+          <w:sz w:val="32"/>
+          <w:szCs w:val="32"/>
+          <w:shd w:val="clear" w:color="auto" w:fill="FFFFFF"/>
+          <w:rtl/>
+        </w:rPr>
+        <w:t xml:space="preserve">וּבְהִכָּ֣שְׁלָ֔ם יֵעָזְר֖וּ עֵ֣זֶר מְעָ֑ט וְנִלְו֧וּ עֲלֵיהֶ֛ם רַבִּ֖ים בַּחֲלַקְלַקּֽוֹת׃ </w:t>
+      </w:r>
+      <w:r>
+        <w:rPr>
+          <w:rFonts w:ascii="SBL Hebrew" w:hAnsi="SBL Hebrew" w:cs="SBL Hebrew"/>
+          <w:b/>
+          <w:bCs/>
+          <w:color w:val="003300"/>
+          <w:sz w:val="32"/>
+          <w:szCs w:val="32"/>
+          <w:shd w:val="clear" w:color="auto" w:fill="FFFFFF"/>
+          <w:vertAlign w:val="superscript"/>
+          <w:rtl/>
+        </w:rPr>
+        <w:t>לה </w:t>
+      </w:r>
+      <w:r>
+        <w:rPr>
+          <w:rFonts w:ascii="SBL Hebrew" w:hAnsi="SBL Hebrew" w:cs="SBL Hebrew"/>
+          <w:color w:val="993300"/>
+          <w:sz w:val="32"/>
+          <w:szCs w:val="32"/>
+          <w:shd w:val="clear" w:color="auto" w:fill="FFFFFF"/>
+          <w:rtl/>
+        </w:rPr>
+        <w:t xml:space="preserve">וּמִן־הַמַּשְׂכִּילִ֣ים יִכָּֽשְׁל֗וּ לִצְר֥וֹף בָּהֶ֛ם וּלְבָרֵ֥ר וְלַלְבֵּ֖ן עַד־עֵ֣ת קֵ֑ץ כִּי־ע֖וֹד לַמּוֹעֵֽד׃ </w:t>
+      </w:r>
+      <w:r>
+        <w:rPr>
+          <w:rFonts w:ascii="SBL Hebrew" w:hAnsi="SBL Hebrew" w:cs="SBL Hebrew"/>
+          <w:b/>
+          <w:bCs/>
+          <w:color w:val="003300"/>
+          <w:sz w:val="32"/>
+          <w:szCs w:val="32"/>
+          <w:shd w:val="clear" w:color="auto" w:fill="FFFFFF"/>
+          <w:vertAlign w:val="superscript"/>
+          <w:rtl/>
+        </w:rPr>
+        <w:t>לו </w:t>
+      </w:r>
+      <w:r>
+        <w:rPr>
+          <w:rFonts w:ascii="SBL Hebrew" w:hAnsi="SBL Hebrew" w:cs="SBL Hebrew"/>
+          <w:color w:val="993300"/>
+          <w:sz w:val="32"/>
+          <w:szCs w:val="32"/>
+          <w:shd w:val="clear" w:color="auto" w:fill="FFFFFF"/>
+          <w:rtl/>
+        </w:rPr>
+        <w:t xml:space="preserve">וְעָשָׂ֨ה כִרְצֹנ֜וֹ הַמֶּ֗לֶךְ וְיִתְרוֹמֵ֤ם וְיִתְגַּדֵּל֙ עַל־כׇּל־אֵ֔ל וְעַל֙ אֵ֣ל אֵלִ֔ים יְדַבֵּ֖ר נִפְלָא֑וֹת וְהִצְלִ֙יחַ֙ עַד־כָּ֣לָה זַ֔עַם כִּ֥י נֶחֱרָצָ֖ה נֶעֱשָֽׂתָה׃ </w:t>
+      </w:r>
+      <w:r>
+        <w:rPr>
+          <w:rFonts w:ascii="SBL Hebrew" w:hAnsi="SBL Hebrew" w:cs="SBL Hebrew"/>
+          <w:b/>
+          <w:bCs/>
+          <w:color w:val="003300"/>
+          <w:sz w:val="32"/>
+          <w:szCs w:val="32"/>
+          <w:shd w:val="clear" w:color="auto" w:fill="FFFFFF"/>
+          <w:vertAlign w:val="superscript"/>
+          <w:rtl/>
+        </w:rPr>
+        <w:t>לז </w:t>
+      </w:r>
+      <w:r>
+        <w:rPr>
+          <w:rFonts w:ascii="SBL Hebrew" w:hAnsi="SBL Hebrew" w:cs="SBL Hebrew"/>
+          <w:color w:val="993300"/>
+          <w:sz w:val="32"/>
+          <w:szCs w:val="32"/>
+          <w:shd w:val="clear" w:color="auto" w:fill="FFFFFF"/>
+          <w:rtl/>
+        </w:rPr>
+        <w:t xml:space="preserve">וְעַל־אֱלֹהֵ֤י אֲבֹתָיו֙ לֹ֣א יָבִ֔ין וְעַל־חֶמְדַּ֥ת נָשִׁ֛ים וְעַֽל־כׇּל־אֱל֖וֹהַּ לֹ֣א יָבִ֑ין כִּ֥י עַל־כֹּ֖ל יִתְגַּדָּֽל׃ </w:t>
+      </w:r>
+      <w:r>
+        <w:rPr>
+          <w:rFonts w:ascii="SBL Hebrew" w:hAnsi="SBL Hebrew" w:cs="SBL Hebrew"/>
+          <w:b/>
+          <w:bCs/>
+          <w:color w:val="003300"/>
+          <w:sz w:val="32"/>
+          <w:szCs w:val="32"/>
+          <w:shd w:val="clear" w:color="auto" w:fill="FFFFFF"/>
+          <w:vertAlign w:val="superscript"/>
+          <w:rtl/>
+        </w:rPr>
+        <w:t>לח </w:t>
+      </w:r>
+      <w:r>
+        <w:rPr>
+          <w:rFonts w:ascii="SBL Hebrew" w:hAnsi="SBL Hebrew" w:cs="SBL Hebrew"/>
+          <w:color w:val="993300"/>
+          <w:sz w:val="32"/>
+          <w:szCs w:val="32"/>
+          <w:shd w:val="clear" w:color="auto" w:fill="FFFFFF"/>
+          <w:rtl/>
+        </w:rPr>
+        <w:t xml:space="preserve">וְלֶאֱלֹ֙הַּ֙ מָֽעֻזִּ֔ים עַל־כַּנּ֖וֹ יְכַבֵּ֑ד וְלֶאֱל֜וֹהַּ אֲשֶׁ֧ר לֹא־יְדָעֻ֣הוּ אֲבֹתָ֗יו יְכַבֵּ֛ד בְּזָהָ֥ב וּבְכֶ֛סֶף וּבְאֶ֥בֶן יְקָרָ֖ה וּבַחֲמֻדֽוֹת׃ </w:t>
+      </w:r>
+      <w:r>
+        <w:rPr>
+          <w:rFonts w:ascii="SBL Hebrew" w:hAnsi="SBL Hebrew" w:cs="SBL Hebrew"/>
+          <w:b/>
+          <w:bCs/>
+          <w:color w:val="003300"/>
+          <w:sz w:val="32"/>
+          <w:szCs w:val="32"/>
+          <w:shd w:val="clear" w:color="auto" w:fill="FFFFFF"/>
+          <w:vertAlign w:val="superscript"/>
+          <w:rtl/>
+        </w:rPr>
+        <w:t>לט </w:t>
+      </w:r>
+      <w:r>
+        <w:rPr>
+          <w:rFonts w:ascii="SBL Hebrew" w:hAnsi="SBL Hebrew" w:cs="SBL Hebrew"/>
+          <w:color w:val="993300"/>
+          <w:sz w:val="32"/>
+          <w:szCs w:val="32"/>
+          <w:shd w:val="clear" w:color="auto" w:fill="FFFFFF"/>
+          <w:rtl/>
+        </w:rPr>
+        <w:t xml:space="preserve">וְעָשָׂ֞ה לְמִבְצְרֵ֤י מָֽעֻזִּים֙ עִם־אֱל֣וֹהַּ נֵכָ֔ר אֲשֶׁ֥ר </w:t>
       </w:r>
       <w:r>
         <w:rPr>
@@ -12315,401 +12942,118 @@
           <w:shd w:val="clear" w:color="auto" w:fill="FFFFFF"/>
           <w:rtl/>
         </w:rPr>
-        <w:t xml:space="preserve">׀ </w:t>
-      </w:r>
-      <w:r>
-        <w:rPr>
-          <w:rFonts w:ascii="SBL Hebrew" w:hAnsi="SBL Hebrew" w:cs="SBL Hebrew"/>
-          <w:color w:val="993300"/>
-          <w:sz w:val="32"/>
-          <w:szCs w:val="32"/>
-          <w:shd w:val="clear" w:color="auto" w:fill="FFFFFF"/>
-          <w:rtl/>
-        </w:rPr>
-        <w:t xml:space="preserve"> פָּ֠נָ֠יו לָב֞וֹא בְּתֹ֧קֶף כׇּל־מַלְכוּת֛וֹ וִישָׁרִ֥ים עִמּ֖וֹ וְעָשָׂ֑ה וּבַ֤ת הַנָּשִׁים֙ יִתֶּן־ל֣וֹ לְהַשְׁחִיתָ֔הּ וְלֹ֥א תַעֲמֹ֖ד וְלֹא־ל֥וֹ תִהְיֶֽה׃ </w:t>
-      </w:r>
-      <w:r>
-        <w:rPr>
-          <w:rFonts w:ascii="SBL Hebrew" w:hAnsi="SBL Hebrew" w:cs="SBL Hebrew"/>
-          <w:b/>
-          <w:bCs/>
-          <w:color w:val="003300"/>
-          <w:sz w:val="32"/>
-          <w:szCs w:val="32"/>
-          <w:shd w:val="clear" w:color="auto" w:fill="FFFFFF"/>
-          <w:vertAlign w:val="superscript"/>
-          <w:rtl/>
-        </w:rPr>
-        <w:t>יח </w:t>
-      </w:r>
-      <w:r>
-        <w:rPr>
-          <w:rFonts w:ascii="SBL Hebrew" w:hAnsi="SBL Hebrew" w:cs="SBL Hebrew"/>
-          <w:color w:val="808080"/>
-          <w:sz w:val="32"/>
-          <w:szCs w:val="32"/>
-          <w:shd w:val="clear" w:color="auto" w:fill="FFFFFF"/>
-          <w:rtl/>
-        </w:rPr>
-        <w:t>וישב</w:t>
-      </w:r>
-      <w:r>
-        <w:rPr>
-          <w:rFonts w:ascii="SBL Hebrew" w:hAnsi="SBL Hebrew" w:cs="SBL Hebrew"/>
-          <w:color w:val="993300"/>
-          <w:sz w:val="32"/>
-          <w:szCs w:val="32"/>
-          <w:shd w:val="clear" w:color="auto" w:fill="FFFFFF"/>
-          <w:rtl/>
-        </w:rPr>
-        <w:t xml:space="preserve"> וְיָשֵׂ֧ם </w:t>
-      </w:r>
-      <w:r>
-        <w:rPr>
-          <w:rFonts w:ascii="SBL Hebrew" w:hAnsi="SBL Hebrew" w:cs="SBL Hebrew"/>
-          <w:color w:val="808080"/>
-          <w:sz w:val="32"/>
-          <w:szCs w:val="32"/>
-          <w:shd w:val="clear" w:color="auto" w:fill="FFFFFF"/>
-          <w:rtl/>
-        </w:rPr>
-        <w:t xml:space="preserve">׀ </w:t>
-      </w:r>
-      <w:r>
-        <w:rPr>
-          <w:rFonts w:ascii="SBL Hebrew" w:hAnsi="SBL Hebrew" w:cs="SBL Hebrew"/>
-          <w:color w:val="993300"/>
-          <w:sz w:val="32"/>
-          <w:szCs w:val="32"/>
-          <w:shd w:val="clear" w:color="auto" w:fill="FFFFFF"/>
-          <w:rtl/>
-        </w:rPr>
-        <w:t xml:space="preserve"> פָּנָ֛יו לְאִיִּ֖ים וְלָכַ֣ד רַבִּ֑ים וְהִשְׁבִּ֨ית קָצִ֤ין חֶרְפָּתוֹ֙ ל֔וֹ בִּלְתִּ֥י חֶרְפָּת֖וֹ יָשִׁ֥יב לֽוֹ׃ </w:t>
-      </w:r>
-      <w:r>
-        <w:rPr>
-          <w:rFonts w:ascii="SBL Hebrew" w:hAnsi="SBL Hebrew" w:cs="SBL Hebrew"/>
-          <w:b/>
-          <w:bCs/>
-          <w:color w:val="003300"/>
-          <w:sz w:val="32"/>
-          <w:szCs w:val="32"/>
-          <w:shd w:val="clear" w:color="auto" w:fill="FFFFFF"/>
-          <w:vertAlign w:val="superscript"/>
-          <w:rtl/>
-        </w:rPr>
-        <w:t>יט </w:t>
-      </w:r>
-      <w:r>
-        <w:rPr>
-          <w:rFonts w:ascii="SBL Hebrew" w:hAnsi="SBL Hebrew" w:cs="SBL Hebrew"/>
-          <w:color w:val="993300"/>
-          <w:sz w:val="32"/>
-          <w:szCs w:val="32"/>
-          <w:shd w:val="clear" w:color="auto" w:fill="FFFFFF"/>
-          <w:rtl/>
-        </w:rPr>
-        <w:t xml:space="preserve">וְיָשֵׁ֣ב פָּנָ֔יו לְמָעוּזֵּ֖י אַרְצ֑וֹ וְנִכְשַׁ֥ל וְנָפַ֖ל וְלֹ֥א יִמָּצֵֽא׃ </w:t>
-      </w:r>
-      <w:r>
-        <w:rPr>
-          <w:rFonts w:ascii="SBL Hebrew" w:hAnsi="SBL Hebrew" w:cs="SBL Hebrew"/>
-          <w:b/>
-          <w:bCs/>
-          <w:color w:val="003300"/>
-          <w:sz w:val="32"/>
-          <w:szCs w:val="32"/>
-          <w:shd w:val="clear" w:color="auto" w:fill="FFFFFF"/>
-          <w:vertAlign w:val="superscript"/>
-          <w:rtl/>
-        </w:rPr>
-        <w:t>כ </w:t>
-      </w:r>
-      <w:r>
-        <w:rPr>
-          <w:rFonts w:ascii="SBL Hebrew" w:hAnsi="SBL Hebrew" w:cs="SBL Hebrew"/>
-          <w:color w:val="993300"/>
-          <w:sz w:val="32"/>
-          <w:szCs w:val="32"/>
-          <w:shd w:val="clear" w:color="auto" w:fill="FFFFFF"/>
-          <w:rtl/>
-        </w:rPr>
-        <w:t xml:space="preserve">וְעָמַ֧ד עַל־כַּנּ֛וֹ מַעֲבִ֥יר נוֹגֵ֖שׂ הֶ֣דֶר מַלְכ֑וּת וּבְיָמִ֤ים אֲחָדִים֙ יִשָּׁבֵ֔ר וְלֹ֥א בְאַפַּ֖יִם וְלֹ֥א בְמִלְחָמָֽה׃ </w:t>
-      </w:r>
-      <w:r>
-        <w:rPr>
-          <w:rFonts w:ascii="SBL Hebrew" w:hAnsi="SBL Hebrew" w:cs="SBL Hebrew"/>
-          <w:b/>
-          <w:bCs/>
-          <w:color w:val="003300"/>
-          <w:sz w:val="32"/>
-          <w:szCs w:val="32"/>
-          <w:shd w:val="clear" w:color="auto" w:fill="FFFFFF"/>
-          <w:vertAlign w:val="superscript"/>
-          <w:rtl/>
-        </w:rPr>
-        <w:t>כא </w:t>
-      </w:r>
-      <w:r>
-        <w:rPr>
-          <w:rFonts w:ascii="SBL Hebrew" w:hAnsi="SBL Hebrew" w:cs="SBL Hebrew"/>
-          <w:color w:val="993300"/>
-          <w:sz w:val="32"/>
-          <w:szCs w:val="32"/>
-          <w:shd w:val="clear" w:color="auto" w:fill="FFFFFF"/>
-          <w:rtl/>
-        </w:rPr>
-        <w:t xml:space="preserve">וְעָמַ֤ד עַל־כַּנּוֹ֙ נִבְזֶ֔ה וְלֹא־נָתְנ֥וּ עָלָ֖יו ה֣וֹד מַלְכ֑וּת וּבָ֣א בְשַׁלְוָ֔ה וְהֶחֱזִ֥יק מַלְכ֖וּת בַּחֲלַקְלַקּֽוֹת׃ </w:t>
-      </w:r>
-      <w:r>
-        <w:rPr>
-          <w:rFonts w:ascii="SBL Hebrew" w:hAnsi="SBL Hebrew" w:cs="SBL Hebrew"/>
-          <w:b/>
-          <w:bCs/>
-          <w:color w:val="003300"/>
-          <w:sz w:val="32"/>
-          <w:szCs w:val="32"/>
-          <w:shd w:val="clear" w:color="auto" w:fill="FFFFFF"/>
-          <w:vertAlign w:val="superscript"/>
-          <w:rtl/>
-        </w:rPr>
-        <w:t>כב </w:t>
-      </w:r>
-      <w:r>
-        <w:rPr>
-          <w:rFonts w:ascii="SBL Hebrew" w:hAnsi="SBL Hebrew" w:cs="SBL Hebrew"/>
-          <w:color w:val="993300"/>
-          <w:sz w:val="32"/>
-          <w:szCs w:val="32"/>
-          <w:shd w:val="clear" w:color="auto" w:fill="FFFFFF"/>
-          <w:rtl/>
-        </w:rPr>
-        <w:t xml:space="preserve">וּזְרֹע֥וֹת הַשֶּׁ֛טֶף יִשָּׁטְפ֥וּ מִלְּפָנָ֖יו וְיִשָּׁבֵ֑רוּ וְגַ֖ם נְגִ֥יד בְּרִֽית׃ </w:t>
-      </w:r>
-      <w:r>
-        <w:rPr>
-          <w:rFonts w:ascii="SBL Hebrew" w:hAnsi="SBL Hebrew" w:cs="SBL Hebrew"/>
-          <w:b/>
-          <w:bCs/>
-          <w:color w:val="003300"/>
-          <w:sz w:val="32"/>
-          <w:szCs w:val="32"/>
-          <w:shd w:val="clear" w:color="auto" w:fill="FFFFFF"/>
-          <w:vertAlign w:val="superscript"/>
-          <w:rtl/>
-        </w:rPr>
-        <w:t>כג </w:t>
-      </w:r>
-      <w:r>
-        <w:rPr>
-          <w:rFonts w:ascii="SBL Hebrew" w:hAnsi="SBL Hebrew" w:cs="SBL Hebrew"/>
-          <w:color w:val="993300"/>
-          <w:sz w:val="32"/>
-          <w:szCs w:val="32"/>
-          <w:shd w:val="clear" w:color="auto" w:fill="FFFFFF"/>
-          <w:rtl/>
-        </w:rPr>
-        <w:t xml:space="preserve">וּמִן־הִֽתְחַבְּר֥וּת אֵלָ֖יו יַעֲשֶׂ֣ה מִרְמָ֑ה וְעָלָ֥ה וְעָצַ֖ם בִּמְעַט־גּֽוֹי׃ </w:t>
-      </w:r>
-      <w:r>
-        <w:rPr>
-          <w:rFonts w:ascii="SBL Hebrew" w:hAnsi="SBL Hebrew" w:cs="SBL Hebrew"/>
-          <w:b/>
-          <w:bCs/>
-          <w:color w:val="003300"/>
-          <w:sz w:val="32"/>
-          <w:szCs w:val="32"/>
-          <w:shd w:val="clear" w:color="auto" w:fill="FFFFFF"/>
-          <w:vertAlign w:val="superscript"/>
-          <w:rtl/>
-        </w:rPr>
-        <w:t>כד </w:t>
-      </w:r>
-      <w:r>
-        <w:rPr>
-          <w:rFonts w:ascii="SBL Hebrew" w:hAnsi="SBL Hebrew" w:cs="SBL Hebrew"/>
-          <w:color w:val="993300"/>
-          <w:sz w:val="32"/>
-          <w:szCs w:val="32"/>
-          <w:shd w:val="clear" w:color="auto" w:fill="FFFFFF"/>
-          <w:rtl/>
-        </w:rPr>
-        <w:t xml:space="preserve">בְּשַׁלְוָ֞ה וּבְמִשְׁמַנֵּ֣י מְדִינָה֮ יָבוֹא֒ וְעָשָׂ֗ה אֲשֶׁ֨ר לֹא־עָשׂ֤וּ אֲבֹתָיו֙ וַאֲב֣וֹת אֲבֹתָ֔יו בִּזָּ֧ה וְשָׁלָ֛ל וּרְכ֖וּשׁ לָהֶ֣ם יִבְז֑וֹר וְעַ֧ל מִבְצָרִ֛ים יְחַשֵּׁ֥ב מַחְשְׁבֹתָ֖יו וְעַד־עֵֽת׃ </w:t>
-      </w:r>
-      <w:r>
-        <w:rPr>
-          <w:rFonts w:ascii="SBL Hebrew" w:hAnsi="SBL Hebrew" w:cs="SBL Hebrew"/>
-          <w:b/>
-          <w:bCs/>
-          <w:color w:val="003300"/>
-          <w:sz w:val="32"/>
-          <w:szCs w:val="32"/>
-          <w:shd w:val="clear" w:color="auto" w:fill="FFFFFF"/>
-          <w:vertAlign w:val="superscript"/>
-          <w:rtl/>
-        </w:rPr>
-        <w:t>כה </w:t>
-      </w:r>
-      <w:r>
-        <w:rPr>
-          <w:rFonts w:ascii="SBL Hebrew" w:hAnsi="SBL Hebrew" w:cs="SBL Hebrew"/>
-          <w:color w:val="993300"/>
-          <w:sz w:val="32"/>
-          <w:szCs w:val="32"/>
-          <w:shd w:val="clear" w:color="auto" w:fill="FFFFFF"/>
-          <w:rtl/>
-        </w:rPr>
-        <w:t xml:space="preserve">וְיָעֵר֩ כֹּח֨וֹ וּלְבָב֜וֹ עַל־מֶ֣לֶךְ הַנֶּ֘גֶב֮ בְּחַ֣יִל גָּדוֹל֒ וּמֶ֣לֶךְ הַנֶּ֗גֶב יִתְגָּרֶה֙ לַמִּלְחָמָ֔ה בְּחַֽיִל־גָּד֥וֹל וְעָצ֖וּם עַד־מְאֹ֑ד וְלֹ֣א יַעֲמֹ֔ד כִּֽי־יַחְשְׁב֥וּ עָלָ֖יו מַחֲשָׁבֽוֹת׃ </w:t>
-      </w:r>
-      <w:r>
-        <w:rPr>
-          <w:rFonts w:ascii="SBL Hebrew" w:hAnsi="SBL Hebrew" w:cs="SBL Hebrew"/>
-          <w:b/>
-          <w:bCs/>
-          <w:color w:val="003300"/>
-          <w:sz w:val="32"/>
-          <w:szCs w:val="32"/>
-          <w:shd w:val="clear" w:color="auto" w:fill="FFFFFF"/>
-          <w:vertAlign w:val="superscript"/>
-          <w:rtl/>
-        </w:rPr>
-        <w:t>כו </w:t>
-      </w:r>
-      <w:r>
-        <w:rPr>
-          <w:rFonts w:ascii="SBL Hebrew" w:hAnsi="SBL Hebrew" w:cs="SBL Hebrew"/>
-          <w:color w:val="993300"/>
-          <w:sz w:val="32"/>
-          <w:szCs w:val="32"/>
-          <w:shd w:val="clear" w:color="auto" w:fill="FFFFFF"/>
-          <w:rtl/>
-        </w:rPr>
-        <w:t xml:space="preserve">וְאֹכְלֵ֧י פַת־בָּג֛וֹ יִשְׁבְּר֖וּהוּ וְחֵיל֣וֹ יִשְׁט֑וֹף וְנָפְל֖וּ חֲלָלִ֥ים רַבִּֽים׃ </w:t>
-      </w:r>
-      <w:r>
-        <w:rPr>
-          <w:rFonts w:ascii="SBL Hebrew" w:hAnsi="SBL Hebrew" w:cs="SBL Hebrew"/>
-          <w:b/>
-          <w:bCs/>
-          <w:color w:val="003300"/>
-          <w:sz w:val="32"/>
-          <w:szCs w:val="32"/>
-          <w:shd w:val="clear" w:color="auto" w:fill="FFFFFF"/>
-          <w:vertAlign w:val="superscript"/>
-          <w:rtl/>
-        </w:rPr>
-        <w:t>כז </w:t>
-      </w:r>
-      <w:r>
-        <w:rPr>
-          <w:rFonts w:ascii="SBL Hebrew" w:hAnsi="SBL Hebrew" w:cs="SBL Hebrew"/>
-          <w:color w:val="993300"/>
-          <w:sz w:val="32"/>
-          <w:szCs w:val="32"/>
-          <w:shd w:val="clear" w:color="auto" w:fill="FFFFFF"/>
-          <w:rtl/>
-        </w:rPr>
-        <w:t xml:space="preserve">וּשְׁנֵיהֶ֤ם הַמְּלָכִים֙ לְבָבָ֣ם לְמֵרָ֔ע וְעַל־שֻׁלְחָ֥ן אֶחָ֖ד כָּזָ֣ב יְדַבֵּ֑רוּ וְלֹ֣א תִצְלָ֔ח כִּי־ע֥וֹד קֵ֖ץ לַמּוֹעֵֽד׃ </w:t>
-      </w:r>
-      <w:r>
-        <w:rPr>
-          <w:rFonts w:ascii="SBL Hebrew" w:hAnsi="SBL Hebrew" w:cs="SBL Hebrew"/>
-          <w:b/>
-          <w:bCs/>
-          <w:color w:val="003300"/>
-          <w:sz w:val="32"/>
-          <w:szCs w:val="32"/>
-          <w:shd w:val="clear" w:color="auto" w:fill="FFFFFF"/>
-          <w:vertAlign w:val="superscript"/>
-          <w:rtl/>
-        </w:rPr>
-        <w:t>כח </w:t>
-      </w:r>
-      <w:r>
-        <w:rPr>
-          <w:rFonts w:ascii="SBL Hebrew" w:hAnsi="SBL Hebrew" w:cs="SBL Hebrew"/>
-          <w:color w:val="993300"/>
-          <w:sz w:val="32"/>
-          <w:szCs w:val="32"/>
-          <w:shd w:val="clear" w:color="auto" w:fill="FFFFFF"/>
-          <w:rtl/>
-        </w:rPr>
-        <w:t xml:space="preserve">וְיָשֹׁ֤ב אַרְצוֹ֙ בִּרְכ֣וּשׁ גָּד֔וֹל וּלְבָב֖וֹ עַל־בְּרִ֣ית קֹ֑דֶשׁ וְעָשָׂ֖ה וְשָׁ֥ב לְאַרְצֽוֹ׃ </w:t>
-      </w:r>
-      <w:r>
-        <w:rPr>
-          <w:rFonts w:ascii="SBL Hebrew" w:hAnsi="SBL Hebrew" w:cs="SBL Hebrew"/>
-          <w:b/>
-          <w:bCs/>
-          <w:color w:val="003300"/>
-          <w:sz w:val="32"/>
-          <w:szCs w:val="32"/>
-          <w:shd w:val="clear" w:color="auto" w:fill="FFFFFF"/>
-          <w:vertAlign w:val="superscript"/>
-          <w:rtl/>
-        </w:rPr>
-        <w:t>כט </w:t>
-      </w:r>
-      <w:r>
-        <w:rPr>
-          <w:rFonts w:ascii="SBL Hebrew" w:hAnsi="SBL Hebrew" w:cs="SBL Hebrew"/>
-          <w:color w:val="993300"/>
-          <w:sz w:val="32"/>
-          <w:szCs w:val="32"/>
-          <w:shd w:val="clear" w:color="auto" w:fill="FFFFFF"/>
-          <w:rtl/>
-        </w:rPr>
-        <w:t xml:space="preserve">לַמּוֹעֵ֥ד יָשׁ֖וּב וּבָ֣א בַנֶּ֑גֶב וְלֹֽא־תִהְיֶ֥ה כָרִאשֹׁנָ֖ה וְכָאַחֲרוֹנָֽה׃ </w:t>
-      </w:r>
-      <w:r>
-        <w:rPr>
-          <w:rFonts w:ascii="SBL Hebrew" w:hAnsi="SBL Hebrew" w:cs="SBL Hebrew"/>
-          <w:b/>
-          <w:bCs/>
-          <w:color w:val="003300"/>
-          <w:sz w:val="32"/>
-          <w:szCs w:val="32"/>
-          <w:shd w:val="clear" w:color="auto" w:fill="FFFFFF"/>
-          <w:vertAlign w:val="superscript"/>
-          <w:rtl/>
-        </w:rPr>
-        <w:t>ל </w:t>
-      </w:r>
-      <w:r>
-        <w:rPr>
-          <w:rFonts w:ascii="SBL Hebrew" w:hAnsi="SBL Hebrew" w:cs="SBL Hebrew"/>
-          <w:color w:val="993300"/>
-          <w:sz w:val="32"/>
-          <w:szCs w:val="32"/>
-          <w:shd w:val="clear" w:color="auto" w:fill="FFFFFF"/>
-          <w:rtl/>
-        </w:rPr>
-        <w:t xml:space="preserve">וּבָ֨אוּ ב֜וֹ צִיִּ֤ים כִּתִּים֙ וְנִכְאָ֔ה וְשָׁ֛ב וְזָעַ֥ם עַל־בְּרִֽית־ק֖וֹדֶשׁ וְעָשָׂ֑ה וְשָׁ֣ב וְיָבֵ֔ן עַל־עֹזְבֵ֖י בְּרִ֥ית קֹֽדֶשׁ׃ </w:t>
-      </w:r>
-      <w:r>
-        <w:rPr>
-          <w:rFonts w:ascii="SBL Hebrew" w:hAnsi="SBL Hebrew" w:cs="SBL Hebrew"/>
-          <w:b/>
-          <w:bCs/>
-          <w:color w:val="003300"/>
-          <w:sz w:val="32"/>
-          <w:szCs w:val="32"/>
-          <w:shd w:val="clear" w:color="auto" w:fill="FFFFFF"/>
-          <w:vertAlign w:val="superscript"/>
-          <w:rtl/>
-        </w:rPr>
-        <w:t>לא </w:t>
-      </w:r>
-      <w:r>
-        <w:rPr>
-          <w:rFonts w:ascii="SBL Hebrew" w:hAnsi="SBL Hebrew" w:cs="SBL Hebrew"/>
-          <w:color w:val="993300"/>
-          <w:sz w:val="32"/>
-          <w:szCs w:val="32"/>
-          <w:shd w:val="clear" w:color="auto" w:fill="FFFFFF"/>
-          <w:rtl/>
-        </w:rPr>
-        <w:t xml:space="preserve">וּזְרֹעִ֖ים מִמֶּ֣נּוּ יַעֲמֹ֑דוּ וְחִלְּל֞וּ הַמִּקְדָּ֤שׁ הַמָּעוֹז֙ וְהֵסִ֣ירוּ הַתָּמִ֔יד וְנָתְנ֖וּ </w:t>
+        <w:t>הכיר</w:t>
+      </w:r>
+      <w:r>
+        <w:rPr>
+          <w:rFonts w:ascii="SBL Hebrew" w:hAnsi="SBL Hebrew" w:cs="SBL Hebrew"/>
+          <w:color w:val="993300"/>
+          <w:sz w:val="32"/>
+          <w:szCs w:val="32"/>
+          <w:shd w:val="clear" w:color="auto" w:fill="FFFFFF"/>
+          <w:rtl/>
+        </w:rPr>
+        <w:t xml:space="preserve"> יַכִּ֖יר יַרְבֶּ֣ה כָב֑וֹד וְהִמְשִׁילָם֙ בָּֽרַבִּ֔ים וַאֲדָמָ֖ה יְחַלֵּ֥ק בִּמְחִֽיר׃ </w:t>
+      </w:r>
+      <w:r>
+        <w:rPr>
+          <w:rFonts w:ascii="SBL Hebrew" w:hAnsi="SBL Hebrew" w:cs="SBL Hebrew"/>
+          <w:b/>
+          <w:bCs/>
+          <w:color w:val="003300"/>
+          <w:sz w:val="32"/>
+          <w:szCs w:val="32"/>
+          <w:shd w:val="clear" w:color="auto" w:fill="FFFFFF"/>
+          <w:vertAlign w:val="superscript"/>
+          <w:rtl/>
+        </w:rPr>
+        <w:t>מ </w:t>
+      </w:r>
+      <w:r>
+        <w:rPr>
+          <w:rFonts w:ascii="SBL Hebrew" w:hAnsi="SBL Hebrew" w:cs="SBL Hebrew"/>
+          <w:color w:val="993300"/>
+          <w:sz w:val="32"/>
+          <w:szCs w:val="32"/>
+          <w:shd w:val="clear" w:color="auto" w:fill="FFFFFF"/>
+          <w:rtl/>
+        </w:rPr>
+        <w:t xml:space="preserve">וּבְעֵ֣ת קֵ֗ץ יִתְנַגַּ֤ח עִמּוֹ֙ מֶ֣לֶךְ הַנֶּ֔גֶב וְיִשְׂתָּעֵ֨ר עָלָ֜יו מֶ֣לֶךְ הַצָּפ֗וֹן בְּרֶ֙כֶב֙ וּבְפָ֣רָשִׁ֔ים וּבׇאֳנִיּ֖וֹת רַבּ֑וֹת וּבָ֥א בַאֲרָצ֖וֹת וְשָׁטַ֥ף וְעָבָֽר׃ </w:t>
+      </w:r>
+      <w:r>
+        <w:rPr>
+          <w:rFonts w:ascii="SBL Hebrew" w:hAnsi="SBL Hebrew" w:cs="SBL Hebrew"/>
+          <w:b/>
+          <w:bCs/>
+          <w:color w:val="003300"/>
+          <w:sz w:val="32"/>
+          <w:szCs w:val="32"/>
+          <w:shd w:val="clear" w:color="auto" w:fill="FFFFFF"/>
+          <w:vertAlign w:val="superscript"/>
+          <w:rtl/>
+        </w:rPr>
+        <w:t>מא </w:t>
+      </w:r>
+      <w:r>
+        <w:rPr>
+          <w:rFonts w:ascii="SBL Hebrew" w:hAnsi="SBL Hebrew" w:cs="SBL Hebrew"/>
+          <w:color w:val="993300"/>
+          <w:sz w:val="32"/>
+          <w:szCs w:val="32"/>
+          <w:shd w:val="clear" w:color="auto" w:fill="FFFFFF"/>
+          <w:rtl/>
+        </w:rPr>
+        <w:t xml:space="preserve">וּבָא֙ בְּאֶ֣רֶץ הַצְּבִ֔י וְרַבּ֖וֹת יִכָּשֵׁ֑לוּ וְאֵ֙לֶּה֙ יִמָּלְט֣וּ מִיָּד֔וֹ אֱד֣וֹם וּמוֹאָ֔ב וְרֵאשִׁ֖ית בְּנֵ֥י עַמּֽוֹן׃ </w:t>
+      </w:r>
+      <w:r>
+        <w:rPr>
+          <w:rFonts w:ascii="SBL Hebrew" w:hAnsi="SBL Hebrew" w:cs="SBL Hebrew"/>
+          <w:b/>
+          <w:bCs/>
+          <w:color w:val="003300"/>
+          <w:sz w:val="32"/>
+          <w:szCs w:val="32"/>
+          <w:shd w:val="clear" w:color="auto" w:fill="FFFFFF"/>
+          <w:vertAlign w:val="superscript"/>
+          <w:rtl/>
+        </w:rPr>
+        <w:t>מב </w:t>
+      </w:r>
+      <w:r>
+        <w:rPr>
+          <w:rFonts w:ascii="SBL Hebrew" w:hAnsi="SBL Hebrew" w:cs="SBL Hebrew"/>
+          <w:color w:val="993300"/>
+          <w:sz w:val="32"/>
+          <w:szCs w:val="32"/>
+          <w:shd w:val="clear" w:color="auto" w:fill="FFFFFF"/>
+          <w:rtl/>
+        </w:rPr>
+        <w:t xml:space="preserve">וְיִשְׁלַ֥ח יָד֖וֹ בַּאֲרָצ֑וֹת וְאֶ֣רֶץ מִצְרַ֔יִם לֹ֥א תִהְיֶ֖ה לִפְלֵיטָֽה׃ </w:t>
+      </w:r>
+      <w:r>
+        <w:rPr>
+          <w:rFonts w:ascii="SBL Hebrew" w:hAnsi="SBL Hebrew" w:cs="SBL Hebrew"/>
+          <w:b/>
+          <w:bCs/>
+          <w:color w:val="003300"/>
+          <w:sz w:val="32"/>
+          <w:szCs w:val="32"/>
+          <w:shd w:val="clear" w:color="auto" w:fill="FFFFFF"/>
+          <w:vertAlign w:val="superscript"/>
+          <w:rtl/>
+        </w:rPr>
+        <w:t>מג </w:t>
+      </w:r>
+      <w:r>
+        <w:rPr>
+          <w:rFonts w:ascii="SBL Hebrew" w:hAnsi="SBL Hebrew" w:cs="SBL Hebrew"/>
+          <w:color w:val="993300"/>
+          <w:sz w:val="32"/>
+          <w:szCs w:val="32"/>
+          <w:shd w:val="clear" w:color="auto" w:fill="FFFFFF"/>
+          <w:rtl/>
+        </w:rPr>
+        <w:t xml:space="preserve">וּמָשַׁ֗ל בְּמִכְמַנֵּי֙ הַזָּהָ֣ב וְהַכֶּ֔סֶף וּבְכֹ֖ל חֲמֻד֣וֹת מִצְרָ֑יִם וְלֻבִ֥ים וְכֻשִׁ֖ים </w:t>
       </w:r>
       <w:r>
         <w:rPr>
@@ -12721,329 +13065,7 @@
           <w:rtl/>
         </w:rPr>
         <w:lastRenderedPageBreak/>
-        <w:t xml:space="preserve">הַשִּׁקּ֥וּץ מְשֹׁמֵֽם׃ </w:t>
-      </w:r>
-      <w:r>
-        <w:rPr>
-          <w:rFonts w:ascii="SBL Hebrew" w:hAnsi="SBL Hebrew" w:cs="SBL Hebrew"/>
-          <w:b/>
-          <w:bCs/>
-          <w:color w:val="003300"/>
-          <w:sz w:val="32"/>
-          <w:szCs w:val="32"/>
-          <w:shd w:val="clear" w:color="auto" w:fill="FFFFFF"/>
-          <w:vertAlign w:val="superscript"/>
-          <w:rtl/>
-        </w:rPr>
-        <w:t>לב </w:t>
-      </w:r>
-      <w:r>
-        <w:rPr>
-          <w:rFonts w:ascii="SBL Hebrew" w:hAnsi="SBL Hebrew" w:cs="SBL Hebrew"/>
-          <w:color w:val="993300"/>
-          <w:sz w:val="32"/>
-          <w:szCs w:val="32"/>
-          <w:shd w:val="clear" w:color="auto" w:fill="FFFFFF"/>
-          <w:rtl/>
-        </w:rPr>
-        <w:t xml:space="preserve">וּמַרְשִׁיעֵ֣י בְרִ֔ית יַחֲנִ֖יף בַּחֲלַקּ֑וֹת וְעַ֛ם יֹדְעֵ֥י אֱלֹהָ֖יו יַחֲזִ֥קוּ וְעָשֽׂוּ׃ </w:t>
-      </w:r>
-      <w:r>
-        <w:rPr>
-          <w:rFonts w:ascii="SBL Hebrew" w:hAnsi="SBL Hebrew" w:cs="SBL Hebrew"/>
-          <w:b/>
-          <w:bCs/>
-          <w:color w:val="003300"/>
-          <w:sz w:val="32"/>
-          <w:szCs w:val="32"/>
-          <w:shd w:val="clear" w:color="auto" w:fill="FFFFFF"/>
-          <w:vertAlign w:val="superscript"/>
-          <w:rtl/>
-        </w:rPr>
-        <w:t>לג </w:t>
-      </w:r>
-      <w:r>
-        <w:rPr>
-          <w:rFonts w:ascii="SBL Hebrew" w:hAnsi="SBL Hebrew" w:cs="SBL Hebrew"/>
-          <w:color w:val="993300"/>
-          <w:sz w:val="32"/>
-          <w:szCs w:val="32"/>
-          <w:shd w:val="clear" w:color="auto" w:fill="FFFFFF"/>
-          <w:rtl/>
-        </w:rPr>
-        <w:t xml:space="preserve">וּמַשְׂכִּ֣ילֵי עָ֔ם יָבִ֖ינוּ לָֽרַבִּ֑ים וְנִכְשְׁל֞וּ בְּחֶ֧רֶב וּבְלֶהָבָ֛ה בִּשְׁבִ֥י וּבְבִזָּ֖ה יָמִֽים׃ </w:t>
-      </w:r>
-      <w:r>
-        <w:rPr>
-          <w:rFonts w:ascii="SBL Hebrew" w:hAnsi="SBL Hebrew" w:cs="SBL Hebrew"/>
-          <w:b/>
-          <w:bCs/>
-          <w:color w:val="003300"/>
-          <w:sz w:val="32"/>
-          <w:szCs w:val="32"/>
-          <w:shd w:val="clear" w:color="auto" w:fill="FFFFFF"/>
-          <w:vertAlign w:val="superscript"/>
-          <w:rtl/>
-        </w:rPr>
-        <w:t>לד </w:t>
-      </w:r>
-      <w:r>
-        <w:rPr>
-          <w:rFonts w:ascii="SBL Hebrew" w:hAnsi="SBL Hebrew" w:cs="SBL Hebrew"/>
-          <w:color w:val="993300"/>
-          <w:sz w:val="32"/>
-          <w:szCs w:val="32"/>
-          <w:shd w:val="clear" w:color="auto" w:fill="FFFFFF"/>
-          <w:rtl/>
-        </w:rPr>
-        <w:t xml:space="preserve">וּבְהִכָּ֣שְׁלָ֔ם יֵעָזְר֖וּ עֵ֣זֶר מְעָ֑ט וְנִלְו֧וּ עֲלֵיהֶ֛ם רַבִּ֖ים בַּחֲלַקְלַקּֽוֹת׃ </w:t>
-      </w:r>
-      <w:r>
-        <w:rPr>
-          <w:rFonts w:ascii="SBL Hebrew" w:hAnsi="SBL Hebrew" w:cs="SBL Hebrew"/>
-          <w:b/>
-          <w:bCs/>
-          <w:color w:val="003300"/>
-          <w:sz w:val="32"/>
-          <w:szCs w:val="32"/>
-          <w:shd w:val="clear" w:color="auto" w:fill="FFFFFF"/>
-          <w:vertAlign w:val="superscript"/>
-          <w:rtl/>
-        </w:rPr>
-        <w:t>לה </w:t>
-      </w:r>
-      <w:r>
-        <w:rPr>
-          <w:rFonts w:ascii="SBL Hebrew" w:hAnsi="SBL Hebrew" w:cs="SBL Hebrew"/>
-          <w:color w:val="993300"/>
-          <w:sz w:val="32"/>
-          <w:szCs w:val="32"/>
-          <w:shd w:val="clear" w:color="auto" w:fill="FFFFFF"/>
-          <w:rtl/>
-        </w:rPr>
-        <w:t xml:space="preserve">וּמִן־הַמַּשְׂכִּילִ֣ים יִכָּֽשְׁל֗וּ לִצְר֥וֹף בָּהֶ֛ם וּלְבָרֵ֥ר וְלַלְבֵּ֖ן עַד־עֵ֣ת קֵ֑ץ כִּי־ע֖וֹד לַמּוֹעֵֽד׃ </w:t>
-      </w:r>
-      <w:r>
-        <w:rPr>
-          <w:rFonts w:ascii="SBL Hebrew" w:hAnsi="SBL Hebrew" w:cs="SBL Hebrew"/>
-          <w:b/>
-          <w:bCs/>
-          <w:color w:val="003300"/>
-          <w:sz w:val="32"/>
-          <w:szCs w:val="32"/>
-          <w:shd w:val="clear" w:color="auto" w:fill="FFFFFF"/>
-          <w:vertAlign w:val="superscript"/>
-          <w:rtl/>
-        </w:rPr>
-        <w:t>לו </w:t>
-      </w:r>
-      <w:r>
-        <w:rPr>
-          <w:rFonts w:ascii="SBL Hebrew" w:hAnsi="SBL Hebrew" w:cs="SBL Hebrew"/>
-          <w:color w:val="993300"/>
-          <w:sz w:val="32"/>
-          <w:szCs w:val="32"/>
-          <w:shd w:val="clear" w:color="auto" w:fill="FFFFFF"/>
-          <w:rtl/>
-        </w:rPr>
-        <w:t xml:space="preserve">וְעָשָׂ֨ה כִרְצֹנ֜וֹ הַמֶּ֗לֶךְ וְיִתְרוֹמֵ֤ם וְיִתְגַּדֵּל֙ עַל־כׇּל־אֵ֔ל וְעַל֙ אֵ֣ל אֵלִ֔ים יְדַבֵּ֖ר נִפְלָא֑וֹת וְהִצְלִ֙יחַ֙ עַד־כָּ֣לָה זַ֔עַם כִּ֥י נֶחֱרָצָ֖ה נֶעֱשָֽׂתָה׃ </w:t>
-      </w:r>
-      <w:r>
-        <w:rPr>
-          <w:rFonts w:ascii="SBL Hebrew" w:hAnsi="SBL Hebrew" w:cs="SBL Hebrew"/>
-          <w:b/>
-          <w:bCs/>
-          <w:color w:val="003300"/>
-          <w:sz w:val="32"/>
-          <w:szCs w:val="32"/>
-          <w:shd w:val="clear" w:color="auto" w:fill="FFFFFF"/>
-          <w:vertAlign w:val="superscript"/>
-          <w:rtl/>
-        </w:rPr>
-        <w:t>לז </w:t>
-      </w:r>
-      <w:r>
-        <w:rPr>
-          <w:rFonts w:ascii="SBL Hebrew" w:hAnsi="SBL Hebrew" w:cs="SBL Hebrew"/>
-          <w:color w:val="993300"/>
-          <w:sz w:val="32"/>
-          <w:szCs w:val="32"/>
-          <w:shd w:val="clear" w:color="auto" w:fill="FFFFFF"/>
-          <w:rtl/>
-        </w:rPr>
-        <w:t xml:space="preserve">וְעַל־אֱלֹהֵ֤י אֲבֹתָיו֙ לֹ֣א יָבִ֔ין וְעַל־חֶמְדַּ֥ת נָשִׁ֛ים וְעַֽל־כׇּל־אֱל֖וֹהַּ לֹ֣א יָבִ֑ין כִּ֥י עַל־כֹּ֖ל יִתְגַּדָּֽל׃ </w:t>
-      </w:r>
-      <w:r>
-        <w:rPr>
-          <w:rFonts w:ascii="SBL Hebrew" w:hAnsi="SBL Hebrew" w:cs="SBL Hebrew"/>
-          <w:b/>
-          <w:bCs/>
-          <w:color w:val="003300"/>
-          <w:sz w:val="32"/>
-          <w:szCs w:val="32"/>
-          <w:shd w:val="clear" w:color="auto" w:fill="FFFFFF"/>
-          <w:vertAlign w:val="superscript"/>
-          <w:rtl/>
-        </w:rPr>
-        <w:t>לח </w:t>
-      </w:r>
-      <w:r>
-        <w:rPr>
-          <w:rFonts w:ascii="SBL Hebrew" w:hAnsi="SBL Hebrew" w:cs="SBL Hebrew"/>
-          <w:color w:val="993300"/>
-          <w:sz w:val="32"/>
-          <w:szCs w:val="32"/>
-          <w:shd w:val="clear" w:color="auto" w:fill="FFFFFF"/>
-          <w:rtl/>
-        </w:rPr>
-        <w:t xml:space="preserve">וְלֶאֱלֹ֙הַּ֙ מָֽעֻזִּ֔ים עַל־כַּנּ֖וֹ יְכַבֵּ֑ד וְלֶאֱל֜וֹהַּ אֲשֶׁ֧ר לֹא־יְדָעֻ֣הוּ אֲבֹתָ֗יו יְכַבֵּ֛ד בְּזָהָ֥ב וּבְכֶ֛סֶף וּבְאֶ֥בֶן יְקָרָ֖ה וּבַחֲמֻדֽוֹת׃ </w:t>
-      </w:r>
-      <w:r>
-        <w:rPr>
-          <w:rFonts w:ascii="SBL Hebrew" w:hAnsi="SBL Hebrew" w:cs="SBL Hebrew"/>
-          <w:b/>
-          <w:bCs/>
-          <w:color w:val="003300"/>
-          <w:sz w:val="32"/>
-          <w:szCs w:val="32"/>
-          <w:shd w:val="clear" w:color="auto" w:fill="FFFFFF"/>
-          <w:vertAlign w:val="superscript"/>
-          <w:rtl/>
-        </w:rPr>
-        <w:t>לט </w:t>
-      </w:r>
-      <w:r>
-        <w:rPr>
-          <w:rFonts w:ascii="SBL Hebrew" w:hAnsi="SBL Hebrew" w:cs="SBL Hebrew"/>
-          <w:color w:val="993300"/>
-          <w:sz w:val="32"/>
-          <w:szCs w:val="32"/>
-          <w:shd w:val="clear" w:color="auto" w:fill="FFFFFF"/>
-          <w:rtl/>
-        </w:rPr>
-        <w:t xml:space="preserve">וְעָשָׂ֞ה לְמִבְצְרֵ֤י מָֽעֻזִּים֙ עִם־אֱל֣וֹהַּ נֵכָ֔ר אֲשֶׁ֥ר </w:t>
-      </w:r>
-      <w:r>
-        <w:rPr>
-          <w:rFonts w:ascii="SBL Hebrew" w:hAnsi="SBL Hebrew" w:cs="SBL Hebrew"/>
-          <w:color w:val="808080"/>
-          <w:sz w:val="32"/>
-          <w:szCs w:val="32"/>
-          <w:shd w:val="clear" w:color="auto" w:fill="FFFFFF"/>
-          <w:rtl/>
-        </w:rPr>
-        <w:t>הכיר</w:t>
-      </w:r>
-      <w:r>
-        <w:rPr>
-          <w:rFonts w:ascii="SBL Hebrew" w:hAnsi="SBL Hebrew" w:cs="SBL Hebrew"/>
-          <w:color w:val="993300"/>
-          <w:sz w:val="32"/>
-          <w:szCs w:val="32"/>
-          <w:shd w:val="clear" w:color="auto" w:fill="FFFFFF"/>
-          <w:rtl/>
-        </w:rPr>
-        <w:t xml:space="preserve"> יַכִּ֖יר יַרְבֶּ֣ה כָב֑וֹד וְהִמְשִׁילָם֙ בָּֽרַבִּ֔ים וַאֲדָמָ֖ה יְחַלֵּ֥ק בִּמְחִֽיר׃ </w:t>
-      </w:r>
-      <w:r>
-        <w:rPr>
-          <w:rFonts w:ascii="SBL Hebrew" w:hAnsi="SBL Hebrew" w:cs="SBL Hebrew"/>
-          <w:b/>
-          <w:bCs/>
-          <w:color w:val="003300"/>
-          <w:sz w:val="32"/>
-          <w:szCs w:val="32"/>
-          <w:shd w:val="clear" w:color="auto" w:fill="FFFFFF"/>
-          <w:vertAlign w:val="superscript"/>
-          <w:rtl/>
-        </w:rPr>
-        <w:t>מ </w:t>
-      </w:r>
-      <w:r>
-        <w:rPr>
-          <w:rFonts w:ascii="SBL Hebrew" w:hAnsi="SBL Hebrew" w:cs="SBL Hebrew"/>
-          <w:color w:val="993300"/>
-          <w:sz w:val="32"/>
-          <w:szCs w:val="32"/>
-          <w:shd w:val="clear" w:color="auto" w:fill="FFFFFF"/>
-          <w:rtl/>
-        </w:rPr>
-        <w:t xml:space="preserve">וּבְעֵ֣ת קֵ֗ץ יִתְנַגַּ֤ח עִמּוֹ֙ מֶ֣לֶךְ הַנֶּ֔גֶב וְיִשְׂתָּעֵ֨ר עָלָ֜יו מֶ֣לֶךְ הַצָּפ֗וֹן בְּרֶ֙כֶב֙ וּבְפָ֣רָשִׁ֔ים וּבׇאֳנִיּ֖וֹת רַבּ֑וֹת וּבָ֥א בַאֲרָצ֖וֹת וְשָׁטַ֥ף וְעָבָֽר׃ </w:t>
-      </w:r>
-      <w:r>
-        <w:rPr>
-          <w:rFonts w:ascii="SBL Hebrew" w:hAnsi="SBL Hebrew" w:cs="SBL Hebrew"/>
-          <w:b/>
-          <w:bCs/>
-          <w:color w:val="003300"/>
-          <w:sz w:val="32"/>
-          <w:szCs w:val="32"/>
-          <w:shd w:val="clear" w:color="auto" w:fill="FFFFFF"/>
-          <w:vertAlign w:val="superscript"/>
-          <w:rtl/>
-        </w:rPr>
-        <w:t>מא </w:t>
-      </w:r>
-      <w:r>
-        <w:rPr>
-          <w:rFonts w:ascii="SBL Hebrew" w:hAnsi="SBL Hebrew" w:cs="SBL Hebrew"/>
-          <w:color w:val="993300"/>
-          <w:sz w:val="32"/>
-          <w:szCs w:val="32"/>
-          <w:shd w:val="clear" w:color="auto" w:fill="FFFFFF"/>
-          <w:rtl/>
-        </w:rPr>
-        <w:t xml:space="preserve">וּבָא֙ בְּאֶ֣רֶץ הַצְּבִ֔י וְרַבּ֖וֹת יִכָּשֵׁ֑לוּ וְאֵ֙לֶּה֙ יִמָּלְט֣וּ מִיָּד֔וֹ אֱד֣וֹם וּמוֹאָ֔ב וְרֵאשִׁ֖ית בְּנֵ֥י עַמּֽוֹן׃ </w:t>
-      </w:r>
-      <w:r>
-        <w:rPr>
-          <w:rFonts w:ascii="SBL Hebrew" w:hAnsi="SBL Hebrew" w:cs="SBL Hebrew"/>
-          <w:b/>
-          <w:bCs/>
-          <w:color w:val="003300"/>
-          <w:sz w:val="32"/>
-          <w:szCs w:val="32"/>
-          <w:shd w:val="clear" w:color="auto" w:fill="FFFFFF"/>
-          <w:vertAlign w:val="superscript"/>
-          <w:rtl/>
-        </w:rPr>
-        <w:t>מב </w:t>
-      </w:r>
-      <w:r>
-        <w:rPr>
-          <w:rFonts w:ascii="SBL Hebrew" w:hAnsi="SBL Hebrew" w:cs="SBL Hebrew"/>
-          <w:color w:val="993300"/>
-          <w:sz w:val="32"/>
-          <w:szCs w:val="32"/>
-          <w:shd w:val="clear" w:color="auto" w:fill="FFFFFF"/>
-          <w:rtl/>
-        </w:rPr>
-        <w:t xml:space="preserve">וְיִשְׁלַ֥ח יָד֖וֹ בַּאֲרָצ֑וֹת וְאֶ֣רֶץ מִצְרַ֔יִם לֹ֥א תִהְיֶ֖ה לִפְלֵיטָֽה׃ </w:t>
-      </w:r>
-      <w:r>
-        <w:rPr>
-          <w:rFonts w:ascii="SBL Hebrew" w:hAnsi="SBL Hebrew" w:cs="SBL Hebrew"/>
-          <w:b/>
-          <w:bCs/>
-          <w:color w:val="003300"/>
-          <w:sz w:val="32"/>
-          <w:szCs w:val="32"/>
-          <w:shd w:val="clear" w:color="auto" w:fill="FFFFFF"/>
-          <w:vertAlign w:val="superscript"/>
-          <w:rtl/>
-        </w:rPr>
-        <w:t>מג </w:t>
-      </w:r>
-      <w:r>
-        <w:rPr>
-          <w:rFonts w:ascii="SBL Hebrew" w:hAnsi="SBL Hebrew" w:cs="SBL Hebrew"/>
-          <w:color w:val="993300"/>
-          <w:sz w:val="32"/>
-          <w:szCs w:val="32"/>
-          <w:shd w:val="clear" w:color="auto" w:fill="FFFFFF"/>
-          <w:rtl/>
-        </w:rPr>
-        <w:t xml:space="preserve">וּמָשַׁ֗ל בְּמִכְמַנֵּי֙ הַזָּהָ֣ב וְהַכֶּ֔סֶף וּבְכֹ֖ל חֲמֻד֣וֹת מִצְרָ֑יִם וְלֻבִ֥ים וְכֻשִׁ֖ים בְּמִצְעָדָֽיו׃ </w:t>
+        <w:t xml:space="preserve">בְּמִצְעָדָֽיו׃ </w:t>
       </w:r>
       <w:r>
         <w:rPr>
@@ -13363,19 +13385,7 @@
           <w:shd w:val="clear" w:color="auto" w:fill="FFFFFF"/>
           <w:rtl/>
         </w:rPr>
-        <w:t xml:space="preserve">וַיֹּ֗אמֶר לָאִישׁ֙ לְב֣וּשׁ הַבַּדִּ֔ים אֲשֶׁ֥ר מִמַּ֖עַל לְמֵימֵ֣י הַיְאֹ֑ר עַד־מָתַ֖י קֵ֥ץ </w:t>
-      </w:r>
-      <w:r>
-        <w:rPr>
-          <w:rFonts w:ascii="SBL Hebrew" w:hAnsi="SBL Hebrew" w:cs="SBL Hebrew"/>
-          <w:color w:val="993300"/>
-          <w:sz w:val="32"/>
-          <w:szCs w:val="32"/>
-          <w:shd w:val="clear" w:color="auto" w:fill="FFFFFF"/>
-          <w:rtl/>
-        </w:rPr>
-        <w:lastRenderedPageBreak/>
-        <w:t xml:space="preserve">הַפְּלָאֽוֹת׃ </w:t>
+        <w:t xml:space="preserve">וַיֹּ֗אמֶר לָאִישׁ֙ לְב֣וּשׁ הַבַּדִּ֔ים אֲשֶׁ֥ר מִמַּ֖עַל לְמֵימֵ֣י הַיְאֹ֑ר עַד־מָתַ֖י קֵ֥ץ הַפְּלָאֽוֹת׃ </w:t>
       </w:r>
       <w:r>
         <w:rPr>
@@ -13400,7 +13410,7 @@
           <w:shd w:val="clear" w:color="auto" w:fill="FFFFFF"/>
           <w:rtl/>
         </w:rPr>
-        <w:t xml:space="preserve">וָאֶשְׁמַ֞ע אֶת־הָאִ֣ישׁ ׀ לְב֣וּשׁ הַבַּדִּ֗ים אֲשֶׁ֣ר מִמַּ֘עַל֮ לְמֵימֵ֣י הַיְאֹר֒ וַיָּ֨רֶם יְמִינ֤וֹ וּשְׂמֹאלוֹ֙ אֶל־הַשָּׁמַ֔יִם וַיִּשָּׁבַ֖ע בְּחֵ֣י הָעוֹלָ֑ם כִּי֩ לְמוֹעֵ֨ד מֽוֹעֲדִ֜ים וָחֵ֗צִי וּכְכַלּ֛וֹת נַפֵּ֥ץ יַד־עַם־קֹ֖דֶשׁ תִּכְלֶ֥ינָה כׇל־אֵֽלֶּה׃ </w:t>
+        <w:t xml:space="preserve">וָאֶשְׁמַ֞ע אֶת־הָאִ֣ישׁ׀ לְב֣וּשׁ הַבַּדִּ֗ים אֲשֶׁ֣ר מִמַּ֘עַל֮ לְמֵימֵ֣י הַיְאֹר֒ וַיָּ֨רֶם יְמִינ֤וֹ וּשְׂמֹאלוֹ֙ אֶל־הַשָּׁמַ֔יִם וַיִּשָּׁבַ֖ע בְּחֵ֣י הָעוֹלָ֑ם כִּי֩ לְמוֹעֵ֨ד מֽוֹעֲדִ֜ים וָחֵ֗צִי וּכְכַלּ֛וֹת נַפֵּ֥ץ יַד־עַם־קֹ֖דֶשׁ תִּכְלֶ֥ינָה כׇל־אֵֽלֶּה׃ </w:t>
       </w:r>
       <w:r>
         <w:rPr>
